--- a/Управление IT-сервисами (Кузнецова)/Бизнес-план.docx
+++ b/Управление IT-сервисами (Кузнецова)/Бизнес-план.docx
@@ -350,7 +350,6 @@
         <w:ind w:left="-5"/>
       </w:pPr>
       <w:r>
-        <w:lastRenderedPageBreak/>
         <w:t xml:space="preserve">- приобрести навыки по анализу методик, с вязанных с составлением бизнес-планов; </w:t>
       </w:r>
       <w:r>
@@ -462,7 +461,6 @@
         <w:rPr>
           <w:b/>
         </w:rPr>
-        <w:lastRenderedPageBreak/>
         <w:t xml:space="preserve">Шаблон учебного бизнес-плана </w:t>
       </w:r>
     </w:p>
@@ -1533,7 +1531,6 @@
         <w:rPr>
           <w:b/>
         </w:rPr>
-        <w:lastRenderedPageBreak/>
         <w:t xml:space="preserve">ОПИСАНИЕ ПРОЕКТА </w:t>
       </w:r>
     </w:p>
@@ -1556,6 +1553,7 @@
           <w:u w:val="single"/>
         </w:rPr>
       </w:pPr>
+      <w:bookmarkStart w:id="0" w:name="_Hlk229083662"/>
       <w:proofErr w:type="spellStart"/>
       <w:r>
         <w:rPr>
@@ -1572,6 +1570,7 @@
         </w:rPr>
         <w:t xml:space="preserve"> Planner</w:t>
       </w:r>
+      <w:bookmarkEnd w:id="0"/>
       <w:r>
         <w:rPr>
           <w:u w:val="single"/>
@@ -2298,10 +2297,7 @@
               <w:ind w:left="0" w:firstLine="0"/>
             </w:pPr>
             <w:r>
-              <w:t xml:space="preserve"> </w:t>
-            </w:r>
-            <w:r>
-              <w:t>2 400 000</w:t>
+              <w:t>10000000</w:t>
             </w:r>
           </w:p>
         </w:tc>
@@ -2372,10 +2368,7 @@
               <w:ind w:left="0" w:firstLine="0"/>
             </w:pPr>
             <w:r>
-              <w:t xml:space="preserve"> </w:t>
-            </w:r>
-            <w:r>
-              <w:t>2 400 000</w:t>
+              <w:t>10000000</w:t>
             </w:r>
           </w:p>
         </w:tc>
@@ -3569,7 +3562,6 @@
               <w:rPr>
                 <w:b/>
               </w:rPr>
-              <w:lastRenderedPageBreak/>
               <w:t xml:space="preserve"> </w:t>
             </w:r>
           </w:p>
@@ -3696,8 +3688,24 @@
       <w:pPr>
         <w:ind w:left="-5"/>
       </w:pPr>
+      <w:proofErr w:type="spellStart"/>
       <w:r>
-        <w:t xml:space="preserve">____________________________________________________________________ </w:t>
+        <w:rPr>
+          <w:u w:val="single"/>
+          <w:lang w:val="en-US"/>
+        </w:rPr>
+        <w:t>SmartTravel</w:t>
+      </w:r>
+      <w:proofErr w:type="spellEnd"/>
+      <w:r>
+        <w:rPr>
+          <w:u w:val="single"/>
+          <w:lang w:val="en-US"/>
+        </w:rPr>
+        <w:t xml:space="preserve"> Planner</w:t>
+      </w:r>
+      <w:r>
+        <w:t xml:space="preserve">__________________________________________________________________ </w:t>
       </w:r>
     </w:p>
     <w:p>
@@ -3731,7 +3739,10 @@
         <w:ind w:left="-5"/>
       </w:pPr>
       <w:r>
-        <w:t xml:space="preserve">____________________________________________________________________ </w:t>
+        <w:rPr>
+          <w:u w:val="single"/>
+        </w:rPr>
+        <w:t>Современный онлайн-сервис и мобильное приложение для самостоятельного планирования путешествий. Пользователь может быстро и удобно создавать индивидуальные маршруты по России и миру, выбирая достопримечательности, транспорт, жилье и бюджет. Прдукт ориентирован на самостоятельных путешественников, семьи, молодежь и корпортаивных клиентов, предлагая интуитивный интерфейс, интеграцию с популярными картами и сервисами бронирования, а также персонализированные рекомендации.</w:t>
       </w:r>
     </w:p>
     <w:p>
@@ -3888,12 +3899,116 @@
           </w:p>
           <w:p>
             <w:pPr>
-              <w:spacing w:after="0" w:line="259" w:lineRule="auto"/>
-              <w:ind w:left="0" w:firstLine="0"/>
-            </w:pPr>
-            <w:r>
-              <w:t xml:space="preserve"> </w:t>
-            </w:r>
+              <w:spacing w:after="91" w:line="259" w:lineRule="auto"/>
+              <w:ind w:left="0" w:firstLine="0"/>
+              <w:rPr>
+                <w:b/>
+              </w:rPr>
+            </w:pPr>
+            <w:r>
+              <w:rPr>
+                <w:b/>
+              </w:rPr>
+              <w:t>Уникальность и локализация:</w:t>
+            </w:r>
+          </w:p>
+          <w:p>
+            <w:pPr>
+              <w:spacing w:after="91" w:line="259" w:lineRule="auto"/>
+              <w:ind w:left="0" w:firstLine="0"/>
+            </w:pPr>
+            <w:r>
+              <w:t xml:space="preserve">продукт ориентирован на российский рынок, учитывает местные особенности, интеграцию с отечественными сервисами (2 ГИС, </w:t>
+            </w:r>
+            <w:proofErr w:type="spellStart"/>
+            <w:r>
+              <w:t>Яндекс.Карты</w:t>
+            </w:r>
+            <w:proofErr w:type="spellEnd"/>
+            <w:r>
+              <w:t>, российский агрегаторы билетов и жилья.</w:t>
+            </w:r>
+          </w:p>
+          <w:p>
+            <w:pPr>
+              <w:spacing w:after="91" w:line="259" w:lineRule="auto"/>
+              <w:ind w:left="0" w:firstLine="0"/>
+              <w:rPr>
+                <w:b/>
+              </w:rPr>
+            </w:pPr>
+            <w:r>
+              <w:rPr>
+                <w:b/>
+              </w:rPr>
+              <w:t>Гибкость и персонализация:</w:t>
+            </w:r>
+          </w:p>
+          <w:p>
+            <w:pPr>
+              <w:spacing w:after="91" w:line="259" w:lineRule="auto"/>
+              <w:ind w:left="0" w:firstLine="0"/>
+            </w:pPr>
+            <w:r>
+              <w:t>возможность создавать индивидуальные маршруты с учетом бюджета, времени, интересов пользователя.</w:t>
+            </w:r>
+          </w:p>
+          <w:p>
+            <w:pPr>
+              <w:spacing w:after="91" w:line="259" w:lineRule="auto"/>
+              <w:ind w:left="0" w:firstLine="0"/>
+              <w:rPr>
+                <w:b/>
+              </w:rPr>
+            </w:pPr>
+            <w:r>
+              <w:rPr>
+                <w:b/>
+              </w:rPr>
+              <w:t>Технологичность:</w:t>
+            </w:r>
+          </w:p>
+          <w:p>
+            <w:pPr>
+              <w:spacing w:after="91" w:line="259" w:lineRule="auto"/>
+              <w:ind w:left="0" w:firstLine="0"/>
+            </w:pPr>
+            <w:r>
+              <w:t>современный интерфейс, поддержка онлайн-режима, кроссплатформенность.</w:t>
+            </w:r>
+          </w:p>
+          <w:p>
+            <w:pPr>
+              <w:spacing w:after="91" w:line="259" w:lineRule="auto"/>
+              <w:ind w:left="0" w:firstLine="0"/>
+              <w:rPr>
+                <w:b/>
+              </w:rPr>
+            </w:pPr>
+            <w:r>
+              <w:rPr>
+                <w:b/>
+              </w:rPr>
+              <w:t>Потенциал для масштабирования:</w:t>
+            </w:r>
+          </w:p>
+          <w:p>
+            <w:pPr>
+              <w:spacing w:after="91" w:line="259" w:lineRule="auto"/>
+              <w:ind w:left="0" w:firstLine="0"/>
+            </w:pPr>
+            <w:r>
+              <w:t>л</w:t>
+            </w:r>
+            <w:r>
+              <w:t>егко добавлять новые страны, города, функции и партнерские интеграции.</w:t>
+            </w:r>
+          </w:p>
+          <w:p>
+            <w:pPr>
+              <w:spacing w:after="91" w:line="259" w:lineRule="auto"/>
+              <w:ind w:left="0" w:firstLine="0"/>
+            </w:pPr>
           </w:p>
         </w:tc>
         <w:tc>
@@ -3939,9 +4054,120 @@
             <w:pPr>
               <w:spacing w:after="0" w:line="259" w:lineRule="auto"/>
               <w:ind w:left="0" w:firstLine="0"/>
-            </w:pPr>
-            <w:r>
-              <w:t xml:space="preserve"> </w:t>
+              <w:rPr>
+                <w:b/>
+              </w:rPr>
+            </w:pPr>
+            <w:r>
+              <w:rPr>
+                <w:b/>
+              </w:rPr>
+              <w:t>Рост интереса к самостоятельным путешествиям:</w:t>
+            </w:r>
+          </w:p>
+          <w:p>
+            <w:pPr>
+              <w:spacing w:after="0" w:line="259" w:lineRule="auto"/>
+              <w:ind w:left="0" w:firstLine="0"/>
+            </w:pPr>
+            <w:r>
+              <w:t>Все больше людей предпочитают планировать поездки самостоятельно, особенно среди молодежи и семей.</w:t>
+            </w:r>
+          </w:p>
+          <w:p>
+            <w:pPr>
+              <w:spacing w:after="0" w:line="259" w:lineRule="auto"/>
+              <w:ind w:left="0" w:firstLine="0"/>
+            </w:pPr>
+            <w:r>
+              <w:rPr>
+                <w:b/>
+              </w:rPr>
+              <w:t>Развитие внутреннего туризма:</w:t>
+            </w:r>
+            <w:r>
+              <w:t xml:space="preserve"> </w:t>
+            </w:r>
+            <w:r>
+              <w:t>государственная поддержка, интерес к поездкам по России.</w:t>
+            </w:r>
+          </w:p>
+          <w:p>
+            <w:pPr>
+              <w:spacing w:after="0" w:line="259" w:lineRule="auto"/>
+              <w:ind w:left="0" w:firstLine="0"/>
+              <w:rPr>
+                <w:b/>
+              </w:rPr>
+            </w:pPr>
+            <w:r>
+              <w:rPr>
+                <w:b/>
+              </w:rPr>
+              <w:t>Партнерства и коллаборации:</w:t>
+            </w:r>
+          </w:p>
+          <w:p>
+            <w:pPr>
+              <w:spacing w:after="0" w:line="259" w:lineRule="auto"/>
+              <w:ind w:left="0" w:firstLine="0"/>
+            </w:pPr>
+            <w:r>
+              <w:t>сотрудничество с туристическими агентствами, блогерами, транспортными и сервисными компаниями.</w:t>
+            </w:r>
+          </w:p>
+          <w:p>
+            <w:pPr>
+              <w:spacing w:after="0" w:line="259" w:lineRule="auto"/>
+              <w:ind w:left="0" w:firstLine="0"/>
+              <w:rPr>
+                <w:b/>
+              </w:rPr>
+            </w:pPr>
+            <w:r>
+              <w:rPr>
+                <w:b/>
+              </w:rPr>
+              <w:t>Внедрение новых технологий:</w:t>
+            </w:r>
+          </w:p>
+          <w:p>
+            <w:pPr>
+              <w:spacing w:after="0" w:line="259" w:lineRule="auto"/>
+              <w:ind w:left="0" w:firstLine="0"/>
+            </w:pPr>
+            <w:r>
+              <w:t xml:space="preserve">использование </w:t>
+            </w:r>
+            <w:r>
+              <w:rPr>
+                <w:lang w:val="en-US"/>
+              </w:rPr>
+              <w:t>Al</w:t>
+            </w:r>
+            <w:r>
+              <w:t xml:space="preserve"> для персонализации маршрутов, развитие </w:t>
+            </w:r>
+            <w:r>
+              <w:rPr>
+                <w:lang w:val="en-US"/>
+              </w:rPr>
+              <w:t>AR</w:t>
+            </w:r>
+            <w:r>
+              <w:t>/</w:t>
+            </w:r>
+            <w:r>
+              <w:rPr>
+                <w:lang w:val="en-US"/>
+              </w:rPr>
+              <w:t>VR</w:t>
+            </w:r>
+            <w:r>
+              <w:t xml:space="preserve"> </w:t>
+            </w:r>
+            <w:r>
+              <w:t>для виртуальных экскурсий.</w:t>
             </w:r>
           </w:p>
         </w:tc>
@@ -3993,16 +4219,109 @@
             <w:pPr>
               <w:spacing w:after="0" w:line="259" w:lineRule="auto"/>
               <w:ind w:left="0" w:firstLine="0"/>
-            </w:pPr>
-            <w:r>
-              <w:t xml:space="preserve"> </w:t>
-            </w:r>
-          </w:p>
-          <w:p>
-            <w:pPr>
-              <w:spacing w:after="0" w:line="259" w:lineRule="auto"/>
-              <w:ind w:left="0" w:firstLine="0"/>
-            </w:pPr>
+              <w:rPr>
+                <w:b/>
+              </w:rPr>
+            </w:pPr>
+            <w:r>
+              <w:rPr>
+                <w:b/>
+              </w:rPr>
+              <w:t>Высокая конкуренция:</w:t>
+            </w:r>
+          </w:p>
+          <w:p>
+            <w:pPr>
+              <w:spacing w:after="0" w:line="259" w:lineRule="auto"/>
+              <w:ind w:left="0" w:firstLine="0"/>
+            </w:pPr>
+            <w:r>
+              <w:t>н</w:t>
+            </w:r>
+            <w:r>
+              <w:t>а рынке уже есть крупные агрегаторы и международные сервисы.</w:t>
+            </w:r>
+          </w:p>
+          <w:p>
+            <w:pPr>
+              <w:spacing w:after="0" w:line="259" w:lineRule="auto"/>
+              <w:ind w:left="0" w:firstLine="0"/>
+              <w:rPr>
+                <w:b/>
+              </w:rPr>
+            </w:pPr>
+            <w:r>
+              <w:rPr>
+                <w:b/>
+              </w:rPr>
+              <w:t>Зависимость от партнеров:</w:t>
+            </w:r>
+          </w:p>
+          <w:p>
+            <w:pPr>
+              <w:spacing w:after="0" w:line="259" w:lineRule="auto"/>
+              <w:ind w:left="0" w:firstLine="0"/>
+            </w:pPr>
+            <w:r>
+              <w:t>н</w:t>
+            </w:r>
+            <w:r>
+              <w:t>еобходимость интеграции с внешними сервисами (бронирование, транспорт), что может ограничивать функционал</w:t>
+            </w:r>
+            <w:r>
+              <w:t xml:space="preserve"> или увеличивать издержки.</w:t>
+            </w:r>
+          </w:p>
+          <w:p>
+            <w:pPr>
+              <w:spacing w:after="0" w:line="259" w:lineRule="auto"/>
+              <w:ind w:left="0" w:firstLine="0"/>
+              <w:rPr>
+                <w:b/>
+              </w:rPr>
+            </w:pPr>
+            <w:r>
+              <w:rPr>
+                <w:b/>
+              </w:rPr>
+              <w:t>Необходимость постоянных обновлений:</w:t>
+            </w:r>
+          </w:p>
+          <w:p>
+            <w:pPr>
+              <w:spacing w:after="0" w:line="259" w:lineRule="auto"/>
+              <w:ind w:left="0" w:firstLine="0"/>
+            </w:pPr>
+            <w:r>
+              <w:t>требуется регулярная поддержка, доработка, адаптация под новые устройства и ОС.</w:t>
+            </w:r>
+          </w:p>
+          <w:p>
+            <w:pPr>
+              <w:spacing w:after="0" w:line="259" w:lineRule="auto"/>
+              <w:ind w:left="0" w:firstLine="0"/>
+              <w:rPr>
+                <w:b/>
+              </w:rPr>
+            </w:pPr>
+            <w:r>
+              <w:rPr>
+                <w:b/>
+              </w:rPr>
+              <w:t>Ограниченный бюджет на старте:</w:t>
+            </w:r>
+          </w:p>
+          <w:p>
+            <w:pPr>
+              <w:spacing w:after="0" w:line="259" w:lineRule="auto"/>
+              <w:ind w:left="0" w:firstLine="0"/>
+            </w:pPr>
+            <w:r>
+              <w:t>к</w:t>
+            </w:r>
+            <w:r>
+              <w:t>ак у ИП, ресурсы на маркетинг и разработку могут быть ограничены.</w:t>
+            </w:r>
             <w:r>
               <w:t xml:space="preserve"> </w:t>
             </w:r>
@@ -4051,9 +4370,72 @@
             <w:pPr>
               <w:spacing w:after="0" w:line="259" w:lineRule="auto"/>
               <w:ind w:left="0" w:firstLine="0"/>
-            </w:pPr>
-            <w:r>
-              <w:t xml:space="preserve"> </w:t>
+              <w:rPr>
+                <w:b/>
+              </w:rPr>
+            </w:pPr>
+            <w:r>
+              <w:rPr>
+                <w:b/>
+              </w:rPr>
+              <w:t>Появление новых конкурентов:</w:t>
+            </w:r>
+          </w:p>
+          <w:p>
+            <w:pPr>
+              <w:spacing w:after="0" w:line="259" w:lineRule="auto"/>
+              <w:ind w:left="0" w:firstLine="0"/>
+            </w:pPr>
+            <w:r>
+              <w:t>Крупные игроки могут быстро скопировать удачные функции.</w:t>
+            </w:r>
+          </w:p>
+          <w:p>
+            <w:pPr>
+              <w:spacing w:after="0" w:line="259" w:lineRule="auto"/>
+              <w:ind w:left="0" w:firstLine="0"/>
+              <w:rPr>
+                <w:b/>
+              </w:rPr>
+            </w:pPr>
+            <w:r>
+              <w:rPr>
+                <w:b/>
+              </w:rPr>
+              <w:t>Изменения в законодательстве:</w:t>
+            </w:r>
+          </w:p>
+          <w:p>
+            <w:pPr>
+              <w:spacing w:after="0" w:line="259" w:lineRule="auto"/>
+              <w:ind w:left="0" w:firstLine="0"/>
+            </w:pPr>
+            <w:r>
+              <w:t>новые требования к обработке персональных данных, туризму, онлайн-сервисам.</w:t>
+            </w:r>
+          </w:p>
+          <w:p>
+            <w:pPr>
+              <w:spacing w:after="0" w:line="259" w:lineRule="auto"/>
+              <w:ind w:left="0" w:firstLine="0"/>
+              <w:rPr>
+                <w:b/>
+              </w:rPr>
+            </w:pPr>
+            <w:r>
+              <w:rPr>
+                <w:b/>
+              </w:rPr>
+              <w:t>Технические риски:</w:t>
+            </w:r>
+          </w:p>
+          <w:p>
+            <w:pPr>
+              <w:spacing w:after="0" w:line="259" w:lineRule="auto"/>
+              <w:ind w:left="0" w:firstLine="0"/>
+            </w:pPr>
+            <w:r>
+              <w:t>сбои, утечки данных, негативные отзывы из-за ошибок в работе приложения.</w:t>
             </w:r>
           </w:p>
         </w:tc>
@@ -4076,21 +4458,49 @@
         <w:ind w:left="-5"/>
       </w:pPr>
       <w:r>
-        <w:t xml:space="preserve">____________________________________________________________________ </w:t>
+        <w:rPr>
+          <w:u w:val="single"/>
+        </w:rPr>
+        <w:t>Самостоятельные путешественники, предпочитающие сами планировать поездки, а не пользоваться готовыми турами; туристические форумы, блоги, соцсети</w:t>
       </w:r>
-    </w:p>
-    <w:p>
-      <w:pPr>
-        <w:ind w:left="-5"/>
-      </w:pPr>
       <w:r>
-        <w:t xml:space="preserve">____________________________________________________________________ </w:t>
+        <w:rPr>
+          <w:u w:val="single"/>
+        </w:rPr>
+        <w:t>;</w:t>
+      </w:r>
+      <w:r>
+        <w:rPr>
+          <w:u w:val="single"/>
+        </w:rPr>
+        <w:t xml:space="preserve"> корпоративные клиенты, организующие </w:t>
+      </w:r>
+      <w:r>
+        <w:rPr>
+          <w:u w:val="single"/>
+        </w:rPr>
+        <w:t>командировки с учетом оптимизации логистики</w:t>
+      </w:r>
+      <w:r>
+        <w:rPr>
+          <w:u w:val="single"/>
+        </w:rPr>
+        <w:t>,</w:t>
+      </w:r>
+      <w:r>
+        <w:rPr>
+          <w:u w:val="single"/>
+        </w:rPr>
+        <w:t xml:space="preserve"> учета времени, интеграцией с корпоративными системами.</w:t>
       </w:r>
     </w:p>
     <w:p>
       <w:pPr>
         <w:spacing w:after="4"/>
         <w:ind w:left="-5" w:right="497"/>
+        <w:rPr>
+          <w:b/>
+        </w:rPr>
       </w:pPr>
       <w:r>
         <w:rPr>
@@ -4110,7 +4520,19 @@
         <w:rPr>
           <w:b/>
         </w:rPr>
-        <w:t xml:space="preserve">объем выпуска продукции/ количество потребителей)*100% Доля рынка =_______________________________________________________ Конкуренты: </w:t>
+        <w:t xml:space="preserve">объем выпуска продукции/ количество потребителей)*100% Доля рынка =_______________________________________________________ </w:t>
+      </w:r>
+    </w:p>
+    <w:p>
+      <w:pPr>
+        <w:spacing w:after="4"/>
+        <w:ind w:left="-5" w:right="497"/>
+      </w:pPr>
+      <w:r>
+        <w:rPr>
+          <w:b/>
+        </w:rPr>
+        <w:t xml:space="preserve">Конкуренты: </w:t>
       </w:r>
     </w:p>
     <w:tbl>
@@ -4126,10 +4548,10 @@
         <w:tblLook w:val="04A0" w:firstRow="1" w:lastRow="0" w:firstColumn="1" w:lastColumn="0" w:noHBand="0" w:noVBand="1"/>
       </w:tblPr>
       <w:tblGrid>
-        <w:gridCol w:w="2979"/>
-        <w:gridCol w:w="1855"/>
-        <w:gridCol w:w="1985"/>
-        <w:gridCol w:w="2977"/>
+        <w:gridCol w:w="2545"/>
+        <w:gridCol w:w="2658"/>
+        <w:gridCol w:w="1928"/>
+        <w:gridCol w:w="2665"/>
       </w:tblGrid>
       <w:tr>
         <w:trPr>
@@ -4333,9 +4755,23 @@
             <w:pPr>
               <w:spacing w:after="0" w:line="259" w:lineRule="auto"/>
               <w:ind w:left="0" w:firstLine="0"/>
-            </w:pPr>
-            <w:r>
-              <w:t xml:space="preserve"> </w:t>
+              <w:rPr>
+                <w:lang w:val="en-US"/>
+              </w:rPr>
+            </w:pPr>
+            <w:r>
+              <w:t xml:space="preserve"> </w:t>
+            </w:r>
+            <w:proofErr w:type="spellStart"/>
+            <w:r>
+              <w:t>Trip</w:t>
+            </w:r>
+            <w:proofErr w:type="spellEnd"/>
+            <w:r>
+              <w:rPr>
+                <w:lang w:val="en-US"/>
+              </w:rPr>
+              <w:t>Advisor</w:t>
             </w:r>
           </w:p>
         </w:tc>
@@ -4357,6 +4793,9 @@
             <w:r>
               <w:t xml:space="preserve"> </w:t>
             </w:r>
+            <w:r>
+              <w:t>Огромная база отзывов, широкий охват, удобный интерфейс, многофункциональность, активное сообщество, мобильное приложение, инструменты для бизнеса.</w:t>
+            </w:r>
           </w:p>
         </w:tc>
         <w:tc>
@@ -4377,6 +4816,18 @@
             <w:r>
               <w:t xml:space="preserve"> </w:t>
             </w:r>
+            <w:r>
+              <w:t xml:space="preserve">Проблемы с качеством некоторых отзывов, зависимость от </w:t>
+            </w:r>
+            <w:r>
+              <w:rPr>
+                <w:lang w:val="en-US"/>
+              </w:rPr>
+              <w:t>SEO</w:t>
+            </w:r>
+            <w:r>
+              <w:t>, высокие комиссии для бизнеса, недостаточная фильтрация спама, нехватка персонализации.</w:t>
+            </w:r>
           </w:p>
         </w:tc>
         <w:tc>
@@ -4396,6 +4847,12 @@
             </w:pPr>
             <w:r>
               <w:t xml:space="preserve"> </w:t>
+            </w:r>
+            <w:r>
+              <w:t>Остается мощным инструментом для путешественников, благодаря своей масштабности и удобству. Однако, как и любая крупная платформа, она сталкивается с проблемами управления контентом</w:t>
+            </w:r>
+            <w:r>
+              <w:t xml:space="preserve"> и поддержания высокой степени доверия среди пользователей.</w:t>
             </w:r>
           </w:p>
         </w:tc>
@@ -4418,9 +4875,18 @@
             <w:pPr>
               <w:spacing w:after="0" w:line="259" w:lineRule="auto"/>
               <w:ind w:left="0" w:firstLine="0"/>
-            </w:pPr>
-            <w:r>
-              <w:t xml:space="preserve"> </w:t>
+              <w:rPr>
+                <w:lang w:val="en-US"/>
+              </w:rPr>
+            </w:pPr>
+            <w:r>
+              <w:t xml:space="preserve"> </w:t>
+            </w:r>
+            <w:r>
+              <w:rPr>
+                <w:lang w:val="en-US"/>
+              </w:rPr>
+              <w:t>Airbnb Experiences</w:t>
             </w:r>
           </w:p>
         </w:tc>
@@ -4440,7 +4906,7 @@
               <w:ind w:left="0" w:firstLine="0"/>
             </w:pPr>
             <w:r>
-              <w:t xml:space="preserve"> </w:t>
+              <w:t>Уникальность предложений, погружение в местную культуру, возможность взаимодействия с местным сообществом, разнообразие мероприятий, проверенная безопасность, социальный аспект.</w:t>
             </w:r>
           </w:p>
         </w:tc>
@@ -4462,6 +4928,9 @@
             <w:r>
               <w:t xml:space="preserve"> </w:t>
             </w:r>
+            <w:r>
+              <w:t>Цена, качество варьируется, ограниченность выбора в небольших городах, необходимость предварительной подготовки, языковой барьер, недостаточно развитая система обратной связи.</w:t>
+            </w:r>
           </w:p>
         </w:tc>
         <w:tc>
@@ -4479,6 +4948,21 @@
               <w:spacing w:after="0" w:line="259" w:lineRule="auto"/>
               <w:ind w:left="0" w:firstLine="0"/>
             </w:pPr>
+            <w:r>
+              <w:t xml:space="preserve"> </w:t>
+            </w:r>
+            <w:r>
+              <w:t>Представляет собой интересный и перспективный продукт, позволяющий путешественникам получать насыщенные впечатления. Однако, для дальнейшего роста популярности и улучшения клиентского опыта, платформе необходимо удел</w:t>
+            </w:r>
+            <w:r>
+              <w:t>и</w:t>
+            </w:r>
+            <w:r>
+              <w:t>ть</w:t>
+            </w:r>
+            <w:r>
+              <w:t xml:space="preserve"> внимание вопросам повышения стабильности качества услуг, расширению географии присутствия и улучшению коммуникации с пользователем.</w:t>
+            </w:r>
             <w:r>
               <w:t xml:space="preserve"> </w:t>
             </w:r>
@@ -5311,6 +5795,9 @@
             <w:r>
               <w:t xml:space="preserve">  </w:t>
             </w:r>
+            <w:r>
+              <w:t>50 000</w:t>
+            </w:r>
           </w:p>
         </w:tc>
         <w:tc>
@@ -5331,6 +5818,9 @@
             <w:r>
               <w:t xml:space="preserve">  </w:t>
             </w:r>
+            <w:r>
+              <w:t>50 000</w:t>
+            </w:r>
           </w:p>
         </w:tc>
         <w:tc>
@@ -5351,6 +5841,9 @@
             <w:r>
               <w:t xml:space="preserve">  </w:t>
             </w:r>
+            <w:r>
+              <w:t>50 000</w:t>
+            </w:r>
           </w:p>
         </w:tc>
         <w:tc>
@@ -5371,6 +5864,9 @@
             <w:r>
               <w:t xml:space="preserve">  </w:t>
             </w:r>
+            <w:r>
+              <w:t>50 000</w:t>
+            </w:r>
           </w:p>
         </w:tc>
         <w:tc>
@@ -5389,7 +5885,7 @@
               <w:ind w:left="0" w:firstLine="0"/>
             </w:pPr>
             <w:r>
-              <w:t xml:space="preserve"> </w:t>
+              <w:t>200 000</w:t>
             </w:r>
           </w:p>
         </w:tc>
@@ -5456,6 +5952,9 @@
             <w:r>
               <w:t xml:space="preserve">  </w:t>
             </w:r>
+            <w:r>
+              <w:t>80 000</w:t>
+            </w:r>
           </w:p>
         </w:tc>
         <w:tc>
@@ -5471,21 +5970,44 @@
           <w:p>
             <w:pPr>
               <w:spacing w:after="0" w:line="259" w:lineRule="auto"/>
+              <w:ind w:left="0" w:firstLine="0"/>
+            </w:pPr>
+            <w:r>
+              <w:t>80 000</w:t>
+            </w:r>
+          </w:p>
+        </w:tc>
+        <w:tc>
+          <w:tcPr>
+            <w:tcW w:w="1188" w:type="dxa"/>
+            <w:tcBorders>
+              <w:top w:val="single" w:sz="4" w:space="0" w:color="000000"/>
+              <w:left w:val="single" w:sz="4" w:space="0" w:color="000000"/>
+              <w:bottom w:val="single" w:sz="4" w:space="0" w:color="000000"/>
+              <w:right w:val="single" w:sz="4" w:space="0" w:color="000000"/>
+            </w:tcBorders>
+          </w:tcPr>
+          <w:p>
+            <w:pPr>
+              <w:spacing w:after="0" w:line="259" w:lineRule="auto"/>
               <w:ind w:left="7" w:firstLine="0"/>
             </w:pPr>
             <w:r>
               <w:t xml:space="preserve">  </w:t>
             </w:r>
-          </w:p>
-        </w:tc>
-        <w:tc>
-          <w:tcPr>
-            <w:tcW w:w="1188" w:type="dxa"/>
-            <w:tcBorders>
-              <w:top w:val="single" w:sz="4" w:space="0" w:color="000000"/>
-              <w:left w:val="single" w:sz="4" w:space="0" w:color="000000"/>
-              <w:bottom w:val="single" w:sz="4" w:space="0" w:color="000000"/>
-              <w:right w:val="single" w:sz="4" w:space="0" w:color="000000"/>
+            <w:r>
+              <w:t>80 000</w:t>
+            </w:r>
+          </w:p>
+        </w:tc>
+        <w:tc>
+          <w:tcPr>
+            <w:tcW w:w="1184" w:type="dxa"/>
+            <w:tcBorders>
+              <w:top w:val="single" w:sz="4" w:space="0" w:color="000000"/>
+              <w:left w:val="single" w:sz="4" w:space="0" w:color="000000"/>
+              <w:bottom w:val="single" w:sz="4" w:space="0" w:color="000000"/>
+              <w:right w:val="single" w:sz="8" w:space="0" w:color="000000"/>
             </w:tcBorders>
           </w:tcPr>
           <w:p>
@@ -5496,25 +6018,8 @@
             <w:r>
               <w:t xml:space="preserve">  </w:t>
             </w:r>
-          </w:p>
-        </w:tc>
-        <w:tc>
-          <w:tcPr>
-            <w:tcW w:w="1184" w:type="dxa"/>
-            <w:tcBorders>
-              <w:top w:val="single" w:sz="4" w:space="0" w:color="000000"/>
-              <w:left w:val="single" w:sz="4" w:space="0" w:color="000000"/>
-              <w:bottom w:val="single" w:sz="4" w:space="0" w:color="000000"/>
-              <w:right w:val="single" w:sz="8" w:space="0" w:color="000000"/>
-            </w:tcBorders>
-          </w:tcPr>
-          <w:p>
-            <w:pPr>
-              <w:spacing w:after="0" w:line="259" w:lineRule="auto"/>
-              <w:ind w:left="7" w:firstLine="0"/>
-            </w:pPr>
-            <w:r>
-              <w:t xml:space="preserve">  </w:t>
+            <w:r>
+              <w:t>80 000</w:t>
             </w:r>
           </w:p>
         </w:tc>
@@ -5535,6 +6040,9 @@
             </w:pPr>
             <w:r>
               <w:t xml:space="preserve"> </w:t>
+            </w:r>
+            <w:r>
+              <w:t>320 000</w:t>
             </w:r>
           </w:p>
         </w:tc>
@@ -5601,6 +6109,9 @@
             <w:r>
               <w:t xml:space="preserve">  </w:t>
             </w:r>
+            <w:r>
+              <w:t>70 000</w:t>
+            </w:r>
           </w:p>
         </w:tc>
         <w:tc>
@@ -5621,6 +6132,9 @@
             <w:r>
               <w:t xml:space="preserve">  </w:t>
             </w:r>
+            <w:r>
+              <w:t>70 000</w:t>
+            </w:r>
           </w:p>
         </w:tc>
         <w:tc>
@@ -5641,6 +6155,9 @@
             <w:r>
               <w:t xml:space="preserve">  </w:t>
             </w:r>
+            <w:r>
+              <w:t>70 000</w:t>
+            </w:r>
           </w:p>
         </w:tc>
         <w:tc>
@@ -5659,7 +6176,13 @@
               <w:ind w:left="7" w:firstLine="0"/>
             </w:pPr>
             <w:r>
-              <w:t xml:space="preserve">  </w:t>
+              <w:t xml:space="preserve"> </w:t>
+            </w:r>
+            <w:r>
+              <w:t>70 000</w:t>
+            </w:r>
+            <w:r>
+              <w:t xml:space="preserve"> </w:t>
             </w:r>
           </w:p>
         </w:tc>
@@ -5680,6 +6203,9 @@
             </w:pPr>
             <w:r>
               <w:t xml:space="preserve"> </w:t>
+            </w:r>
+            <w:r>
+              <w:t>280 000</w:t>
             </w:r>
           </w:p>
         </w:tc>
@@ -5706,7 +6232,6 @@
         <w:rPr>
           <w:b/>
         </w:rPr>
-        <w:lastRenderedPageBreak/>
         <w:t xml:space="preserve">Ценообразование: </w:t>
       </w:r>
     </w:p>
@@ -6094,6 +6619,9 @@
             <w:r>
               <w:t xml:space="preserve">  </w:t>
             </w:r>
+            <w:r>
+              <w:t>0</w:t>
+            </w:r>
           </w:p>
         </w:tc>
         <w:tc>
@@ -6112,7 +6640,13 @@
               <w:ind w:left="2" w:firstLine="0"/>
             </w:pPr>
             <w:r>
-              <w:t xml:space="preserve">  </w:t>
+              <w:t xml:space="preserve"> </w:t>
+            </w:r>
+            <w:r>
+              <w:t>0</w:t>
+            </w:r>
+            <w:r>
+              <w:t xml:space="preserve"> </w:t>
             </w:r>
           </w:p>
         </w:tc>
@@ -6133,6 +6667,9 @@
             </w:pPr>
             <w:r>
               <w:t xml:space="preserve"> </w:t>
+            </w:r>
+            <w:r>
+              <w:t>0</w:t>
             </w:r>
           </w:p>
         </w:tc>
@@ -6975,6 +7512,9 @@
             <w:r>
               <w:t xml:space="preserve"> </w:t>
             </w:r>
+            <w:r>
+              <w:t>Базовая версия с ограниченными возможностями</w:t>
+            </w:r>
           </w:p>
         </w:tc>
         <w:tc>
@@ -7176,6 +7716,9 @@
             <w:r>
               <w:t xml:space="preserve"> </w:t>
             </w:r>
+            <w:r>
+              <w:t>0</w:t>
+            </w:r>
           </w:p>
         </w:tc>
         <w:tc>
@@ -7196,6 +7739,9 @@
             <w:r>
               <w:t xml:space="preserve"> </w:t>
             </w:r>
+            <w:r>
+              <w:t>0</w:t>
+            </w:r>
           </w:p>
         </w:tc>
         <w:tc>
@@ -7216,6 +7762,9 @@
             <w:r>
               <w:t xml:space="preserve"> </w:t>
             </w:r>
+            <w:r>
+              <w:t>0</w:t>
+            </w:r>
           </w:p>
         </w:tc>
         <w:tc>
@@ -7236,6 +7785,9 @@
             <w:r>
               <w:t xml:space="preserve"> </w:t>
             </w:r>
+            <w:r>
+              <w:t>0</w:t>
+            </w:r>
           </w:p>
         </w:tc>
         <w:tc>
@@ -7255,6 +7807,9 @@
             </w:pPr>
             <w:r>
               <w:t xml:space="preserve"> </w:t>
+            </w:r>
+            <w:r>
+              <w:t>0</w:t>
             </w:r>
           </w:p>
         </w:tc>
@@ -7341,6 +7896,12 @@
               </w:rPr>
               <w:t xml:space="preserve"> </w:t>
             </w:r>
+            <w:r>
+              <w:rPr>
+                <w:b/>
+              </w:rPr>
+              <w:t>0</w:t>
+            </w:r>
           </w:p>
         </w:tc>
         <w:tc>
@@ -7365,6 +7926,12 @@
               </w:rPr>
               <w:t xml:space="preserve"> </w:t>
             </w:r>
+            <w:r>
+              <w:rPr>
+                <w:b/>
+              </w:rPr>
+              <w:t>0</w:t>
+            </w:r>
           </w:p>
         </w:tc>
         <w:tc>
@@ -7389,6 +7956,12 @@
               </w:rPr>
               <w:t xml:space="preserve"> </w:t>
             </w:r>
+            <w:r>
+              <w:rPr>
+                <w:b/>
+              </w:rPr>
+              <w:t>0</w:t>
+            </w:r>
           </w:p>
         </w:tc>
         <w:tc>
@@ -7412,6 +7985,12 @@
                 <w:b/>
               </w:rPr>
               <w:t xml:space="preserve"> </w:t>
+            </w:r>
+            <w:r>
+              <w:rPr>
+                <w:b/>
+              </w:rPr>
+              <w:t>0</w:t>
             </w:r>
           </w:p>
         </w:tc>
@@ -7486,6 +8065,9 @@
             <w:r>
               <w:t xml:space="preserve"> </w:t>
             </w:r>
+            <w:r>
+              <w:t>Премиум подписка с полным набором функций и дополнительными преимуществами</w:t>
+            </w:r>
           </w:p>
         </w:tc>
         <w:tc>
@@ -7526,6 +8108,9 @@
             <w:r>
               <w:t xml:space="preserve"> </w:t>
             </w:r>
+            <w:r>
+              <w:t>1000</w:t>
+            </w:r>
           </w:p>
         </w:tc>
         <w:tc>
@@ -7544,6 +8129,9 @@
               <w:ind w:left="0" w:firstLine="0"/>
             </w:pPr>
             <w:r>
+              <w:t>1000</w:t>
+            </w:r>
+            <w:r>
               <w:t xml:space="preserve"> </w:t>
             </w:r>
           </w:p>
@@ -7566,6 +8154,9 @@
             <w:r>
               <w:t xml:space="preserve"> </w:t>
             </w:r>
+            <w:r>
+              <w:t>1500</w:t>
+            </w:r>
           </w:p>
         </w:tc>
         <w:tc>
@@ -7585,6 +8176,9 @@
             </w:pPr>
             <w:r>
               <w:t xml:space="preserve"> </w:t>
+            </w:r>
+            <w:r>
+              <w:t>1500</w:t>
             </w:r>
           </w:p>
         </w:tc>
@@ -7687,6 +8281,9 @@
             <w:r>
               <w:t xml:space="preserve"> </w:t>
             </w:r>
+            <w:r>
+              <w:t>500</w:t>
+            </w:r>
           </w:p>
         </w:tc>
         <w:tc>
@@ -7707,6 +8304,9 @@
             <w:r>
               <w:t xml:space="preserve"> </w:t>
             </w:r>
+            <w:r>
+              <w:t>500</w:t>
+            </w:r>
           </w:p>
         </w:tc>
         <w:tc>
@@ -7727,6 +8327,9 @@
             <w:r>
               <w:t xml:space="preserve"> </w:t>
             </w:r>
+            <w:r>
+              <w:t>500</w:t>
+            </w:r>
           </w:p>
         </w:tc>
         <w:tc>
@@ -7746,6 +8349,9 @@
             </w:pPr>
             <w:r>
               <w:t xml:space="preserve"> </w:t>
+            </w:r>
+            <w:r>
+              <w:t>500</w:t>
             </w:r>
           </w:p>
         </w:tc>
@@ -7852,6 +8458,12 @@
               </w:rPr>
               <w:t xml:space="preserve"> </w:t>
             </w:r>
+            <w:r>
+              <w:rPr>
+                <w:b/>
+              </w:rPr>
+              <w:t>500000</w:t>
+            </w:r>
           </w:p>
         </w:tc>
         <w:tc>
@@ -7876,6 +8488,12 @@
               </w:rPr>
               <w:t xml:space="preserve"> </w:t>
             </w:r>
+            <w:r>
+              <w:rPr>
+                <w:b/>
+              </w:rPr>
+              <w:t>500000</w:t>
+            </w:r>
           </w:p>
         </w:tc>
         <w:tc>
@@ -7900,6 +8518,12 @@
               </w:rPr>
               <w:t xml:space="preserve"> </w:t>
             </w:r>
+            <w:r>
+              <w:rPr>
+                <w:b/>
+              </w:rPr>
+              <w:t>750000</w:t>
+            </w:r>
           </w:p>
         </w:tc>
         <w:tc>
@@ -7924,6 +8548,12 @@
               </w:rPr>
               <w:t xml:space="preserve"> </w:t>
             </w:r>
+            <w:r>
+              <w:rPr>
+                <w:b/>
+              </w:rPr>
+              <w:t>750000</w:t>
+            </w:r>
           </w:p>
         </w:tc>
         <w:tc>
@@ -7947,6 +8577,12 @@
                 <w:b/>
               </w:rPr>
               <w:t xml:space="preserve"> </w:t>
+            </w:r>
+            <w:r>
+              <w:rPr>
+                <w:b/>
+              </w:rPr>
+              <w:t>2500000</w:t>
             </w:r>
           </w:p>
         </w:tc>
@@ -7997,6 +8633,9 @@
             <w:r>
               <w:t xml:space="preserve"> </w:t>
             </w:r>
+            <w:r>
+              <w:t>Таргетированная реклама в интернете</w:t>
+            </w:r>
           </w:p>
         </w:tc>
         <w:tc>
@@ -8037,6 +8676,9 @@
             <w:r>
               <w:t xml:space="preserve"> </w:t>
             </w:r>
+            <w:r>
+              <w:t>20</w:t>
+            </w:r>
           </w:p>
         </w:tc>
         <w:tc>
@@ -8057,6 +8699,9 @@
             <w:r>
               <w:t xml:space="preserve"> </w:t>
             </w:r>
+            <w:r>
+              <w:t>20</w:t>
+            </w:r>
           </w:p>
         </w:tc>
         <w:tc>
@@ -8077,6 +8722,9 @@
             <w:r>
               <w:t xml:space="preserve"> </w:t>
             </w:r>
+            <w:r>
+              <w:t>20</w:t>
+            </w:r>
           </w:p>
         </w:tc>
         <w:tc>
@@ -8096,6 +8744,9 @@
             </w:pPr>
             <w:r>
               <w:t xml:space="preserve"> </w:t>
+            </w:r>
+            <w:r>
+              <w:t>20</w:t>
             </w:r>
           </w:p>
         </w:tc>
@@ -8198,6 +8849,9 @@
             <w:r>
               <w:t xml:space="preserve"> </w:t>
             </w:r>
+            <w:r>
+              <w:t>5000</w:t>
+            </w:r>
           </w:p>
         </w:tc>
         <w:tc>
@@ -8218,6 +8872,9 @@
             <w:r>
               <w:t xml:space="preserve"> </w:t>
             </w:r>
+            <w:r>
+              <w:t>5000</w:t>
+            </w:r>
           </w:p>
         </w:tc>
         <w:tc>
@@ -8238,6 +8895,9 @@
             <w:r>
               <w:t xml:space="preserve"> </w:t>
             </w:r>
+            <w:r>
+              <w:t>5000</w:t>
+            </w:r>
           </w:p>
         </w:tc>
         <w:tc>
@@ -8257,6 +8917,9 @@
             </w:pPr>
             <w:r>
               <w:t xml:space="preserve"> </w:t>
+            </w:r>
+            <w:r>
+              <w:t>5000</w:t>
             </w:r>
           </w:p>
         </w:tc>
@@ -8363,6 +9026,12 @@
               </w:rPr>
               <w:t xml:space="preserve"> </w:t>
             </w:r>
+            <w:r>
+              <w:rPr>
+                <w:b/>
+              </w:rPr>
+              <w:t>100000</w:t>
+            </w:r>
           </w:p>
         </w:tc>
         <w:tc>
@@ -8387,6 +9056,12 @@
               </w:rPr>
               <w:t xml:space="preserve"> </w:t>
             </w:r>
+            <w:r>
+              <w:rPr>
+                <w:b/>
+              </w:rPr>
+              <w:t>100000</w:t>
+            </w:r>
           </w:p>
         </w:tc>
         <w:tc>
@@ -8411,6 +9086,12 @@
               </w:rPr>
               <w:t xml:space="preserve"> </w:t>
             </w:r>
+            <w:r>
+              <w:rPr>
+                <w:b/>
+              </w:rPr>
+              <w:t>100000</w:t>
+            </w:r>
           </w:p>
         </w:tc>
         <w:tc>
@@ -8435,6 +9116,12 @@
               </w:rPr>
               <w:t xml:space="preserve"> </w:t>
             </w:r>
+            <w:r>
+              <w:rPr>
+                <w:b/>
+              </w:rPr>
+              <w:t>100000</w:t>
+            </w:r>
           </w:p>
         </w:tc>
         <w:tc>
@@ -8453,6 +9140,12 @@
               <w:spacing w:after="0" w:line="259" w:lineRule="auto"/>
               <w:ind w:left="2" w:firstLine="0"/>
             </w:pPr>
+            <w:r>
+              <w:rPr>
+                <w:b/>
+              </w:rPr>
+              <w:t>400000</w:t>
+            </w:r>
             <w:r>
               <w:rPr>
                 <w:b/>
@@ -10797,7 +11490,6 @@
         <w:rPr>
           <w:b/>
         </w:rPr>
-        <w:lastRenderedPageBreak/>
         <w:t xml:space="preserve">Производственные площади и помещения: </w:t>
       </w:r>
     </w:p>
@@ -11513,6 +12205,8 @@
               </w:rPr>
               <w:t xml:space="preserve"> </w:t>
             </w:r>
+            <w:bookmarkStart w:id="1" w:name="_GoBack"/>
+            <w:bookmarkEnd w:id="1"/>
           </w:p>
         </w:tc>
       </w:tr>
@@ -16379,8 +17073,7 @@
         <w:gridCol w:w="565"/>
         <w:gridCol w:w="3119"/>
         <w:gridCol w:w="991"/>
-        <w:gridCol w:w="87"/>
-        <w:gridCol w:w="905"/>
+        <w:gridCol w:w="992"/>
         <w:gridCol w:w="994"/>
         <w:gridCol w:w="992"/>
         <w:gridCol w:w="991"/>
@@ -16494,7 +17187,7 @@
         <w:tc>
           <w:tcPr>
             <w:tcW w:w="3969" w:type="dxa"/>
-            <w:gridSpan w:val="5"/>
+            <w:gridSpan w:val="4"/>
             <w:tcBorders>
               <w:top w:val="single" w:sz="4" w:space="0" w:color="000000"/>
               <w:left w:val="single" w:sz="4" w:space="0" w:color="000000"/>
@@ -16610,7 +17303,6 @@
         <w:tc>
           <w:tcPr>
             <w:tcW w:w="992" w:type="dxa"/>
-            <w:gridSpan w:val="2"/>
             <w:tcBorders>
               <w:top w:val="single" w:sz="9" w:space="0" w:color="FFFFFF"/>
               <w:left w:val="single" w:sz="4" w:space="0" w:color="000000"/>
@@ -16825,7 +17517,6 @@
         <w:tc>
           <w:tcPr>
             <w:tcW w:w="992" w:type="dxa"/>
-            <w:gridSpan w:val="2"/>
             <w:tcBorders>
               <w:top w:val="double" w:sz="4" w:space="0" w:color="000000"/>
               <w:left w:val="single" w:sz="4" w:space="0" w:color="000000"/>
@@ -16993,7 +17684,6 @@
         <w:tc>
           <w:tcPr>
             <w:tcW w:w="992" w:type="dxa"/>
-            <w:gridSpan w:val="2"/>
             <w:tcBorders>
               <w:top w:val="single" w:sz="4" w:space="0" w:color="000000"/>
               <w:left w:val="single" w:sz="4" w:space="0" w:color="000000"/>
@@ -17176,7 +17866,6 @@
         <w:tc>
           <w:tcPr>
             <w:tcW w:w="992" w:type="dxa"/>
-            <w:gridSpan w:val="2"/>
             <w:tcBorders>
               <w:top w:val="single" w:sz="4" w:space="0" w:color="000000"/>
               <w:left w:val="single" w:sz="4" w:space="0" w:color="000000"/>
@@ -17349,7 +18038,6 @@
         <w:tc>
           <w:tcPr>
             <w:tcW w:w="992" w:type="dxa"/>
-            <w:gridSpan w:val="2"/>
             <w:tcBorders>
               <w:top w:val="single" w:sz="4" w:space="0" w:color="000000"/>
               <w:left w:val="single" w:sz="4" w:space="0" w:color="000000"/>
@@ -17522,7 +18210,6 @@
         <w:tc>
           <w:tcPr>
             <w:tcW w:w="992" w:type="dxa"/>
-            <w:gridSpan w:val="2"/>
             <w:tcBorders>
               <w:top w:val="single" w:sz="4" w:space="0" w:color="000000"/>
               <w:left w:val="single" w:sz="4" w:space="0" w:color="000000"/>
@@ -17693,7 +18380,6 @@
         <w:tc>
           <w:tcPr>
             <w:tcW w:w="992" w:type="dxa"/>
-            <w:gridSpan w:val="2"/>
             <w:tcBorders>
               <w:top w:val="single" w:sz="4" w:space="0" w:color="000000"/>
               <w:left w:val="single" w:sz="4" w:space="0" w:color="000000"/>
@@ -17853,7 +18539,6 @@
         <w:tc>
           <w:tcPr>
             <w:tcW w:w="992" w:type="dxa"/>
-            <w:gridSpan w:val="2"/>
             <w:tcBorders>
               <w:top w:val="nil"/>
               <w:left w:val="single" w:sz="4" w:space="0" w:color="000000"/>
@@ -17991,7 +18676,6 @@
         <w:tc>
           <w:tcPr>
             <w:tcW w:w="992" w:type="dxa"/>
-            <w:gridSpan w:val="2"/>
             <w:tcBorders>
               <w:top w:val="single" w:sz="4" w:space="0" w:color="000000"/>
               <w:left w:val="single" w:sz="4" w:space="0" w:color="000000"/>
@@ -18108,7 +18792,7 @@
       <w:tr>
         <w:trPr>
           <w:gridAfter w:val="5"/>
-          <w:wAfter w:w="4960" w:type="dxa"/>
+          <w:wAfter w:w="5047" w:type="dxa"/>
           <w:trHeight w:val="562"/>
         </w:trPr>
         <w:tc>
@@ -18153,8 +18837,7 @@
         </w:tc>
         <w:tc>
           <w:tcPr>
-            <w:tcW w:w="1078" w:type="dxa"/>
-            <w:gridSpan w:val="2"/>
+            <w:tcW w:w="991" w:type="dxa"/>
             <w:tcBorders>
               <w:top w:val="single" w:sz="4" w:space="0" w:color="000000"/>
               <w:left w:val="single" w:sz="4" w:space="0" w:color="000000"/>
@@ -18242,7 +18925,6 @@
         <w:tc>
           <w:tcPr>
             <w:tcW w:w="992" w:type="dxa"/>
-            <w:gridSpan w:val="2"/>
             <w:tcBorders>
               <w:top w:val="single" w:sz="4" w:space="0" w:color="000000"/>
               <w:left w:val="single" w:sz="4" w:space="0" w:color="000000"/>
@@ -18415,7 +19097,6 @@
         <w:tc>
           <w:tcPr>
             <w:tcW w:w="992" w:type="dxa"/>
-            <w:gridSpan w:val="2"/>
             <w:tcBorders>
               <w:top w:val="single" w:sz="4" w:space="0" w:color="000000"/>
               <w:left w:val="single" w:sz="4" w:space="0" w:color="000000"/>
@@ -18586,7 +19267,6 @@
         <w:tc>
           <w:tcPr>
             <w:tcW w:w="992" w:type="dxa"/>
-            <w:gridSpan w:val="2"/>
             <w:tcBorders>
               <w:top w:val="single" w:sz="4" w:space="0" w:color="000000"/>
               <w:left w:val="single" w:sz="4" w:space="0" w:color="000000"/>
@@ -18752,7 +19432,6 @@
         <w:tc>
           <w:tcPr>
             <w:tcW w:w="992" w:type="dxa"/>
-            <w:gridSpan w:val="2"/>
             <w:tcBorders>
               <w:top w:val="single" w:sz="4" w:space="0" w:color="000000"/>
               <w:left w:val="single" w:sz="4" w:space="0" w:color="000000"/>
@@ -18918,7 +19597,6 @@
         <w:tc>
           <w:tcPr>
             <w:tcW w:w="992" w:type="dxa"/>
-            <w:gridSpan w:val="2"/>
             <w:tcBorders>
               <w:top w:val="single" w:sz="4" w:space="0" w:color="000000"/>
               <w:left w:val="single" w:sz="4" w:space="0" w:color="000000"/>
@@ -19084,7 +19762,6 @@
         <w:tc>
           <w:tcPr>
             <w:tcW w:w="992" w:type="dxa"/>
-            <w:gridSpan w:val="2"/>
             <w:tcBorders>
               <w:top w:val="single" w:sz="4" w:space="0" w:color="000000"/>
               <w:left w:val="single" w:sz="4" w:space="0" w:color="000000"/>
@@ -19251,7 +19928,6 @@
         <w:tc>
           <w:tcPr>
             <w:tcW w:w="992" w:type="dxa"/>
-            <w:gridSpan w:val="2"/>
             <w:tcBorders>
               <w:top w:val="single" w:sz="4" w:space="0" w:color="000000"/>
               <w:left w:val="single" w:sz="4" w:space="0" w:color="000000"/>
@@ -19423,7 +20099,6 @@
         <w:tc>
           <w:tcPr>
             <w:tcW w:w="992" w:type="dxa"/>
-            <w:gridSpan w:val="2"/>
             <w:tcBorders>
               <w:top w:val="single" w:sz="4" w:space="0" w:color="000000"/>
               <w:left w:val="single" w:sz="4" w:space="0" w:color="000000"/>
@@ -19581,14 +20256,14 @@
         <w:tblLook w:val="04A0" w:firstRow="1" w:lastRow="0" w:firstColumn="1" w:lastColumn="0" w:noHBand="0" w:noVBand="1"/>
       </w:tblPr>
       <w:tblGrid>
-        <w:gridCol w:w="576"/>
-        <w:gridCol w:w="2897"/>
-        <w:gridCol w:w="1496"/>
-        <w:gridCol w:w="974"/>
-        <w:gridCol w:w="974"/>
-        <w:gridCol w:w="975"/>
-        <w:gridCol w:w="973"/>
-        <w:gridCol w:w="931"/>
+        <w:gridCol w:w="570"/>
+        <w:gridCol w:w="2787"/>
+        <w:gridCol w:w="1490"/>
+        <w:gridCol w:w="996"/>
+        <w:gridCol w:w="996"/>
+        <w:gridCol w:w="994"/>
+        <w:gridCol w:w="967"/>
+        <w:gridCol w:w="996"/>
       </w:tblGrid>
       <w:tr>
         <w:trPr>
@@ -19596,7 +20271,7 @@
         </w:trPr>
         <w:tc>
           <w:tcPr>
-            <w:tcW w:w="576" w:type="dxa"/>
+            <w:tcW w:w="570" w:type="dxa"/>
             <w:vMerge w:val="restart"/>
             <w:tcBorders>
               <w:top w:val="single" w:sz="4" w:space="0" w:color="000000"/>
@@ -19633,7 +20308,7 @@
         </w:tc>
         <w:tc>
           <w:tcPr>
-            <w:tcW w:w="2897" w:type="dxa"/>
+            <w:tcW w:w="2787" w:type="dxa"/>
             <w:vMerge w:val="restart"/>
             <w:tcBorders>
               <w:top w:val="single" w:sz="4" w:space="0" w:color="000000"/>
@@ -19658,7 +20333,7 @@
         </w:tc>
         <w:tc>
           <w:tcPr>
-            <w:tcW w:w="1496" w:type="dxa"/>
+            <w:tcW w:w="1490" w:type="dxa"/>
             <w:vMerge w:val="restart"/>
             <w:tcBorders>
               <w:top w:val="single" w:sz="4" w:space="0" w:color="000000"/>
@@ -19684,7 +20359,7 @@
         </w:tc>
         <w:tc>
           <w:tcPr>
-            <w:tcW w:w="3896" w:type="dxa"/>
+            <w:tcW w:w="3953" w:type="dxa"/>
             <w:gridSpan w:val="4"/>
             <w:tcBorders>
               <w:top w:val="single" w:sz="4" w:space="0" w:color="000000"/>
@@ -19708,7 +20383,7 @@
         </w:tc>
         <w:tc>
           <w:tcPr>
-            <w:tcW w:w="931" w:type="dxa"/>
+            <w:tcW w:w="996" w:type="dxa"/>
             <w:vMerge w:val="restart"/>
             <w:tcBorders>
               <w:top w:val="single" w:sz="4" w:space="0" w:color="000000"/>
@@ -19792,7 +20467,7 @@
         </w:tc>
         <w:tc>
           <w:tcPr>
-            <w:tcW w:w="974" w:type="dxa"/>
+            <w:tcW w:w="996" w:type="dxa"/>
             <w:tcBorders>
               <w:top w:val="single" w:sz="9" w:space="0" w:color="FFFFFF"/>
               <w:left w:val="single" w:sz="4" w:space="0" w:color="000000"/>
@@ -19828,7 +20503,7 @@
         </w:tc>
         <w:tc>
           <w:tcPr>
-            <w:tcW w:w="974" w:type="dxa"/>
+            <w:tcW w:w="996" w:type="dxa"/>
             <w:tcBorders>
               <w:top w:val="single" w:sz="9" w:space="0" w:color="FFFFFF"/>
               <w:left w:val="single" w:sz="4" w:space="0" w:color="000000"/>
@@ -19864,7 +20539,7 @@
         </w:tc>
         <w:tc>
           <w:tcPr>
-            <w:tcW w:w="975" w:type="dxa"/>
+            <w:tcW w:w="994" w:type="dxa"/>
             <w:tcBorders>
               <w:top w:val="single" w:sz="9" w:space="0" w:color="FFFFFF"/>
               <w:left w:val="single" w:sz="4" w:space="0" w:color="000000"/>
@@ -19900,7 +20575,7 @@
         </w:tc>
         <w:tc>
           <w:tcPr>
-            <w:tcW w:w="972" w:type="dxa"/>
+            <w:tcW w:w="967" w:type="dxa"/>
             <w:tcBorders>
               <w:top w:val="single" w:sz="9" w:space="0" w:color="FFFFFF"/>
               <w:left w:val="single" w:sz="4" w:space="0" w:color="000000"/>
@@ -19959,7 +20634,7 @@
         </w:trPr>
         <w:tc>
           <w:tcPr>
-            <w:tcW w:w="4969" w:type="dxa"/>
+            <w:tcW w:w="4847" w:type="dxa"/>
             <w:gridSpan w:val="3"/>
             <w:tcBorders>
               <w:top w:val="double" w:sz="4" w:space="0" w:color="000000"/>
@@ -19983,7 +20658,7 @@
         </w:tc>
         <w:tc>
           <w:tcPr>
-            <w:tcW w:w="974" w:type="dxa"/>
+            <w:tcW w:w="996" w:type="dxa"/>
             <w:tcBorders>
               <w:top w:val="double" w:sz="4" w:space="0" w:color="000000"/>
               <w:left w:val="single" w:sz="4" w:space="0" w:color="000000"/>
@@ -20006,7 +20681,7 @@
         </w:tc>
         <w:tc>
           <w:tcPr>
-            <w:tcW w:w="974" w:type="dxa"/>
+            <w:tcW w:w="996" w:type="dxa"/>
             <w:tcBorders>
               <w:top w:val="double" w:sz="4" w:space="0" w:color="000000"/>
               <w:left w:val="single" w:sz="4" w:space="0" w:color="000000"/>
@@ -20029,7 +20704,7 @@
         </w:tc>
         <w:tc>
           <w:tcPr>
-            <w:tcW w:w="975" w:type="dxa"/>
+            <w:tcW w:w="994" w:type="dxa"/>
             <w:tcBorders>
               <w:top w:val="double" w:sz="4" w:space="0" w:color="000000"/>
               <w:left w:val="single" w:sz="4" w:space="0" w:color="000000"/>
@@ -20052,7 +20727,7 @@
         </w:tc>
         <w:tc>
           <w:tcPr>
-            <w:tcW w:w="972" w:type="dxa"/>
+            <w:tcW w:w="967" w:type="dxa"/>
             <w:tcBorders>
               <w:top w:val="double" w:sz="4" w:space="0" w:color="000000"/>
               <w:left w:val="single" w:sz="4" w:space="0" w:color="000000"/>
@@ -20075,7 +20750,7 @@
         </w:tc>
         <w:tc>
           <w:tcPr>
-            <w:tcW w:w="931" w:type="dxa"/>
+            <w:tcW w:w="996" w:type="dxa"/>
             <w:tcBorders>
               <w:top w:val="double" w:sz="4" w:space="0" w:color="000000"/>
               <w:left w:val="single" w:sz="4" w:space="0" w:color="000000"/>
@@ -20103,7 +20778,7 @@
         </w:trPr>
         <w:tc>
           <w:tcPr>
-            <w:tcW w:w="576" w:type="dxa"/>
+            <w:tcW w:w="570" w:type="dxa"/>
             <w:tcBorders>
               <w:top w:val="single" w:sz="4" w:space="0" w:color="000000"/>
               <w:left w:val="single" w:sz="4" w:space="0" w:color="000000"/>
@@ -20127,7 +20802,7 @@
         </w:tc>
         <w:tc>
           <w:tcPr>
-            <w:tcW w:w="4393" w:type="dxa"/>
+            <w:tcW w:w="4277" w:type="dxa"/>
             <w:gridSpan w:val="2"/>
             <w:tcBorders>
               <w:top w:val="single" w:sz="4" w:space="0" w:color="000000"/>
@@ -20152,7 +20827,7 @@
         </w:tc>
         <w:tc>
           <w:tcPr>
-            <w:tcW w:w="974" w:type="dxa"/>
+            <w:tcW w:w="996" w:type="dxa"/>
             <w:tcBorders>
               <w:top w:val="single" w:sz="4" w:space="0" w:color="000000"/>
               <w:left w:val="single" w:sz="4" w:space="0" w:color="000000"/>
@@ -20176,7 +20851,7 @@
         </w:tc>
         <w:tc>
           <w:tcPr>
-            <w:tcW w:w="974" w:type="dxa"/>
+            <w:tcW w:w="996" w:type="dxa"/>
             <w:tcBorders>
               <w:top w:val="single" w:sz="4" w:space="0" w:color="000000"/>
               <w:left w:val="single" w:sz="4" w:space="0" w:color="000000"/>
@@ -20200,7 +20875,7 @@
         </w:tc>
         <w:tc>
           <w:tcPr>
-            <w:tcW w:w="975" w:type="dxa"/>
+            <w:tcW w:w="994" w:type="dxa"/>
             <w:tcBorders>
               <w:top w:val="single" w:sz="4" w:space="0" w:color="000000"/>
               <w:left w:val="single" w:sz="4" w:space="0" w:color="000000"/>
@@ -20224,7 +20899,7 @@
         </w:tc>
         <w:tc>
           <w:tcPr>
-            <w:tcW w:w="972" w:type="dxa"/>
+            <w:tcW w:w="967" w:type="dxa"/>
             <w:tcBorders>
               <w:top w:val="single" w:sz="4" w:space="0" w:color="000000"/>
               <w:left w:val="single" w:sz="4" w:space="0" w:color="000000"/>
@@ -20248,7 +20923,7 @@
         </w:tc>
         <w:tc>
           <w:tcPr>
-            <w:tcW w:w="931" w:type="dxa"/>
+            <w:tcW w:w="996" w:type="dxa"/>
             <w:tcBorders>
               <w:top w:val="single" w:sz="4" w:space="0" w:color="000000"/>
               <w:left w:val="single" w:sz="4" w:space="0" w:color="000000"/>
@@ -20277,7 +20952,7 @@
         </w:trPr>
         <w:tc>
           <w:tcPr>
-            <w:tcW w:w="576" w:type="dxa"/>
+            <w:tcW w:w="570" w:type="dxa"/>
             <w:vMerge w:val="restart"/>
             <w:tcBorders>
               <w:top w:val="single" w:sz="4" w:space="0" w:color="000000"/>
@@ -20296,14 +20971,13 @@
               <w:rPr>
                 <w:i/>
               </w:rPr>
-              <w:lastRenderedPageBreak/>
               <w:t xml:space="preserve">1.1. </w:t>
             </w:r>
           </w:p>
         </w:tc>
         <w:tc>
           <w:tcPr>
-            <w:tcW w:w="2897" w:type="dxa"/>
+            <w:tcW w:w="2787" w:type="dxa"/>
             <w:vMerge w:val="restart"/>
             <w:tcBorders>
               <w:top w:val="single" w:sz="4" w:space="0" w:color="000000"/>
@@ -20321,11 +20995,14 @@
             <w:r>
               <w:t xml:space="preserve"> </w:t>
             </w:r>
-          </w:p>
-        </w:tc>
-        <w:tc>
-          <w:tcPr>
-            <w:tcW w:w="1496" w:type="dxa"/>
+            <w:r>
+              <w:t>бухгалтер</w:t>
+            </w:r>
+          </w:p>
+        </w:tc>
+        <w:tc>
+          <w:tcPr>
+            <w:tcW w:w="1490" w:type="dxa"/>
             <w:tcBorders>
               <w:top w:val="single" w:sz="4" w:space="0" w:color="000000"/>
               <w:left w:val="single" w:sz="4" w:space="0" w:color="000000"/>
@@ -20348,7 +21025,7 @@
         </w:tc>
         <w:tc>
           <w:tcPr>
-            <w:tcW w:w="974" w:type="dxa"/>
+            <w:tcW w:w="996" w:type="dxa"/>
             <w:tcBorders>
               <w:top w:val="single" w:sz="4" w:space="0" w:color="000000"/>
               <w:left w:val="single" w:sz="4" w:space="0" w:color="000000"/>
@@ -20364,11 +21041,14 @@
             <w:r>
               <w:t xml:space="preserve">  </w:t>
             </w:r>
-          </w:p>
-        </w:tc>
-        <w:tc>
-          <w:tcPr>
-            <w:tcW w:w="974" w:type="dxa"/>
+            <w:r>
+              <w:t>1</w:t>
+            </w:r>
+          </w:p>
+        </w:tc>
+        <w:tc>
+          <w:tcPr>
+            <w:tcW w:w="996" w:type="dxa"/>
             <w:tcBorders>
               <w:top w:val="single" w:sz="4" w:space="0" w:color="000000"/>
               <w:left w:val="single" w:sz="4" w:space="0" w:color="000000"/>
@@ -20384,11 +21064,14 @@
             <w:r>
               <w:t xml:space="preserve">  </w:t>
             </w:r>
-          </w:p>
-        </w:tc>
-        <w:tc>
-          <w:tcPr>
-            <w:tcW w:w="975" w:type="dxa"/>
+            <w:r>
+              <w:t>1</w:t>
+            </w:r>
+          </w:p>
+        </w:tc>
+        <w:tc>
+          <w:tcPr>
+            <w:tcW w:w="994" w:type="dxa"/>
             <w:tcBorders>
               <w:top w:val="single" w:sz="4" w:space="0" w:color="000000"/>
               <w:left w:val="single" w:sz="4" w:space="0" w:color="000000"/>
@@ -20404,11 +21087,14 @@
             <w:r>
               <w:t xml:space="preserve">  </w:t>
             </w:r>
-          </w:p>
-        </w:tc>
-        <w:tc>
-          <w:tcPr>
-            <w:tcW w:w="972" w:type="dxa"/>
+            <w:r>
+              <w:t>1</w:t>
+            </w:r>
+          </w:p>
+        </w:tc>
+        <w:tc>
+          <w:tcPr>
+            <w:tcW w:w="967" w:type="dxa"/>
             <w:tcBorders>
               <w:top w:val="single" w:sz="4" w:space="0" w:color="000000"/>
               <w:left w:val="single" w:sz="4" w:space="0" w:color="000000"/>
@@ -20424,11 +21110,14 @@
             <w:r>
               <w:t xml:space="preserve">  </w:t>
             </w:r>
-          </w:p>
-        </w:tc>
-        <w:tc>
-          <w:tcPr>
-            <w:tcW w:w="931" w:type="dxa"/>
+            <w:r>
+              <w:t>1</w:t>
+            </w:r>
+          </w:p>
+        </w:tc>
+        <w:tc>
+          <w:tcPr>
+            <w:tcW w:w="996" w:type="dxa"/>
             <w:vMerge w:val="restart"/>
             <w:tcBorders>
               <w:top w:val="single" w:sz="4" w:space="0" w:color="000000"/>
@@ -20445,6 +21134,9 @@
             </w:pPr>
             <w:r>
               <w:t xml:space="preserve"> </w:t>
+            </w:r>
+            <w:r>
+              <w:t>960000</w:t>
             </w:r>
           </w:p>
         </w:tc>
@@ -20491,7 +21183,7 @@
         </w:tc>
         <w:tc>
           <w:tcPr>
-            <w:tcW w:w="1496" w:type="dxa"/>
+            <w:tcW w:w="1490" w:type="dxa"/>
             <w:tcBorders>
               <w:top w:val="single" w:sz="4" w:space="0" w:color="000000"/>
               <w:left w:val="single" w:sz="4" w:space="0" w:color="000000"/>
@@ -20514,7 +21206,7 @@
         </w:tc>
         <w:tc>
           <w:tcPr>
-            <w:tcW w:w="974" w:type="dxa"/>
+            <w:tcW w:w="996" w:type="dxa"/>
             <w:tcBorders>
               <w:top w:val="single" w:sz="4" w:space="0" w:color="000000"/>
               <w:left w:val="single" w:sz="4" w:space="0" w:color="000000"/>
@@ -20530,11 +21222,14 @@
             <w:r>
               <w:t xml:space="preserve">  </w:t>
             </w:r>
-          </w:p>
-        </w:tc>
-        <w:tc>
-          <w:tcPr>
-            <w:tcW w:w="974" w:type="dxa"/>
+            <w:r>
+              <w:t>240000</w:t>
+            </w:r>
+          </w:p>
+        </w:tc>
+        <w:tc>
+          <w:tcPr>
+            <w:tcW w:w="996" w:type="dxa"/>
             <w:tcBorders>
               <w:top w:val="single" w:sz="4" w:space="0" w:color="000000"/>
               <w:left w:val="single" w:sz="4" w:space="0" w:color="000000"/>
@@ -20550,11 +21245,14 @@
             <w:r>
               <w:t xml:space="preserve">  </w:t>
             </w:r>
-          </w:p>
-        </w:tc>
-        <w:tc>
-          <w:tcPr>
-            <w:tcW w:w="975" w:type="dxa"/>
+            <w:r>
+              <w:t>240000</w:t>
+            </w:r>
+          </w:p>
+        </w:tc>
+        <w:tc>
+          <w:tcPr>
+            <w:tcW w:w="994" w:type="dxa"/>
             <w:tcBorders>
               <w:top w:val="single" w:sz="4" w:space="0" w:color="000000"/>
               <w:left w:val="single" w:sz="4" w:space="0" w:color="000000"/>
@@ -20570,11 +21268,14 @@
             <w:r>
               <w:t xml:space="preserve">  </w:t>
             </w:r>
-          </w:p>
-        </w:tc>
-        <w:tc>
-          <w:tcPr>
-            <w:tcW w:w="972" w:type="dxa"/>
+            <w:r>
+              <w:t>240000</w:t>
+            </w:r>
+          </w:p>
+        </w:tc>
+        <w:tc>
+          <w:tcPr>
+            <w:tcW w:w="967" w:type="dxa"/>
             <w:tcBorders>
               <w:top w:val="single" w:sz="4" w:space="0" w:color="000000"/>
               <w:left w:val="single" w:sz="4" w:space="0" w:color="000000"/>
@@ -20589,6 +21290,9 @@
             </w:pPr>
             <w:r>
               <w:t xml:space="preserve">  </w:t>
+            </w:r>
+            <w:r>
+              <w:t>240000</w:t>
             </w:r>
           </w:p>
         </w:tc>
@@ -20617,7 +21321,7 @@
         </w:trPr>
         <w:tc>
           <w:tcPr>
-            <w:tcW w:w="576" w:type="dxa"/>
+            <w:tcW w:w="570" w:type="dxa"/>
             <w:vMerge w:val="restart"/>
             <w:tcBorders>
               <w:top w:val="single" w:sz="4" w:space="0" w:color="000000"/>
@@ -20642,7 +21346,7 @@
         </w:tc>
         <w:tc>
           <w:tcPr>
-            <w:tcW w:w="2897" w:type="dxa"/>
+            <w:tcW w:w="2787" w:type="dxa"/>
             <w:vMerge w:val="restart"/>
             <w:tcBorders>
               <w:top w:val="single" w:sz="4" w:space="0" w:color="000000"/>
@@ -20664,7 +21368,7 @@
         </w:tc>
         <w:tc>
           <w:tcPr>
-            <w:tcW w:w="1496" w:type="dxa"/>
+            <w:tcW w:w="1490" w:type="dxa"/>
             <w:tcBorders>
               <w:top w:val="single" w:sz="4" w:space="0" w:color="000000"/>
               <w:left w:val="single" w:sz="4" w:space="0" w:color="000000"/>
@@ -20687,7 +21391,7 @@
         </w:tc>
         <w:tc>
           <w:tcPr>
-            <w:tcW w:w="974" w:type="dxa"/>
+            <w:tcW w:w="996" w:type="dxa"/>
             <w:tcBorders>
               <w:top w:val="single" w:sz="4" w:space="0" w:color="000000"/>
               <w:left w:val="single" w:sz="4" w:space="0" w:color="000000"/>
@@ -20707,7 +21411,7 @@
         </w:tc>
         <w:tc>
           <w:tcPr>
-            <w:tcW w:w="974" w:type="dxa"/>
+            <w:tcW w:w="996" w:type="dxa"/>
             <w:tcBorders>
               <w:top w:val="single" w:sz="4" w:space="0" w:color="000000"/>
               <w:left w:val="single" w:sz="4" w:space="0" w:color="000000"/>
@@ -20727,7 +21431,7 @@
         </w:tc>
         <w:tc>
           <w:tcPr>
-            <w:tcW w:w="975" w:type="dxa"/>
+            <w:tcW w:w="994" w:type="dxa"/>
             <w:tcBorders>
               <w:top w:val="single" w:sz="4" w:space="0" w:color="000000"/>
               <w:left w:val="single" w:sz="4" w:space="0" w:color="000000"/>
@@ -20747,7 +21451,7 @@
         </w:tc>
         <w:tc>
           <w:tcPr>
-            <w:tcW w:w="972" w:type="dxa"/>
+            <w:tcW w:w="967" w:type="dxa"/>
             <w:tcBorders>
               <w:top w:val="single" w:sz="4" w:space="0" w:color="000000"/>
               <w:left w:val="single" w:sz="4" w:space="0" w:color="000000"/>
@@ -20826,7 +21530,7 @@
         </w:tc>
         <w:tc>
           <w:tcPr>
-            <w:tcW w:w="1496" w:type="dxa"/>
+            <w:tcW w:w="1490" w:type="dxa"/>
             <w:tcBorders>
               <w:top w:val="single" w:sz="4" w:space="0" w:color="000000"/>
               <w:left w:val="single" w:sz="4" w:space="0" w:color="000000"/>
@@ -20849,7 +21553,7 @@
         </w:tc>
         <w:tc>
           <w:tcPr>
-            <w:tcW w:w="974" w:type="dxa"/>
+            <w:tcW w:w="996" w:type="dxa"/>
             <w:tcBorders>
               <w:top w:val="single" w:sz="4" w:space="0" w:color="000000"/>
               <w:left w:val="single" w:sz="4" w:space="0" w:color="000000"/>
@@ -20869,7 +21573,7 @@
         </w:tc>
         <w:tc>
           <w:tcPr>
-            <w:tcW w:w="974" w:type="dxa"/>
+            <w:tcW w:w="996" w:type="dxa"/>
             <w:tcBorders>
               <w:top w:val="single" w:sz="4" w:space="0" w:color="000000"/>
               <w:left w:val="single" w:sz="4" w:space="0" w:color="000000"/>
@@ -20889,7 +21593,7 @@
         </w:tc>
         <w:tc>
           <w:tcPr>
-            <w:tcW w:w="975" w:type="dxa"/>
+            <w:tcW w:w="994" w:type="dxa"/>
             <w:tcBorders>
               <w:top w:val="single" w:sz="4" w:space="0" w:color="000000"/>
               <w:left w:val="single" w:sz="4" w:space="0" w:color="000000"/>
@@ -20909,7 +21613,7 @@
         </w:tc>
         <w:tc>
           <w:tcPr>
-            <w:tcW w:w="972" w:type="dxa"/>
+            <w:tcW w:w="967" w:type="dxa"/>
             <w:tcBorders>
               <w:top w:val="single" w:sz="4" w:space="0" w:color="000000"/>
               <w:left w:val="single" w:sz="4" w:space="0" w:color="000000"/>
@@ -20988,7 +21692,7 @@
         </w:tc>
         <w:tc>
           <w:tcPr>
-            <w:tcW w:w="1496" w:type="dxa"/>
+            <w:tcW w:w="1490" w:type="dxa"/>
             <w:tcBorders>
               <w:top w:val="single" w:sz="4" w:space="0" w:color="000000"/>
               <w:left w:val="single" w:sz="4" w:space="0" w:color="000000"/>
@@ -21011,7 +21715,7 @@
         </w:tc>
         <w:tc>
           <w:tcPr>
-            <w:tcW w:w="974" w:type="dxa"/>
+            <w:tcW w:w="996" w:type="dxa"/>
             <w:tcBorders>
               <w:top w:val="single" w:sz="4" w:space="0" w:color="000000"/>
               <w:left w:val="single" w:sz="4" w:space="0" w:color="000000"/>
@@ -21031,7 +21735,7 @@
         </w:tc>
         <w:tc>
           <w:tcPr>
-            <w:tcW w:w="974" w:type="dxa"/>
+            <w:tcW w:w="996" w:type="dxa"/>
             <w:tcBorders>
               <w:top w:val="single" w:sz="4" w:space="0" w:color="000000"/>
               <w:left w:val="single" w:sz="4" w:space="0" w:color="000000"/>
@@ -21051,7 +21755,7 @@
         </w:tc>
         <w:tc>
           <w:tcPr>
-            <w:tcW w:w="975" w:type="dxa"/>
+            <w:tcW w:w="994" w:type="dxa"/>
             <w:tcBorders>
               <w:top w:val="single" w:sz="4" w:space="0" w:color="000000"/>
               <w:left w:val="single" w:sz="4" w:space="0" w:color="000000"/>
@@ -21071,7 +21775,7 @@
         </w:tc>
         <w:tc>
           <w:tcPr>
-            <w:tcW w:w="972" w:type="dxa"/>
+            <w:tcW w:w="967" w:type="dxa"/>
             <w:tcBorders>
               <w:top w:val="single" w:sz="4" w:space="0" w:color="000000"/>
               <w:left w:val="single" w:sz="4" w:space="0" w:color="000000"/>
@@ -21114,7 +21818,7 @@
         </w:trPr>
         <w:tc>
           <w:tcPr>
-            <w:tcW w:w="576" w:type="dxa"/>
+            <w:tcW w:w="570" w:type="dxa"/>
             <w:tcBorders>
               <w:top w:val="single" w:sz="4" w:space="0" w:color="000000"/>
               <w:left w:val="single" w:sz="4" w:space="0" w:color="000000"/>
@@ -21138,7 +21842,7 @@
         </w:tc>
         <w:tc>
           <w:tcPr>
-            <w:tcW w:w="4393" w:type="dxa"/>
+            <w:tcW w:w="4277" w:type="dxa"/>
             <w:gridSpan w:val="2"/>
             <w:tcBorders>
               <w:top w:val="single" w:sz="4" w:space="0" w:color="000000"/>
@@ -21162,7 +21866,7 @@
         </w:tc>
         <w:tc>
           <w:tcPr>
-            <w:tcW w:w="974" w:type="dxa"/>
+            <w:tcW w:w="996" w:type="dxa"/>
             <w:tcBorders>
               <w:top w:val="single" w:sz="4" w:space="0" w:color="000000"/>
               <w:left w:val="single" w:sz="4" w:space="0" w:color="000000"/>
@@ -21186,7 +21890,7 @@
         </w:tc>
         <w:tc>
           <w:tcPr>
-            <w:tcW w:w="974" w:type="dxa"/>
+            <w:tcW w:w="996" w:type="dxa"/>
             <w:tcBorders>
               <w:top w:val="single" w:sz="4" w:space="0" w:color="000000"/>
               <w:left w:val="single" w:sz="4" w:space="0" w:color="000000"/>
@@ -21210,7 +21914,7 @@
         </w:tc>
         <w:tc>
           <w:tcPr>
-            <w:tcW w:w="975" w:type="dxa"/>
+            <w:tcW w:w="994" w:type="dxa"/>
             <w:tcBorders>
               <w:top w:val="single" w:sz="4" w:space="0" w:color="000000"/>
               <w:left w:val="single" w:sz="4" w:space="0" w:color="000000"/>
@@ -21234,7 +21938,7 @@
         </w:tc>
         <w:tc>
           <w:tcPr>
-            <w:tcW w:w="972" w:type="dxa"/>
+            <w:tcW w:w="967" w:type="dxa"/>
             <w:tcBorders>
               <w:top w:val="single" w:sz="4" w:space="0" w:color="000000"/>
               <w:left w:val="single" w:sz="4" w:space="0" w:color="000000"/>
@@ -21258,7 +21962,7 @@
         </w:tc>
         <w:tc>
           <w:tcPr>
-            <w:tcW w:w="931" w:type="dxa"/>
+            <w:tcW w:w="996" w:type="dxa"/>
             <w:tcBorders>
               <w:top w:val="single" w:sz="4" w:space="0" w:color="000000"/>
               <w:left w:val="single" w:sz="4" w:space="0" w:color="000000"/>
@@ -21287,7 +21991,7 @@
         </w:trPr>
         <w:tc>
           <w:tcPr>
-            <w:tcW w:w="576" w:type="dxa"/>
+            <w:tcW w:w="570" w:type="dxa"/>
             <w:vMerge w:val="restart"/>
             <w:tcBorders>
               <w:top w:val="single" w:sz="4" w:space="0" w:color="000000"/>
@@ -21312,7 +22016,7 @@
         </w:tc>
         <w:tc>
           <w:tcPr>
-            <w:tcW w:w="2897" w:type="dxa"/>
+            <w:tcW w:w="2787" w:type="dxa"/>
             <w:vMerge w:val="restart"/>
             <w:tcBorders>
               <w:top w:val="single" w:sz="4" w:space="0" w:color="000000"/>
@@ -21330,11 +22034,14 @@
             <w:r>
               <w:t xml:space="preserve"> </w:t>
             </w:r>
-          </w:p>
-        </w:tc>
-        <w:tc>
-          <w:tcPr>
-            <w:tcW w:w="1496" w:type="dxa"/>
+            <w:r>
+              <w:t>программист</w:t>
+            </w:r>
+          </w:p>
+        </w:tc>
+        <w:tc>
+          <w:tcPr>
+            <w:tcW w:w="1490" w:type="dxa"/>
             <w:tcBorders>
               <w:top w:val="single" w:sz="4" w:space="0" w:color="000000"/>
               <w:left w:val="single" w:sz="4" w:space="0" w:color="000000"/>
@@ -21357,7 +22064,7 @@
         </w:tc>
         <w:tc>
           <w:tcPr>
-            <w:tcW w:w="974" w:type="dxa"/>
+            <w:tcW w:w="996" w:type="dxa"/>
             <w:tcBorders>
               <w:top w:val="single" w:sz="4" w:space="0" w:color="000000"/>
               <w:left w:val="single" w:sz="4" w:space="0" w:color="000000"/>
@@ -21373,11 +22080,14 @@
             <w:r>
               <w:t xml:space="preserve">  </w:t>
             </w:r>
-          </w:p>
-        </w:tc>
-        <w:tc>
-          <w:tcPr>
-            <w:tcW w:w="974" w:type="dxa"/>
+            <w:r>
+              <w:t>4</w:t>
+            </w:r>
+          </w:p>
+        </w:tc>
+        <w:tc>
+          <w:tcPr>
+            <w:tcW w:w="996" w:type="dxa"/>
             <w:tcBorders>
               <w:top w:val="single" w:sz="4" w:space="0" w:color="000000"/>
               <w:left w:val="single" w:sz="4" w:space="0" w:color="000000"/>
@@ -21393,23 +22103,55 @@
             <w:r>
               <w:t xml:space="preserve">  </w:t>
             </w:r>
-          </w:p>
-        </w:tc>
-        <w:tc>
-          <w:tcPr>
-            <w:tcW w:w="975" w:type="dxa"/>
-            <w:tcBorders>
-              <w:top w:val="single" w:sz="4" w:space="0" w:color="000000"/>
-              <w:left w:val="single" w:sz="4" w:space="0" w:color="000000"/>
-              <w:bottom w:val="single" w:sz="4" w:space="0" w:color="000000"/>
-              <w:right w:val="single" w:sz="4" w:space="0" w:color="000000"/>
-            </w:tcBorders>
-          </w:tcPr>
-          <w:p>
-            <w:pPr>
-              <w:spacing w:after="0" w:line="259" w:lineRule="auto"/>
-              <w:ind w:left="0" w:firstLine="0"/>
-            </w:pPr>
+            <w:r>
+              <w:t>4</w:t>
+            </w:r>
+          </w:p>
+        </w:tc>
+        <w:tc>
+          <w:tcPr>
+            <w:tcW w:w="994" w:type="dxa"/>
+            <w:tcBorders>
+              <w:top w:val="single" w:sz="4" w:space="0" w:color="000000"/>
+              <w:left w:val="single" w:sz="4" w:space="0" w:color="000000"/>
+              <w:bottom w:val="single" w:sz="4" w:space="0" w:color="000000"/>
+              <w:right w:val="single" w:sz="4" w:space="0" w:color="000000"/>
+            </w:tcBorders>
+          </w:tcPr>
+          <w:p>
+            <w:pPr>
+              <w:spacing w:after="0" w:line="259" w:lineRule="auto"/>
+              <w:ind w:left="0" w:firstLine="0"/>
+            </w:pPr>
+            <w:r>
+              <w:t xml:space="preserve"> </w:t>
+            </w:r>
+            <w:r>
+              <w:t>4</w:t>
+            </w:r>
+            <w:r>
+              <w:t xml:space="preserve"> </w:t>
+            </w:r>
+          </w:p>
+        </w:tc>
+        <w:tc>
+          <w:tcPr>
+            <w:tcW w:w="967" w:type="dxa"/>
+            <w:tcBorders>
+              <w:top w:val="single" w:sz="4" w:space="0" w:color="000000"/>
+              <w:left w:val="single" w:sz="4" w:space="0" w:color="000000"/>
+              <w:bottom w:val="single" w:sz="4" w:space="0" w:color="000000"/>
+              <w:right w:val="single" w:sz="4" w:space="0" w:color="000000"/>
+            </w:tcBorders>
+          </w:tcPr>
+          <w:p>
+            <w:pPr>
+              <w:spacing w:after="0" w:line="259" w:lineRule="auto"/>
+              <w:ind w:left="0" w:firstLine="0"/>
+            </w:pPr>
+            <w:r>
+              <w:t>4</w:t>
+            </w:r>
             <w:r>
               <w:t xml:space="preserve">  </w:t>
             </w:r>
@@ -21417,27 +22159,7 @@
         </w:tc>
         <w:tc>
           <w:tcPr>
-            <w:tcW w:w="972" w:type="dxa"/>
-            <w:tcBorders>
-              <w:top w:val="single" w:sz="4" w:space="0" w:color="000000"/>
-              <w:left w:val="single" w:sz="4" w:space="0" w:color="000000"/>
-              <w:bottom w:val="single" w:sz="4" w:space="0" w:color="000000"/>
-              <w:right w:val="single" w:sz="4" w:space="0" w:color="000000"/>
-            </w:tcBorders>
-          </w:tcPr>
-          <w:p>
-            <w:pPr>
-              <w:spacing w:after="0" w:line="259" w:lineRule="auto"/>
-              <w:ind w:left="0" w:firstLine="0"/>
-            </w:pPr>
-            <w:r>
-              <w:t xml:space="preserve">  </w:t>
-            </w:r>
-          </w:p>
-        </w:tc>
-        <w:tc>
-          <w:tcPr>
-            <w:tcW w:w="931" w:type="dxa"/>
+            <w:tcW w:w="996" w:type="dxa"/>
             <w:vMerge w:val="restart"/>
             <w:tcBorders>
               <w:top w:val="single" w:sz="4" w:space="0" w:color="000000"/>
@@ -21454,6 +22176,9 @@
             </w:pPr>
             <w:r>
               <w:t xml:space="preserve"> </w:t>
+            </w:r>
+            <w:r>
+              <w:t>7680000</w:t>
             </w:r>
           </w:p>
         </w:tc>
@@ -21500,7 +22225,7 @@
         </w:tc>
         <w:tc>
           <w:tcPr>
-            <w:tcW w:w="1496" w:type="dxa"/>
+            <w:tcW w:w="1490" w:type="dxa"/>
             <w:tcBorders>
               <w:top w:val="single" w:sz="4" w:space="0" w:color="000000"/>
               <w:left w:val="single" w:sz="4" w:space="0" w:color="000000"/>
@@ -21523,81 +22248,85 @@
         </w:tc>
         <w:tc>
           <w:tcPr>
-            <w:tcW w:w="974" w:type="dxa"/>
-            <w:tcBorders>
-              <w:top w:val="single" w:sz="4" w:space="0" w:color="000000"/>
-              <w:left w:val="single" w:sz="4" w:space="0" w:color="000000"/>
-              <w:bottom w:val="single" w:sz="4" w:space="0" w:color="000000"/>
-              <w:right w:val="single" w:sz="4" w:space="0" w:color="000000"/>
-            </w:tcBorders>
-          </w:tcPr>
-          <w:p>
-            <w:pPr>
-              <w:spacing w:after="0" w:line="259" w:lineRule="auto"/>
-              <w:ind w:left="2" w:firstLine="0"/>
-            </w:pPr>
-            <w:r>
-              <w:t xml:space="preserve">  </w:t>
-            </w:r>
-          </w:p>
-        </w:tc>
-        <w:tc>
-          <w:tcPr>
-            <w:tcW w:w="974" w:type="dxa"/>
-            <w:tcBorders>
-              <w:top w:val="single" w:sz="4" w:space="0" w:color="000000"/>
-              <w:left w:val="single" w:sz="4" w:space="0" w:color="000000"/>
-              <w:bottom w:val="single" w:sz="4" w:space="0" w:color="000000"/>
-              <w:right w:val="single" w:sz="4" w:space="0" w:color="000000"/>
-            </w:tcBorders>
-          </w:tcPr>
-          <w:p>
-            <w:pPr>
-              <w:spacing w:after="0" w:line="259" w:lineRule="auto"/>
-              <w:ind w:left="2" w:firstLine="0"/>
-            </w:pPr>
-            <w:r>
-              <w:t xml:space="preserve">  </w:t>
-            </w:r>
-          </w:p>
-        </w:tc>
-        <w:tc>
-          <w:tcPr>
-            <w:tcW w:w="975" w:type="dxa"/>
-            <w:tcBorders>
-              <w:top w:val="single" w:sz="4" w:space="0" w:color="000000"/>
-              <w:left w:val="single" w:sz="4" w:space="0" w:color="000000"/>
-              <w:bottom w:val="single" w:sz="4" w:space="0" w:color="000000"/>
-              <w:right w:val="single" w:sz="4" w:space="0" w:color="000000"/>
-            </w:tcBorders>
-          </w:tcPr>
-          <w:p>
-            <w:pPr>
-              <w:spacing w:after="0" w:line="259" w:lineRule="auto"/>
-              <w:ind w:left="0" w:firstLine="0"/>
-            </w:pPr>
-            <w:r>
-              <w:t xml:space="preserve">  </w:t>
-            </w:r>
-          </w:p>
-        </w:tc>
-        <w:tc>
-          <w:tcPr>
-            <w:tcW w:w="972" w:type="dxa"/>
-            <w:tcBorders>
-              <w:top w:val="single" w:sz="4" w:space="0" w:color="000000"/>
-              <w:left w:val="single" w:sz="4" w:space="0" w:color="000000"/>
-              <w:bottom w:val="single" w:sz="4" w:space="0" w:color="000000"/>
-              <w:right w:val="single" w:sz="4" w:space="0" w:color="000000"/>
-            </w:tcBorders>
-          </w:tcPr>
-          <w:p>
-            <w:pPr>
-              <w:spacing w:after="0" w:line="259" w:lineRule="auto"/>
-              <w:ind w:left="0" w:firstLine="0"/>
-            </w:pPr>
-            <w:r>
-              <w:t xml:space="preserve">  </w:t>
+            <w:tcW w:w="996" w:type="dxa"/>
+            <w:tcBorders>
+              <w:top w:val="single" w:sz="4" w:space="0" w:color="000000"/>
+              <w:left w:val="single" w:sz="4" w:space="0" w:color="000000"/>
+              <w:bottom w:val="single" w:sz="4" w:space="0" w:color="000000"/>
+              <w:right w:val="single" w:sz="4" w:space="0" w:color="000000"/>
+            </w:tcBorders>
+            <w:vAlign w:val="center"/>
+          </w:tcPr>
+          <w:p>
+            <w:pPr>
+              <w:spacing w:after="0" w:line="259" w:lineRule="auto"/>
+              <w:ind w:left="2" w:firstLine="0"/>
+            </w:pPr>
+            <w:r>
+              <w:t xml:space="preserve"> 1920000</w:t>
+            </w:r>
+          </w:p>
+        </w:tc>
+        <w:tc>
+          <w:tcPr>
+            <w:tcW w:w="996" w:type="dxa"/>
+            <w:tcBorders>
+              <w:top w:val="single" w:sz="4" w:space="0" w:color="000000"/>
+              <w:left w:val="single" w:sz="4" w:space="0" w:color="000000"/>
+              <w:bottom w:val="single" w:sz="4" w:space="0" w:color="000000"/>
+              <w:right w:val="single" w:sz="4" w:space="0" w:color="000000"/>
+            </w:tcBorders>
+            <w:vAlign w:val="center"/>
+          </w:tcPr>
+          <w:p>
+            <w:pPr>
+              <w:spacing w:after="0" w:line="259" w:lineRule="auto"/>
+              <w:ind w:left="2" w:firstLine="0"/>
+            </w:pPr>
+            <w:r>
+              <w:t xml:space="preserve"> 1920000</w:t>
+            </w:r>
+          </w:p>
+        </w:tc>
+        <w:tc>
+          <w:tcPr>
+            <w:tcW w:w="994" w:type="dxa"/>
+            <w:tcBorders>
+              <w:top w:val="single" w:sz="4" w:space="0" w:color="000000"/>
+              <w:left w:val="single" w:sz="4" w:space="0" w:color="000000"/>
+              <w:bottom w:val="single" w:sz="4" w:space="0" w:color="000000"/>
+              <w:right w:val="single" w:sz="4" w:space="0" w:color="000000"/>
+            </w:tcBorders>
+            <w:vAlign w:val="center"/>
+          </w:tcPr>
+          <w:p>
+            <w:pPr>
+              <w:spacing w:after="0" w:line="259" w:lineRule="auto"/>
+              <w:ind w:left="0" w:firstLine="0"/>
+            </w:pPr>
+            <w:r>
+              <w:t xml:space="preserve"> 1920000</w:t>
+            </w:r>
+          </w:p>
+        </w:tc>
+        <w:tc>
+          <w:tcPr>
+            <w:tcW w:w="967" w:type="dxa"/>
+            <w:tcBorders>
+              <w:top w:val="single" w:sz="4" w:space="0" w:color="000000"/>
+              <w:left w:val="single" w:sz="4" w:space="0" w:color="000000"/>
+              <w:bottom w:val="single" w:sz="4" w:space="0" w:color="000000"/>
+              <w:right w:val="single" w:sz="4" w:space="0" w:color="000000"/>
+            </w:tcBorders>
+            <w:vAlign w:val="center"/>
+          </w:tcPr>
+          <w:p>
+            <w:pPr>
+              <w:spacing w:after="0" w:line="259" w:lineRule="auto"/>
+              <w:ind w:left="0" w:firstLine="0"/>
+            </w:pPr>
+            <w:r>
+              <w:t xml:space="preserve"> 1920000</w:t>
             </w:r>
           </w:p>
         </w:tc>
@@ -21626,7 +22355,7 @@
         </w:trPr>
         <w:tc>
           <w:tcPr>
-            <w:tcW w:w="576" w:type="dxa"/>
+            <w:tcW w:w="570" w:type="dxa"/>
             <w:vMerge w:val="restart"/>
             <w:tcBorders>
               <w:top w:val="single" w:sz="4" w:space="0" w:color="000000"/>
@@ -21651,7 +22380,7 @@
         </w:tc>
         <w:tc>
           <w:tcPr>
-            <w:tcW w:w="2897" w:type="dxa"/>
+            <w:tcW w:w="2787" w:type="dxa"/>
             <w:vMerge w:val="restart"/>
             <w:tcBorders>
               <w:top w:val="single" w:sz="4" w:space="0" w:color="000000"/>
@@ -21673,7 +22402,7 @@
         </w:tc>
         <w:tc>
           <w:tcPr>
-            <w:tcW w:w="1496" w:type="dxa"/>
+            <w:tcW w:w="1490" w:type="dxa"/>
             <w:tcBorders>
               <w:top w:val="single" w:sz="4" w:space="0" w:color="000000"/>
               <w:left w:val="single" w:sz="4" w:space="0" w:color="000000"/>
@@ -21696,7 +22425,7 @@
         </w:tc>
         <w:tc>
           <w:tcPr>
-            <w:tcW w:w="974" w:type="dxa"/>
+            <w:tcW w:w="996" w:type="dxa"/>
             <w:tcBorders>
               <w:top w:val="single" w:sz="4" w:space="0" w:color="000000"/>
               <w:left w:val="single" w:sz="4" w:space="0" w:color="000000"/>
@@ -21716,7 +22445,7 @@
         </w:tc>
         <w:tc>
           <w:tcPr>
-            <w:tcW w:w="974" w:type="dxa"/>
+            <w:tcW w:w="996" w:type="dxa"/>
             <w:tcBorders>
               <w:top w:val="single" w:sz="4" w:space="0" w:color="000000"/>
               <w:left w:val="single" w:sz="4" w:space="0" w:color="000000"/>
@@ -21736,7 +22465,7 @@
         </w:tc>
         <w:tc>
           <w:tcPr>
-            <w:tcW w:w="975" w:type="dxa"/>
+            <w:tcW w:w="994" w:type="dxa"/>
             <w:tcBorders>
               <w:top w:val="single" w:sz="4" w:space="0" w:color="000000"/>
               <w:left w:val="single" w:sz="4" w:space="0" w:color="000000"/>
@@ -21756,7 +22485,7 @@
         </w:tc>
         <w:tc>
           <w:tcPr>
-            <w:tcW w:w="972" w:type="dxa"/>
+            <w:tcW w:w="967" w:type="dxa"/>
             <w:tcBorders>
               <w:top w:val="single" w:sz="4" w:space="0" w:color="000000"/>
               <w:left w:val="single" w:sz="4" w:space="0" w:color="000000"/>
@@ -21835,7 +22564,7 @@
         </w:tc>
         <w:tc>
           <w:tcPr>
-            <w:tcW w:w="1496" w:type="dxa"/>
+            <w:tcW w:w="1490" w:type="dxa"/>
             <w:tcBorders>
               <w:top w:val="single" w:sz="4" w:space="0" w:color="000000"/>
               <w:left w:val="single" w:sz="4" w:space="0" w:color="000000"/>
@@ -21858,7 +22587,7 @@
         </w:tc>
         <w:tc>
           <w:tcPr>
-            <w:tcW w:w="974" w:type="dxa"/>
+            <w:tcW w:w="996" w:type="dxa"/>
             <w:tcBorders>
               <w:top w:val="single" w:sz="4" w:space="0" w:color="000000"/>
               <w:left w:val="single" w:sz="4" w:space="0" w:color="000000"/>
@@ -21878,7 +22607,7 @@
         </w:tc>
         <w:tc>
           <w:tcPr>
-            <w:tcW w:w="974" w:type="dxa"/>
+            <w:tcW w:w="996" w:type="dxa"/>
             <w:tcBorders>
               <w:top w:val="single" w:sz="4" w:space="0" w:color="000000"/>
               <w:left w:val="single" w:sz="4" w:space="0" w:color="000000"/>
@@ -21898,7 +22627,7 @@
         </w:tc>
         <w:tc>
           <w:tcPr>
-            <w:tcW w:w="975" w:type="dxa"/>
+            <w:tcW w:w="994" w:type="dxa"/>
             <w:tcBorders>
               <w:top w:val="single" w:sz="4" w:space="0" w:color="000000"/>
               <w:left w:val="single" w:sz="4" w:space="0" w:color="000000"/>
@@ -21918,7 +22647,7 @@
         </w:tc>
         <w:tc>
           <w:tcPr>
-            <w:tcW w:w="972" w:type="dxa"/>
+            <w:tcW w:w="967" w:type="dxa"/>
             <w:tcBorders>
               <w:top w:val="single" w:sz="4" w:space="0" w:color="000000"/>
               <w:left w:val="single" w:sz="4" w:space="0" w:color="000000"/>
@@ -21997,7 +22726,7 @@
         </w:tc>
         <w:tc>
           <w:tcPr>
-            <w:tcW w:w="1496" w:type="dxa"/>
+            <w:tcW w:w="1490" w:type="dxa"/>
             <w:tcBorders>
               <w:top w:val="single" w:sz="4" w:space="0" w:color="000000"/>
               <w:left w:val="single" w:sz="4" w:space="0" w:color="000000"/>
@@ -22020,7 +22749,7 @@
         </w:tc>
         <w:tc>
           <w:tcPr>
-            <w:tcW w:w="974" w:type="dxa"/>
+            <w:tcW w:w="996" w:type="dxa"/>
             <w:tcBorders>
               <w:top w:val="single" w:sz="4" w:space="0" w:color="000000"/>
               <w:left w:val="single" w:sz="4" w:space="0" w:color="000000"/>
@@ -22040,7 +22769,7 @@
         </w:tc>
         <w:tc>
           <w:tcPr>
-            <w:tcW w:w="974" w:type="dxa"/>
+            <w:tcW w:w="996" w:type="dxa"/>
             <w:tcBorders>
               <w:top w:val="single" w:sz="4" w:space="0" w:color="000000"/>
               <w:left w:val="single" w:sz="4" w:space="0" w:color="000000"/>
@@ -22060,7 +22789,7 @@
         </w:tc>
         <w:tc>
           <w:tcPr>
-            <w:tcW w:w="975" w:type="dxa"/>
+            <w:tcW w:w="994" w:type="dxa"/>
             <w:tcBorders>
               <w:top w:val="single" w:sz="4" w:space="0" w:color="000000"/>
               <w:left w:val="single" w:sz="4" w:space="0" w:color="000000"/>
@@ -22080,7 +22809,7 @@
         </w:tc>
         <w:tc>
           <w:tcPr>
-            <w:tcW w:w="972" w:type="dxa"/>
+            <w:tcW w:w="967" w:type="dxa"/>
             <w:tcBorders>
               <w:top w:val="single" w:sz="4" w:space="0" w:color="000000"/>
               <w:left w:val="single" w:sz="4" w:space="0" w:color="000000"/>
@@ -22123,7 +22852,7 @@
         </w:trPr>
         <w:tc>
           <w:tcPr>
-            <w:tcW w:w="4969" w:type="dxa"/>
+            <w:tcW w:w="4847" w:type="dxa"/>
             <w:gridSpan w:val="3"/>
             <w:tcBorders>
               <w:top w:val="single" w:sz="4" w:space="0" w:color="000000"/>
@@ -22173,7 +22902,7 @@
         </w:tc>
         <w:tc>
           <w:tcPr>
-            <w:tcW w:w="974" w:type="dxa"/>
+            <w:tcW w:w="996" w:type="dxa"/>
             <w:tcBorders>
               <w:top w:val="single" w:sz="4" w:space="0" w:color="000000"/>
               <w:left w:val="single" w:sz="4" w:space="0" w:color="000000"/>
@@ -22196,7 +22925,7 @@
         </w:tc>
         <w:tc>
           <w:tcPr>
-            <w:tcW w:w="974" w:type="dxa"/>
+            <w:tcW w:w="996" w:type="dxa"/>
             <w:tcBorders>
               <w:top w:val="single" w:sz="4" w:space="0" w:color="000000"/>
               <w:left w:val="single" w:sz="4" w:space="0" w:color="000000"/>
@@ -22219,7 +22948,7 @@
         </w:tc>
         <w:tc>
           <w:tcPr>
-            <w:tcW w:w="975" w:type="dxa"/>
+            <w:tcW w:w="994" w:type="dxa"/>
             <w:tcBorders>
               <w:top w:val="single" w:sz="4" w:space="0" w:color="000000"/>
               <w:left w:val="single" w:sz="4" w:space="0" w:color="000000"/>
@@ -22242,7 +22971,7 @@
         </w:tc>
         <w:tc>
           <w:tcPr>
-            <w:tcW w:w="972" w:type="dxa"/>
+            <w:tcW w:w="967" w:type="dxa"/>
             <w:tcBorders>
               <w:top w:val="single" w:sz="4" w:space="0" w:color="000000"/>
               <w:left w:val="single" w:sz="4" w:space="0" w:color="000000"/>
@@ -22265,7 +22994,7 @@
         </w:tc>
         <w:tc>
           <w:tcPr>
-            <w:tcW w:w="931" w:type="dxa"/>
+            <w:tcW w:w="996" w:type="dxa"/>
             <w:tcBorders>
               <w:top w:val="single" w:sz="4" w:space="0" w:color="000000"/>
               <w:left w:val="single" w:sz="4" w:space="0" w:color="000000"/>
@@ -22293,7 +23022,7 @@
         </w:trPr>
         <w:tc>
           <w:tcPr>
-            <w:tcW w:w="4969" w:type="dxa"/>
+            <w:tcW w:w="4847" w:type="dxa"/>
             <w:gridSpan w:val="3"/>
             <w:tcBorders>
               <w:top w:val="single" w:sz="4" w:space="0" w:color="000000"/>
@@ -22317,7 +23046,7 @@
         </w:tc>
         <w:tc>
           <w:tcPr>
-            <w:tcW w:w="974" w:type="dxa"/>
+            <w:tcW w:w="996" w:type="dxa"/>
             <w:tcBorders>
               <w:top w:val="single" w:sz="4" w:space="0" w:color="000000"/>
               <w:left w:val="single" w:sz="4" w:space="0" w:color="000000"/>
@@ -22340,7 +23069,7 @@
         </w:tc>
         <w:tc>
           <w:tcPr>
-            <w:tcW w:w="974" w:type="dxa"/>
+            <w:tcW w:w="996" w:type="dxa"/>
             <w:tcBorders>
               <w:top w:val="single" w:sz="4" w:space="0" w:color="000000"/>
               <w:left w:val="single" w:sz="4" w:space="0" w:color="000000"/>
@@ -22363,7 +23092,7 @@
         </w:tc>
         <w:tc>
           <w:tcPr>
-            <w:tcW w:w="975" w:type="dxa"/>
+            <w:tcW w:w="994" w:type="dxa"/>
             <w:tcBorders>
               <w:top w:val="single" w:sz="4" w:space="0" w:color="000000"/>
               <w:left w:val="single" w:sz="4" w:space="0" w:color="000000"/>
@@ -22386,7 +23115,7 @@
         </w:tc>
         <w:tc>
           <w:tcPr>
-            <w:tcW w:w="972" w:type="dxa"/>
+            <w:tcW w:w="967" w:type="dxa"/>
             <w:tcBorders>
               <w:top w:val="single" w:sz="4" w:space="0" w:color="000000"/>
               <w:left w:val="single" w:sz="4" w:space="0" w:color="000000"/>
@@ -22409,7 +23138,7 @@
         </w:tc>
         <w:tc>
           <w:tcPr>
-            <w:tcW w:w="931" w:type="dxa"/>
+            <w:tcW w:w="996" w:type="dxa"/>
             <w:tcBorders>
               <w:top w:val="single" w:sz="4" w:space="0" w:color="000000"/>
               <w:left w:val="single" w:sz="4" w:space="0" w:color="000000"/>
@@ -22633,14 +23362,7 @@
               <w:rPr>
                 <w:b/>
               </w:rPr>
-              <w:t xml:space="preserve"> </w:t>
-            </w:r>
-            <w:r>
-              <w:rPr>
-                <w:b/>
-                <w:lang w:val="en-US"/>
-              </w:rPr>
-              <w:t>2 400 000</w:t>
+              <w:t>10000000</w:t>
             </w:r>
           </w:p>
         </w:tc>
@@ -22708,14 +23430,7 @@
               <w:ind w:left="0" w:firstLine="0"/>
             </w:pPr>
             <w:r>
-              <w:t xml:space="preserve"> </w:t>
-            </w:r>
-            <w:r>
-              <w:rPr>
-                <w:b/>
-                <w:lang w:val="en-US"/>
-              </w:rPr>
-              <w:t>2 400 000</w:t>
+              <w:t>10000000</w:t>
             </w:r>
           </w:p>
         </w:tc>
@@ -22851,7 +23566,6 @@
               <w:spacing w:after="0" w:line="259" w:lineRule="auto"/>
               <w:ind w:left="0" w:firstLine="0"/>
             </w:pPr>
-            <w:bookmarkStart w:id="0" w:name="_GoBack" w:colFirst="2" w:colLast="2"/>
             <w:r>
               <w:t xml:space="preserve">Субсидия – грант МЭР </w:t>
             </w:r>
@@ -23219,7 +23933,6 @@
         </w:tc>
       </w:tr>
     </w:tbl>
-    <w:bookmarkEnd w:id="0"/>
     <w:p>
       <w:pPr>
         <w:spacing w:after="4"/>
@@ -24328,7 +25041,6 @@
               <w:ind w:left="0" w:firstLine="0"/>
             </w:pPr>
             <w:r>
-              <w:lastRenderedPageBreak/>
               <w:t xml:space="preserve">Сертификация продукции/услуги </w:t>
             </w:r>
           </w:p>
@@ -28244,6 +28956,7 @@
   <w:style w:type="character" w:default="1" w:styleId="a0">
     <w:name w:val="Default Paragraph Font"/>
     <w:uiPriority w:val="1"/>
+    <w:semiHidden/>
     <w:unhideWhenUsed/>
   </w:style>
   <w:style w:type="table" w:default="1" w:styleId="a1">

--- a/Управление IT-сервисами (Кузнецова)/Бизнес-план.docx
+++ b/Управление IT-сервисами (Кузнецова)/Бизнес-план.docx
@@ -1,427 +1,288 @@
 
 <file path=word/document.xml><?xml version="1.0" encoding="utf-8"?>
-<w:document xmlns:wpc="http://schemas.microsoft.com/office/word/2010/wordprocessingCanvas" xmlns:cx="http://schemas.microsoft.com/office/drawing/2014/chartex" xmlns:cx1="http://schemas.microsoft.com/office/drawing/2015/9/8/chartex" xmlns:cx2="http://schemas.microsoft.com/office/drawing/2015/10/21/chartex" xmlns:cx3="http://schemas.microsoft.com/office/drawing/2016/5/9/chartex" xmlns:cx4="http://schemas.microsoft.com/office/drawing/2016/5/10/chartex" xmlns:cx5="http://schemas.microsoft.com/office/drawing/2016/5/11/chartex" xmlns:cx6="http://schemas.microsoft.com/office/drawing/2016/5/12/chartex" xmlns:cx7="http://schemas.microsoft.com/office/drawing/2016/5/13/chartex" xmlns:cx8="http://schemas.microsoft.com/office/drawing/2016/5/14/chartex" xmlns:mc="http://schemas.openxmlformats.org/markup-compatibility/2006" xmlns:aink="http://schemas.microsoft.com/office/drawing/2016/ink" xmlns:am3d="http://schemas.microsoft.com/office/drawing/2017/model3d" xmlns:o="urn:schemas-microsoft-com:office:office" xmlns:r="http://schemas.openxmlformats.org/officeDocument/2006/relationships" xmlns:m="http://schemas.openxmlformats.org/officeDocument/2006/math" xmlns:v="urn:schemas-microsoft-com:vml" xmlns:wp14="http://schemas.microsoft.com/office/word/2010/wordprocessingDrawing" xmlns:wp="http://schemas.openxmlformats.org/drawingml/2006/wordprocessingDrawing" xmlns:w10="urn:schemas-microsoft-com:office:word" xmlns:w="http://schemas.openxmlformats.org/wordprocessingml/2006/main" xmlns:w14="http://schemas.microsoft.com/office/word/2010/wordml" xmlns:w15="http://schemas.microsoft.com/office/word/2012/wordml" xmlns:w16cid="http://schemas.microsoft.com/office/word/2016/wordml/cid" xmlns:w16se="http://schemas.microsoft.com/office/word/2015/wordml/symex" xmlns:wpg="http://schemas.microsoft.com/office/word/2010/wordprocessingGroup" xmlns:wpi="http://schemas.microsoft.com/office/word/2010/wordprocessingInk" xmlns:wne="http://schemas.microsoft.com/office/word/2006/wordml" xmlns:wps="http://schemas.microsoft.com/office/word/2010/wordprocessingShape" mc:Ignorable="w14 w15 w16se w16cid wp14">
+<w:document xmlns:wpc="http://schemas.microsoft.com/office/word/2010/wordprocessingCanvas" xmlns:cx="http://schemas.microsoft.com/office/drawing/2014/chartex" xmlns:cx1="http://schemas.microsoft.com/office/drawing/2015/9/8/chartex" xmlns:cx2="http://schemas.microsoft.com/office/drawing/2015/10/21/chartex" xmlns:cx3="http://schemas.microsoft.com/office/drawing/2016/5/9/chartex" xmlns:cx4="http://schemas.microsoft.com/office/drawing/2016/5/10/chartex" xmlns:cx5="http://schemas.microsoft.com/office/drawing/2016/5/11/chartex" xmlns:cx6="http://schemas.microsoft.com/office/drawing/2016/5/12/chartex" xmlns:cx7="http://schemas.microsoft.com/office/drawing/2016/5/13/chartex" xmlns:cx8="http://schemas.microsoft.com/office/drawing/2016/5/14/chartex" xmlns:mc="http://schemas.openxmlformats.org/markup-compatibility/2006" xmlns:aink="http://schemas.microsoft.com/office/drawing/2016/ink" xmlns:am3d="http://schemas.microsoft.com/office/drawing/2017/model3d" xmlns:o="urn:schemas-microsoft-com:office:office" xmlns:oel="http://schemas.microsoft.com/office/2019/extlst" xmlns:r="http://schemas.openxmlformats.org/officeDocument/2006/relationships" xmlns:m="http://schemas.openxmlformats.org/officeDocument/2006/math" xmlns:v="urn:schemas-microsoft-com:vml" xmlns:wp14="http://schemas.microsoft.com/office/word/2010/wordprocessingDrawing" xmlns:wp="http://schemas.openxmlformats.org/drawingml/2006/wordprocessingDrawing" xmlns:w10="urn:schemas-microsoft-com:office:word" xmlns:w="http://schemas.openxmlformats.org/wordprocessingml/2006/main" xmlns:w14="http://schemas.microsoft.com/office/word/2010/wordml" xmlns:w15="http://schemas.microsoft.com/office/word/2012/wordml" xmlns:w16cex="http://schemas.microsoft.com/office/word/2018/wordml/cex" xmlns:w16cid="http://schemas.microsoft.com/office/word/2016/wordml/cid" xmlns:w16="http://schemas.microsoft.com/office/word/2018/wordml" xmlns:w16sdtdh="http://schemas.microsoft.com/office/word/2020/wordml/sdtdatahash" xmlns:w16se="http://schemas.microsoft.com/office/word/2015/wordml/symex" xmlns:wpg="http://schemas.microsoft.com/office/word/2010/wordprocessingGroup" xmlns:wpi="http://schemas.microsoft.com/office/word/2010/wordprocessingInk" xmlns:wne="http://schemas.microsoft.com/office/word/2006/wordml" xmlns:wps="http://schemas.microsoft.com/office/word/2010/wordprocessingShape" mc:Ignorable="w14 w15 w16se w16cid w16 w16cex w16sdtdh wp14">
   <w:body>
     <w:p>
       <w:pPr>
-        <w:spacing w:after="278" w:line="259" w:lineRule="auto"/>
-        <w:ind w:left="38" w:firstLine="0"/>
+        <w:spacing w:after="0" w:line="240" w:lineRule="auto"/>
+        <w:ind w:left="0" w:firstLine="0"/>
         <w:jc w:val="center"/>
+        <w:rPr>
+          <w:b/>
+          <w:sz w:val="28"/>
+        </w:rPr>
+      </w:pPr>
+    </w:p>
+    <w:p>
+      <w:pPr>
+        <w:spacing w:after="0" w:line="240" w:lineRule="auto"/>
+        <w:ind w:left="0" w:firstLine="0"/>
+        <w:jc w:val="center"/>
+        <w:rPr>
+          <w:b/>
+          <w:sz w:val="28"/>
+        </w:rPr>
+      </w:pPr>
+    </w:p>
+    <w:p>
+      <w:pPr>
+        <w:spacing w:after="0" w:line="240" w:lineRule="auto"/>
+        <w:ind w:left="0" w:firstLine="0"/>
+        <w:jc w:val="center"/>
+        <w:rPr>
+          <w:b/>
+          <w:sz w:val="28"/>
+        </w:rPr>
+      </w:pPr>
+    </w:p>
+    <w:p>
+      <w:pPr>
+        <w:spacing w:after="0" w:line="240" w:lineRule="auto"/>
+        <w:ind w:left="0" w:firstLine="0"/>
+        <w:jc w:val="center"/>
+        <w:rPr>
+          <w:b/>
+          <w:sz w:val="28"/>
+        </w:rPr>
+      </w:pPr>
+    </w:p>
+    <w:p>
+      <w:pPr>
+        <w:spacing w:after="0" w:line="240" w:lineRule="auto"/>
+        <w:ind w:left="0" w:firstLine="0"/>
+        <w:jc w:val="center"/>
+        <w:rPr>
+          <w:b/>
+          <w:sz w:val="28"/>
+        </w:rPr>
+      </w:pPr>
+    </w:p>
+    <w:p>
+      <w:pPr>
+        <w:spacing w:after="0" w:line="240" w:lineRule="auto"/>
+        <w:ind w:left="0" w:firstLine="0"/>
+        <w:jc w:val="center"/>
+        <w:rPr>
+          <w:b/>
+          <w:sz w:val="28"/>
+        </w:rPr>
+      </w:pPr>
+    </w:p>
+    <w:p>
+      <w:pPr>
+        <w:spacing w:after="0" w:line="240" w:lineRule="auto"/>
+        <w:ind w:left="0" w:firstLine="0"/>
+        <w:jc w:val="center"/>
+        <w:rPr>
+          <w:b/>
+          <w:sz w:val="28"/>
+        </w:rPr>
+      </w:pPr>
+    </w:p>
+    <w:p>
+      <w:pPr>
+        <w:spacing w:after="0" w:line="240" w:lineRule="auto"/>
+        <w:ind w:left="0" w:firstLine="0"/>
+        <w:jc w:val="center"/>
+        <w:rPr>
+          <w:b/>
+          <w:sz w:val="28"/>
+        </w:rPr>
+      </w:pPr>
+    </w:p>
+    <w:p>
+      <w:pPr>
+        <w:spacing w:after="0" w:line="240" w:lineRule="auto"/>
+        <w:ind w:left="0" w:firstLine="0"/>
+        <w:jc w:val="center"/>
+        <w:rPr>
+          <w:b/>
+          <w:sz w:val="28"/>
+        </w:rPr>
+      </w:pPr>
+    </w:p>
+    <w:p>
+      <w:pPr>
+        <w:spacing w:after="0" w:line="240" w:lineRule="auto"/>
+        <w:ind w:left="0" w:firstLine="0"/>
+        <w:jc w:val="center"/>
+        <w:rPr>
+          <w:b/>
+          <w:sz w:val="28"/>
+        </w:rPr>
+      </w:pPr>
+    </w:p>
+    <w:p>
+      <w:pPr>
+        <w:spacing w:after="0" w:line="240" w:lineRule="auto"/>
+        <w:ind w:left="0" w:firstLine="0"/>
+        <w:jc w:val="center"/>
+        <w:rPr>
+          <w:b/>
+          <w:sz w:val="28"/>
+        </w:rPr>
+      </w:pPr>
+    </w:p>
+    <w:p>
+      <w:pPr>
+        <w:spacing w:after="0" w:line="240" w:lineRule="auto"/>
+        <w:ind w:left="0" w:firstLine="0"/>
+        <w:jc w:val="center"/>
+        <w:rPr>
+          <w:b/>
+          <w:sz w:val="28"/>
+        </w:rPr>
+      </w:pPr>
+    </w:p>
+    <w:p>
+      <w:pPr>
+        <w:spacing w:after="0" w:line="240" w:lineRule="auto"/>
+        <w:ind w:left="0" w:firstLine="0"/>
+        <w:jc w:val="center"/>
+        <w:rPr>
+          <w:b/>
+          <w:sz w:val="28"/>
+        </w:rPr>
+      </w:pPr>
+    </w:p>
+    <w:p>
+      <w:pPr>
+        <w:spacing w:after="0" w:line="240" w:lineRule="auto"/>
+        <w:ind w:left="0" w:firstLine="0"/>
+        <w:jc w:val="center"/>
+        <w:rPr>
+          <w:b/>
+          <w:sz w:val="28"/>
+        </w:rPr>
+      </w:pPr>
+    </w:p>
+    <w:p>
+      <w:pPr>
+        <w:spacing w:after="0" w:line="240" w:lineRule="auto"/>
+        <w:ind w:left="0" w:firstLine="0"/>
+        <w:jc w:val="center"/>
+        <w:rPr>
+          <w:b/>
+          <w:sz w:val="28"/>
+        </w:rPr>
+      </w:pPr>
+    </w:p>
+    <w:p>
+      <w:pPr>
+        <w:spacing w:after="0" w:line="240" w:lineRule="auto"/>
+        <w:ind w:left="0" w:firstLine="0"/>
+        <w:jc w:val="center"/>
+        <w:rPr>
+          <w:b/>
+          <w:sz w:val="28"/>
+        </w:rPr>
+      </w:pPr>
+    </w:p>
+    <w:p>
+      <w:pPr>
+        <w:spacing w:after="0" w:line="240" w:lineRule="auto"/>
+        <w:ind w:left="0" w:firstLine="0"/>
+        <w:jc w:val="center"/>
+        <w:rPr>
+          <w:b/>
+          <w:sz w:val="28"/>
+        </w:rPr>
+      </w:pPr>
+    </w:p>
+    <w:p>
+      <w:pPr>
+        <w:spacing w:after="0" w:line="240" w:lineRule="auto"/>
+        <w:ind w:left="0" w:firstLine="0"/>
+        <w:jc w:val="center"/>
+        <w:rPr>
+          <w:b/>
+          <w:sz w:val="28"/>
+        </w:rPr>
+      </w:pPr>
+    </w:p>
+    <w:p>
+      <w:pPr>
+        <w:spacing w:after="0" w:line="240" w:lineRule="auto"/>
+        <w:ind w:left="0" w:firstLine="0"/>
+        <w:jc w:val="center"/>
+        <w:rPr>
+          <w:b/>
+          <w:sz w:val="28"/>
+        </w:rPr>
+      </w:pPr>
+    </w:p>
+    <w:p>
+      <w:pPr>
+        <w:spacing w:after="0" w:line="240" w:lineRule="auto"/>
+        <w:ind w:left="0" w:firstLine="0"/>
+        <w:jc w:val="center"/>
+        <w:rPr>
+          <w:b/>
+          <w:sz w:val="28"/>
+        </w:rPr>
+      </w:pPr>
+    </w:p>
+    <w:p>
+      <w:pPr>
+        <w:spacing w:after="0" w:line="240" w:lineRule="auto"/>
+        <w:ind w:left="0" w:firstLine="0"/>
+        <w:jc w:val="center"/>
+        <w:rPr>
+          <w:b/>
+          <w:sz w:val="28"/>
+        </w:rPr>
+      </w:pPr>
+      <w:r>
+        <w:rPr>
+          <w:b/>
+          <w:sz w:val="28"/>
+          <w:lang w:val="en-US"/>
+        </w:rPr>
+        <w:t>SMARTTRAVEL</w:t>
+      </w:r>
+      <w:r>
+        <w:rPr>
+          <w:b/>
+          <w:sz w:val="28"/>
+        </w:rPr>
+        <w:t xml:space="preserve"> </w:t>
+      </w:r>
+      <w:r>
+        <w:rPr>
+          <w:b/>
+          <w:sz w:val="28"/>
+          <w:lang w:val="en-US"/>
+        </w:rPr>
+        <w:t>PLANNER</w:t>
+      </w:r>
+    </w:p>
+    <w:p>
+      <w:pPr>
+        <w:spacing w:after="0" w:line="240" w:lineRule="auto"/>
+        <w:ind w:left="0" w:firstLine="0"/>
+        <w:jc w:val="center"/>
+        <w:rPr>
+          <w:b/>
+          <w:sz w:val="28"/>
+        </w:rPr>
+      </w:pPr>
+    </w:p>
+    <w:p>
+      <w:pPr>
+        <w:spacing w:after="0" w:line="240" w:lineRule="auto"/>
+        <w:ind w:left="0" w:firstLine="0"/>
+        <w:jc w:val="center"/>
+        <w:rPr>
+          <w:b/>
+          <w:sz w:val="28"/>
+        </w:rPr>
       </w:pPr>
       <w:r>
         <w:rPr>
           <w:b/>
           <w:sz w:val="28"/>
         </w:rPr>
-        <w:t>Практическая работа</w:t>
-      </w:r>
-    </w:p>
-    <w:p>
-      <w:pPr>
-        <w:pStyle w:val="1"/>
-        <w:spacing w:after="0"/>
-        <w:ind w:left="567"/>
-        <w:jc w:val="center"/>
-      </w:pPr>
-      <w:r>
-        <w:t>Тема: «Бизнес-планирование»</w:t>
-      </w:r>
-    </w:p>
-    <w:p>
-      <w:pPr>
-        <w:rPr>
-          <w:lang w:bidi="ar-SA"/>
-        </w:rPr>
-      </w:pPr>
-    </w:p>
-    <w:p>
-      <w:pPr>
-        <w:ind w:left="-15" w:firstLine="566"/>
-      </w:pPr>
-      <w:r>
-        <w:rPr>
-          <w:b/>
-        </w:rPr>
-        <w:t>Цель:</w:t>
-      </w:r>
-      <w:r>
-        <w:t xml:space="preserve"> закрепление теоретических знаний и отработка практических навыков при составлении бизнес-плана. Приобретение навыков </w:t>
-      </w:r>
-      <w:proofErr w:type="gramStart"/>
-      <w:r>
-        <w:t>анализа  разделов</w:t>
-      </w:r>
-      <w:proofErr w:type="gramEnd"/>
-      <w:r>
-        <w:t xml:space="preserve"> бизнес – плана организации. Изучить теоретические основы бизнес-планирования. Рассмотреть существующие методики создания бизнес-планов. Научиться разрабатывать структуру бизнес-плана, в полной мере соответствующего его целям. Научиться выделять наиболее значимую информацию отдельных разделов бизнес-плана. </w:t>
-      </w:r>
-    </w:p>
-    <w:p>
-      <w:pPr>
-        <w:ind w:left="576" w:right="126"/>
-      </w:pPr>
-      <w:r>
-        <w:rPr>
-          <w:b/>
-        </w:rPr>
-        <w:t xml:space="preserve">Технические </w:t>
-      </w:r>
-      <w:proofErr w:type="gramStart"/>
-      <w:r>
-        <w:rPr>
-          <w:b/>
-        </w:rPr>
-        <w:t>средства</w:t>
-      </w:r>
-      <w:r>
-        <w:t>:  компьютер</w:t>
-      </w:r>
-      <w:proofErr w:type="gramEnd"/>
-      <w:r>
-        <w:t xml:space="preserve"> с выходом в систему Интернет, калькулятор, учебные шаблоны бизнес-</w:t>
-      </w:r>
-    </w:p>
-    <w:p>
-      <w:pPr>
-        <w:spacing w:after="4"/>
-        <w:ind w:left="-5" w:right="6973"/>
-      </w:pPr>
-      <w:r>
-        <w:t xml:space="preserve">плана. </w:t>
-      </w:r>
-      <w:r>
-        <w:rPr>
-          <w:b/>
-        </w:rPr>
-        <w:t xml:space="preserve">Теоретическая часть. </w:t>
-      </w:r>
-    </w:p>
-    <w:p>
-      <w:pPr>
-        <w:ind w:left="0" w:hanging="15"/>
-      </w:pPr>
-      <w:r>
-        <w:t xml:space="preserve">Бизнес-план – это документ, в котором дается описание основных разделов развития фирмы на конкурентном рынке с учетом собственных и заемных финансовых источников, материальных и кадровых возможностей и предполагаемых рисков, возникающих в процессе реализации предпринимательских проектов.   </w:t>
-      </w:r>
-    </w:p>
-    <w:p>
-      <w:pPr>
-        <w:ind w:left="0" w:hanging="15"/>
-      </w:pPr>
-      <w:r>
-        <w:t xml:space="preserve">Бизнес-план при создании собственного дела должен включать следующие разделы: </w:t>
-      </w:r>
-    </w:p>
-    <w:p>
-      <w:pPr>
-        <w:numPr>
-          <w:ilvl w:val="0"/>
-          <w:numId w:val="1"/>
-        </w:numPr>
-        <w:ind w:left="0" w:hanging="15"/>
-      </w:pPr>
-      <w:r>
-        <w:t xml:space="preserve">общая характеристика фирмы (резюме);  </w:t>
-      </w:r>
-    </w:p>
-    <w:p>
-      <w:pPr>
-        <w:numPr>
-          <w:ilvl w:val="0"/>
-          <w:numId w:val="1"/>
-        </w:numPr>
-        <w:ind w:left="0" w:hanging="15"/>
-      </w:pPr>
-      <w:r>
-        <w:t xml:space="preserve">характеристика товаров (услуг);  </w:t>
-      </w:r>
-    </w:p>
-    <w:p>
-      <w:pPr>
-        <w:numPr>
-          <w:ilvl w:val="0"/>
-          <w:numId w:val="1"/>
-        </w:numPr>
-        <w:ind w:left="0" w:hanging="15"/>
-      </w:pPr>
-      <w:r>
-        <w:t xml:space="preserve">рынки сбыта товаров (услуг);  </w:t>
-      </w:r>
-    </w:p>
-    <w:p>
-      <w:pPr>
-        <w:numPr>
-          <w:ilvl w:val="0"/>
-          <w:numId w:val="1"/>
-        </w:numPr>
-        <w:ind w:left="0" w:hanging="15"/>
-      </w:pPr>
-      <w:r>
-        <w:t xml:space="preserve">конкуренция на рынках сбыта;  </w:t>
-      </w:r>
-    </w:p>
-    <w:p>
-      <w:pPr>
-        <w:numPr>
-          <w:ilvl w:val="0"/>
-          <w:numId w:val="1"/>
-        </w:numPr>
-        <w:ind w:left="0" w:hanging="15"/>
-      </w:pPr>
-      <w:r>
-        <w:t xml:space="preserve">план маркетинга;  </w:t>
-      </w:r>
-    </w:p>
-    <w:p>
-      <w:pPr>
-        <w:numPr>
-          <w:ilvl w:val="0"/>
-          <w:numId w:val="1"/>
-        </w:numPr>
-        <w:ind w:left="0" w:hanging="15"/>
-      </w:pPr>
-      <w:r>
-        <w:t xml:space="preserve">план производства;  </w:t>
-      </w:r>
-    </w:p>
-    <w:p>
-      <w:pPr>
-        <w:numPr>
-          <w:ilvl w:val="0"/>
-          <w:numId w:val="1"/>
-        </w:numPr>
-        <w:ind w:left="0" w:hanging="15"/>
-      </w:pPr>
-      <w:r>
-        <w:t xml:space="preserve">организационный план; </w:t>
-      </w:r>
-    </w:p>
-    <w:p>
-      <w:pPr>
-        <w:numPr>
-          <w:ilvl w:val="0"/>
-          <w:numId w:val="1"/>
-        </w:numPr>
-        <w:ind w:left="0" w:hanging="15"/>
-      </w:pPr>
-      <w:r>
-        <w:t xml:space="preserve">риски в деятельности </w:t>
-      </w:r>
-      <w:proofErr w:type="gramStart"/>
-      <w:r>
-        <w:t>фирмы;  9</w:t>
-      </w:r>
-      <w:proofErr w:type="gramEnd"/>
-      <w:r>
-        <w:t xml:space="preserve">) финансовый план;  10) приложения.  </w:t>
-      </w:r>
-    </w:p>
-    <w:p>
-      <w:pPr>
-        <w:ind w:left="0" w:hanging="15"/>
-      </w:pPr>
-      <w:r>
-        <w:t xml:space="preserve">Бизнес-план инвестиционного проекта должен включать следующие разделы:  </w:t>
-      </w:r>
-    </w:p>
-    <w:p>
-      <w:pPr>
-        <w:numPr>
-          <w:ilvl w:val="1"/>
-          <w:numId w:val="1"/>
-        </w:numPr>
-        <w:ind w:left="0" w:hanging="15"/>
-      </w:pPr>
-      <w:r>
-        <w:t xml:space="preserve">вводная часть;  </w:t>
-      </w:r>
-    </w:p>
-    <w:p>
-      <w:pPr>
-        <w:numPr>
-          <w:ilvl w:val="1"/>
-          <w:numId w:val="1"/>
-        </w:numPr>
-        <w:ind w:left="0" w:hanging="15"/>
-      </w:pPr>
-      <w:r>
-        <w:t xml:space="preserve">обзор состояния отрасли, к которой относится предприятие;  </w:t>
-      </w:r>
-    </w:p>
-    <w:p>
-      <w:pPr>
-        <w:numPr>
-          <w:ilvl w:val="1"/>
-          <w:numId w:val="1"/>
-        </w:numPr>
-        <w:ind w:left="0" w:hanging="15"/>
-      </w:pPr>
-      <w:r>
-        <w:t xml:space="preserve">производственный план реализации </w:t>
-      </w:r>
-      <w:proofErr w:type="gramStart"/>
-      <w:r>
-        <w:t>проекта;  4</w:t>
-      </w:r>
-      <w:proofErr w:type="gramEnd"/>
-      <w:r>
-        <w:t xml:space="preserve">) план маркетинга и сбыта продукции предприятия; </w:t>
-      </w:r>
-    </w:p>
-    <w:p>
-      <w:pPr>
-        <w:numPr>
-          <w:ilvl w:val="1"/>
-          <w:numId w:val="2"/>
-        </w:numPr>
-        <w:ind w:left="0" w:hanging="15"/>
-      </w:pPr>
-      <w:r>
-        <w:t xml:space="preserve">организационный план реализации проекта; </w:t>
-      </w:r>
-    </w:p>
-    <w:p>
-      <w:pPr>
-        <w:numPr>
-          <w:ilvl w:val="1"/>
-          <w:numId w:val="2"/>
-        </w:numPr>
-        <w:ind w:left="0" w:hanging="15"/>
-      </w:pPr>
-      <w:r>
-        <w:t xml:space="preserve">финансовый план реализации проекта;  </w:t>
-      </w:r>
-    </w:p>
-    <w:p>
-      <w:pPr>
-        <w:numPr>
-          <w:ilvl w:val="1"/>
-          <w:numId w:val="2"/>
-        </w:numPr>
-        <w:ind w:left="0" w:hanging="15"/>
-      </w:pPr>
-      <w:r>
-        <w:t xml:space="preserve">оценка экономической эффективности затрат, осуществленных в ходе реализации проекта. </w:t>
-      </w:r>
-    </w:p>
-    <w:p/>
-    <w:p>
-      <w:r>
-        <w:rPr>
-          <w:b/>
-        </w:rPr>
-        <w:t xml:space="preserve">Алгоритм выполнения задания. </w:t>
-      </w:r>
-    </w:p>
-    <w:p>
-      <w:pPr>
-        <w:ind w:left="-5"/>
-      </w:pPr>
-      <w:r>
-        <w:t xml:space="preserve">Используя учебный шаблон бизнес-плана и опорный конспект, составьте и рассчитайте бизнес-план, сделайте выводы. </w:t>
-      </w:r>
-    </w:p>
-    <w:p>
-      <w:pPr>
-        <w:ind w:left="-5"/>
-      </w:pPr>
-      <w:r>
-        <w:t xml:space="preserve">Практическое задание выполняется индивидуально, темы создания бизнес-планов согласовываются с преподавателем. </w:t>
-      </w:r>
-    </w:p>
-    <w:p>
-      <w:pPr>
-        <w:ind w:left="-5"/>
-      </w:pPr>
-      <w:r>
-        <w:t xml:space="preserve">Практическое задание состоит из нескольких этапов, которые позволяют: </w:t>
-      </w:r>
-    </w:p>
-    <w:p>
-      <w:pPr>
-        <w:ind w:left="-5"/>
-      </w:pPr>
-      <w:r>
-        <w:t xml:space="preserve">- последовательно изучить теоретический материал по бизнес- планированию; </w:t>
-      </w:r>
-    </w:p>
-    <w:p>
-      <w:pPr>
-        <w:ind w:left="-5"/>
-      </w:pPr>
-      <w:r>
-        <w:t xml:space="preserve">- приобрести навыки по анализу методик, с вязанных с составлением бизнес-планов; </w:t>
-      </w:r>
-      <w:r>
-        <w:br/>
-        <w:t xml:space="preserve">- подготовить проект структуры бизнес-плана предприятия сферы услуг; </w:t>
-      </w:r>
-    </w:p>
-    <w:p>
-      <w:pPr>
-        <w:ind w:left="-5"/>
-      </w:pPr>
-      <w:r>
-        <w:t xml:space="preserve">- составить резюме бизнес-плана. </w:t>
-      </w:r>
-    </w:p>
-    <w:p>
-      <w:pPr>
-        <w:ind w:left="-5"/>
-      </w:pPr>
-    </w:p>
-    <w:p>
-      <w:pPr>
-        <w:ind w:left="-5"/>
-        <w:jc w:val="both"/>
-      </w:pPr>
-      <w:r>
-        <w:t xml:space="preserve">Отчет о выполнении практического задания необходимо представить на листах формата А4 в печатной форме, либо написанный от руки. Титульный лист задания оформляется в соответствии со всеми предъявляемыми требованиями. Он содержит четко сформулированную цель создания бизнес-плана. В работе должен быть представлен перечень разделов проектируемого бизнес-плана. Следует внести пояснения к разделам, 2 включаемым в бизнес-план (дается характеристика информации, которая будет содержаться в отдельных разделах бизнес-плана, перечень необходимых документов, таблиц, рисунков, показателей, а также формул для расчетов). Завершает работу текст резюме бизнес-плана (1- 2 стр.). </w:t>
-      </w:r>
-    </w:p>
-    <w:p>
-      <w:pPr>
-        <w:ind w:left="-5"/>
-        <w:jc w:val="both"/>
-      </w:pPr>
-      <w:r>
-        <w:t xml:space="preserve">Содержание отчета: </w:t>
-      </w:r>
-    </w:p>
-    <w:p>
-      <w:pPr>
-        <w:ind w:left="-5"/>
-        <w:jc w:val="both"/>
-      </w:pPr>
-      <w:r>
-        <w:t xml:space="preserve">1. Титульный лист. </w:t>
-      </w:r>
-    </w:p>
-    <w:p>
-      <w:pPr>
-        <w:ind w:left="-5"/>
-        <w:jc w:val="both"/>
-      </w:pPr>
-      <w:r>
-        <w:t xml:space="preserve">2. Структура бизнес-плана (перечень включаемых разделов). </w:t>
-      </w:r>
-    </w:p>
-    <w:p>
-      <w:pPr>
-        <w:ind w:left="-5"/>
-        <w:jc w:val="both"/>
-      </w:pPr>
-      <w:r>
-        <w:t>3. Содержание разделов бизнес-плана (только перечень необходимой в документе информации). 4</w:t>
-      </w:r>
-    </w:p>
-    <w:p>
-      <w:pPr>
-        <w:ind w:left="-5"/>
-        <w:jc w:val="both"/>
-      </w:pPr>
-      <w:r>
-        <w:t xml:space="preserve">. Резюме бизнес-плана.  </w:t>
+        <w:t>Бизнес-план</w:t>
       </w:r>
     </w:p>
     <w:p>
@@ -429,12 +290,6 @@
         <w:spacing w:after="25" w:line="259" w:lineRule="auto"/>
         <w:ind w:left="0" w:firstLine="0"/>
       </w:pPr>
-      <w:r>
-        <w:rPr>
-          <w:b/>
-        </w:rPr>
-        <w:t xml:space="preserve"> </w:t>
-      </w:r>
     </w:p>
     <w:p>
       <w:pPr>
@@ -461,6 +316,7 @@
         <w:rPr>
           <w:b/>
         </w:rPr>
+        <w:lastRenderedPageBreak/>
         <w:t xml:space="preserve">Шаблон учебного бизнес-плана </w:t>
       </w:r>
     </w:p>
@@ -577,13 +433,8 @@
             <w:r>
               <w:t xml:space="preserve"> </w:t>
             </w:r>
-            <w:proofErr w:type="spellStart"/>
-            <w:r>
-              <w:t>Кузургалиев</w:t>
-            </w:r>
-            <w:proofErr w:type="spellEnd"/>
-            <w:r>
-              <w:t xml:space="preserve"> Радмир Алексеевич</w:t>
+            <w:r>
+              <w:t>Кузургалиев Радмир Алексеевич</w:t>
             </w:r>
           </w:p>
         </w:tc>
@@ -1415,10 +1266,70 @@
             <w:r>
               <w:t xml:space="preserve"> </w:t>
             </w:r>
+            <w:r>
+              <w:t>Сообразительный, умный, есть опыт в путешествиях</w:t>
+            </w:r>
           </w:p>
         </w:tc>
       </w:tr>
     </w:tbl>
+    <w:p>
+      <w:pPr>
+        <w:spacing w:after="4"/>
+        <w:ind w:left="-5"/>
+        <w:rPr>
+          <w:b/>
+        </w:rPr>
+      </w:pPr>
+      <w:r>
+        <w:rPr>
+          <w:b/>
+        </w:rPr>
+        <w:t xml:space="preserve">Миссия – значение вашего бизнеса для </w:t>
+      </w:r>
+      <w:proofErr w:type="spellStart"/>
+      <w:r>
+        <w:rPr>
+          <w:b/>
+        </w:rPr>
+        <w:t>общества</w:t>
+      </w:r>
+      <w:r>
+        <w:rPr>
+          <w:b/>
+          <w:u w:val="single"/>
+        </w:rPr>
+        <w:t>__</w:t>
+      </w:r>
+      <w:r>
+        <w:rPr>
+          <w:b/>
+          <w:u w:val="single"/>
+        </w:rPr>
+        <w:t>помочь</w:t>
+      </w:r>
+      <w:proofErr w:type="spellEnd"/>
+      <w:r>
+        <w:rPr>
+          <w:b/>
+          <w:u w:val="single"/>
+        </w:rPr>
+        <w:t xml:space="preserve"> туристам хорошо провести время</w:t>
+      </w:r>
+      <w:r>
+        <w:rPr>
+          <w:b/>
+          <w:u w:val="single"/>
+        </w:rPr>
+        <w:t>_</w:t>
+      </w:r>
+      <w:r>
+        <w:rPr>
+          <w:b/>
+        </w:rPr>
+        <w:t xml:space="preserve"> </w:t>
+      </w:r>
+    </w:p>
     <w:p>
       <w:pPr>
         <w:spacing w:after="4"/>
@@ -1428,7 +1339,35 @@
         <w:rPr>
           <w:b/>
         </w:rPr>
-        <w:t xml:space="preserve">Миссия – значение вашего бизнеса для общества_________________________________ Видение – перспективы деятельности__________________________________________ </w:t>
+        <w:t xml:space="preserve">Видение – перспективы </w:t>
+      </w:r>
+      <w:proofErr w:type="spellStart"/>
+      <w:r>
+        <w:rPr>
+          <w:b/>
+        </w:rPr>
+        <w:t>деятельности____</w:t>
+      </w:r>
+      <w:r>
+        <w:rPr>
+          <w:b/>
+          <w:u w:val="single"/>
+        </w:rPr>
+        <w:t>выйти</w:t>
+      </w:r>
+      <w:proofErr w:type="spellEnd"/>
+      <w:r>
+        <w:rPr>
+          <w:b/>
+          <w:u w:val="single"/>
+        </w:rPr>
+        <w:t xml:space="preserve"> на международный рынок</w:t>
+      </w:r>
+      <w:r>
+        <w:rPr>
+          <w:b/>
+        </w:rPr>
+        <w:t xml:space="preserve">___ </w:t>
       </w:r>
     </w:p>
     <w:p>
@@ -1531,6 +1470,7 @@
         <w:rPr>
           <w:b/>
         </w:rPr>
+        <w:lastRenderedPageBreak/>
         <w:t xml:space="preserve">ОПИСАНИЕ ПРОЕКТА </w:t>
       </w:r>
     </w:p>
@@ -2836,7 +2776,10 @@
               <w:t xml:space="preserve"> </w:t>
             </w:r>
             <w:r>
-              <w:t>408 000</w:t>
+              <w:t>-</w:t>
+            </w:r>
+            <w:r>
+              <w:t>9105820</w:t>
             </w:r>
           </w:p>
         </w:tc>
@@ -2901,10 +2844,7 @@
               <w:ind w:left="0" w:firstLine="0"/>
             </w:pPr>
             <w:r>
-              <w:t xml:space="preserve"> </w:t>
-            </w:r>
-            <w:r>
-              <w:t>408 000</w:t>
+              <w:t>13395820</w:t>
             </w:r>
           </w:p>
         </w:tc>
@@ -3562,6 +3502,7 @@
               <w:rPr>
                 <w:b/>
               </w:rPr>
+              <w:lastRenderedPageBreak/>
               <w:t xml:space="preserve"> </w:t>
             </w:r>
           </w:p>
@@ -3737,6 +3678,7 @@
     <w:p>
       <w:pPr>
         <w:ind w:left="-5"/>
+        <w:jc w:val="both"/>
       </w:pPr>
       <w:r>
         <w:rPr>
@@ -4195,6 +4137,7 @@
               <w:rPr>
                 <w:b/>
               </w:rPr>
+              <w:lastRenderedPageBreak/>
               <w:t>Слабости (</w:t>
             </w:r>
             <w:proofErr w:type="spellStart"/>
@@ -4520,7 +4463,19 @@
         <w:rPr>
           <w:b/>
         </w:rPr>
-        <w:t xml:space="preserve">объем выпуска продукции/ количество потребителей)*100% Доля рынка =_______________________________________________________ </w:t>
+        <w:t>объем выпуска продукции/ количество потребителей)*100% Доля рынка =</w:t>
+      </w:r>
+      <w:r>
+        <w:rPr>
+          <w:b/>
+        </w:rPr>
+        <w:t xml:space="preserve"> ~0.1%</w:t>
+      </w:r>
+      <w:r>
+        <w:rPr>
+          <w:b/>
+        </w:rPr>
+        <w:t xml:space="preserve">____________________________________________________ </w:t>
       </w:r>
     </w:p>
     <w:p>
@@ -4906,7 +4861,11 @@
               <w:ind w:left="0" w:firstLine="0"/>
             </w:pPr>
             <w:r>
-              <w:t>Уникальность предложений, погружение в местную культуру, возможность взаимодействия с местным сообществом, разнообразие мероприятий, проверенная безопасность, социальный аспект.</w:t>
+              <w:t xml:space="preserve">Уникальность предложений, погружение в местную культуру, возможность взаимодействия с местным сообществом, разнообразие мероприятий, </w:t>
+            </w:r>
+            <w:r>
+              <w:lastRenderedPageBreak/>
+              <w:t>проверенная безопасность, социальный аспект.</w:t>
             </w:r>
           </w:p>
         </w:tc>
@@ -4926,10 +4885,15 @@
               <w:ind w:left="0" w:firstLine="0"/>
             </w:pPr>
             <w:r>
+              <w:lastRenderedPageBreak/>
               <w:t xml:space="preserve"> </w:t>
             </w:r>
             <w:r>
-              <w:t>Цена, качество варьируется, ограниченность выбора в небольших городах, необходимость предварительной подготовки, языковой барьер, недостаточно развитая система обратной связи.</w:t>
+              <w:t xml:space="preserve">Цена, качество варьируется, ограниченность выбора в небольших городах, необходимость предварительной </w:t>
+            </w:r>
+            <w:r>
+              <w:lastRenderedPageBreak/>
+              <w:t>подготовки, языковой барьер, недостаточно развитая система обратной связи.</w:t>
             </w:r>
           </w:p>
         </w:tc>
@@ -4949,10 +4913,15 @@
               <w:ind w:left="0" w:firstLine="0"/>
             </w:pPr>
             <w:r>
+              <w:lastRenderedPageBreak/>
               <w:t xml:space="preserve"> </w:t>
             </w:r>
             <w:r>
-              <w:t>Представляет собой интересный и перспективный продукт, позволяющий путешественникам получать насыщенные впечатления. Однако, для дальнейшего роста популярности и улучшения клиентского опыта, платформе необходимо удел</w:t>
+              <w:t xml:space="preserve">Представляет собой интересный и перспективный продукт, позволяющий путешественникам получать насыщенные впечатления. Однако, для дальнейшего роста </w:t>
+            </w:r>
+            <w:r>
+              <w:lastRenderedPageBreak/>
+              <w:t>популярности и улучшения клиентского опыта, платформе необходимо удел</w:t>
             </w:r>
             <w:r>
               <w:t>и</w:t>
@@ -4979,6 +4948,7 @@
         <w:rPr>
           <w:b/>
         </w:rPr>
+        <w:lastRenderedPageBreak/>
         <w:t xml:space="preserve">План рекламных мероприятий: </w:t>
       </w:r>
     </w:p>
@@ -5501,10 +5471,19 @@
             <w:pPr>
               <w:spacing w:after="0" w:line="259" w:lineRule="auto"/>
               <w:ind w:left="7" w:firstLine="0"/>
+              <w:rPr>
+                <w:lang w:val="en-US"/>
+              </w:rPr>
             </w:pPr>
             <w:r>
               <w:t xml:space="preserve">  </w:t>
             </w:r>
+            <w:r>
+              <w:rPr>
+                <w:lang w:val="en-US"/>
+              </w:rPr>
+              <w:t>0</w:t>
+            </w:r>
           </w:p>
         </w:tc>
         <w:tc>
@@ -5521,10 +5500,19 @@
             <w:pPr>
               <w:spacing w:after="0" w:line="259" w:lineRule="auto"/>
               <w:ind w:left="7" w:firstLine="0"/>
+              <w:rPr>
+                <w:lang w:val="en-US"/>
+              </w:rPr>
             </w:pPr>
             <w:r>
               <w:t xml:space="preserve">  </w:t>
             </w:r>
+            <w:r>
+              <w:rPr>
+                <w:lang w:val="en-US"/>
+              </w:rPr>
+              <w:t>0</w:t>
+            </w:r>
           </w:p>
         </w:tc>
         <w:tc>
@@ -5541,10 +5529,19 @@
             <w:pPr>
               <w:spacing w:after="0" w:line="259" w:lineRule="auto"/>
               <w:ind w:left="7" w:firstLine="0"/>
+              <w:rPr>
+                <w:lang w:val="en-US"/>
+              </w:rPr>
             </w:pPr>
             <w:r>
               <w:t xml:space="preserve">  </w:t>
             </w:r>
+            <w:r>
+              <w:rPr>
+                <w:lang w:val="en-US"/>
+              </w:rPr>
+              <w:t>0</w:t>
+            </w:r>
           </w:p>
         </w:tc>
         <w:tc>
@@ -5561,10 +5558,19 @@
             <w:pPr>
               <w:spacing w:after="0" w:line="259" w:lineRule="auto"/>
               <w:ind w:left="7" w:firstLine="0"/>
+              <w:rPr>
+                <w:lang w:val="en-US"/>
+              </w:rPr>
             </w:pPr>
             <w:r>
               <w:t xml:space="preserve">  </w:t>
             </w:r>
+            <w:r>
+              <w:rPr>
+                <w:lang w:val="en-US"/>
+              </w:rPr>
+              <w:t>0</w:t>
+            </w:r>
           </w:p>
         </w:tc>
         <w:tc>
@@ -5583,7 +5589,10 @@
               <w:ind w:left="0" w:firstLine="0"/>
             </w:pPr>
             <w:r>
-              <w:t xml:space="preserve"> </w:t>
+              <w:rPr>
+                <w:lang w:val="en-US"/>
+              </w:rPr>
+              <w:t xml:space="preserve">  0</w:t>
             </w:r>
           </w:p>
         </w:tc>
@@ -5646,10 +5655,19 @@
             <w:pPr>
               <w:spacing w:after="0" w:line="259" w:lineRule="auto"/>
               <w:ind w:left="7" w:firstLine="0"/>
+              <w:rPr>
+                <w:lang w:val="en-US"/>
+              </w:rPr>
             </w:pPr>
             <w:r>
               <w:t xml:space="preserve">  </w:t>
             </w:r>
+            <w:r>
+              <w:rPr>
+                <w:lang w:val="en-US"/>
+              </w:rPr>
+              <w:t>0</w:t>
+            </w:r>
           </w:p>
         </w:tc>
         <w:tc>
@@ -5666,10 +5684,19 @@
             <w:pPr>
               <w:spacing w:after="0" w:line="259" w:lineRule="auto"/>
               <w:ind w:left="7" w:firstLine="0"/>
+              <w:rPr>
+                <w:lang w:val="en-US"/>
+              </w:rPr>
             </w:pPr>
             <w:r>
               <w:t xml:space="preserve">  </w:t>
             </w:r>
+            <w:r>
+              <w:rPr>
+                <w:lang w:val="en-US"/>
+              </w:rPr>
+              <w:t>0</w:t>
+            </w:r>
           </w:p>
         </w:tc>
         <w:tc>
@@ -5686,10 +5713,19 @@
             <w:pPr>
               <w:spacing w:after="0" w:line="259" w:lineRule="auto"/>
               <w:ind w:left="7" w:firstLine="0"/>
+              <w:rPr>
+                <w:lang w:val="en-US"/>
+              </w:rPr>
             </w:pPr>
             <w:r>
               <w:t xml:space="preserve">  </w:t>
             </w:r>
+            <w:r>
+              <w:rPr>
+                <w:lang w:val="en-US"/>
+              </w:rPr>
+              <w:t>0</w:t>
+            </w:r>
           </w:p>
         </w:tc>
         <w:tc>
@@ -5706,10 +5742,19 @@
             <w:pPr>
               <w:spacing w:after="0" w:line="259" w:lineRule="auto"/>
               <w:ind w:left="7" w:firstLine="0"/>
+              <w:rPr>
+                <w:lang w:val="en-US"/>
+              </w:rPr>
             </w:pPr>
             <w:r>
               <w:t xml:space="preserve">  </w:t>
             </w:r>
+            <w:r>
+              <w:rPr>
+                <w:lang w:val="en-US"/>
+              </w:rPr>
+              <w:t>0</w:t>
+            </w:r>
           </w:p>
         </w:tc>
         <w:tc>
@@ -5729,6 +5774,15 @@
             </w:pPr>
             <w:r>
               <w:t xml:space="preserve"> </w:t>
+            </w:r>
+            <w:r>
+              <w:t xml:space="preserve"> </w:t>
+            </w:r>
+            <w:r>
+              <w:rPr>
+                <w:lang w:val="en-US"/>
+              </w:rPr>
+              <w:t>0</w:t>
             </w:r>
           </w:p>
         </w:tc>
@@ -5972,6 +6026,12 @@
               <w:spacing w:after="0" w:line="259" w:lineRule="auto"/>
               <w:ind w:left="0" w:firstLine="0"/>
             </w:pPr>
+            <w:r>
+              <w:rPr>
+                <w:lang w:val="en-US"/>
+              </w:rPr>
+              <w:t xml:space="preserve">  </w:t>
+            </w:r>
             <w:r>
               <w:t>80 000</w:t>
             </w:r>
@@ -6599,6 +6659,9 @@
             <w:r>
               <w:t xml:space="preserve"> </w:t>
             </w:r>
+            <w:r>
+              <w:t>Базовая версия с ограниченными возможностями</w:t>
+            </w:r>
           </w:p>
         </w:tc>
         <w:tc>
@@ -6714,67 +6777,76 @@
               <w:ind w:left="2" w:firstLine="0"/>
             </w:pPr>
             <w:r>
+              <w:t xml:space="preserve"> Премиум подписка с полным набором функций и дополнительными преимуществами</w:t>
+            </w:r>
+          </w:p>
+        </w:tc>
+        <w:tc>
+          <w:tcPr>
+            <w:tcW w:w="1330" w:type="dxa"/>
+            <w:tcBorders>
+              <w:top w:val="single" w:sz="4" w:space="0" w:color="000000"/>
+              <w:left w:val="single" w:sz="4" w:space="0" w:color="000000"/>
+              <w:bottom w:val="single" w:sz="4" w:space="0" w:color="000000"/>
+              <w:right w:val="single" w:sz="4" w:space="0" w:color="000000"/>
+            </w:tcBorders>
+          </w:tcPr>
+          <w:p>
+            <w:pPr>
+              <w:spacing w:after="0" w:line="259" w:lineRule="auto"/>
+              <w:ind w:left="0" w:firstLine="0"/>
+            </w:pPr>
+            <w:r>
+              <w:t xml:space="preserve"> 500</w:t>
+            </w:r>
+          </w:p>
+        </w:tc>
+        <w:tc>
+          <w:tcPr>
+            <w:tcW w:w="1361" w:type="dxa"/>
+            <w:tcBorders>
+              <w:top w:val="single" w:sz="4" w:space="0" w:color="000000"/>
+              <w:left w:val="single" w:sz="4" w:space="0" w:color="000000"/>
+              <w:bottom w:val="single" w:sz="4" w:space="0" w:color="000000"/>
+              <w:right w:val="single" w:sz="4" w:space="0" w:color="000000"/>
+            </w:tcBorders>
+          </w:tcPr>
+          <w:p>
+            <w:pPr>
+              <w:spacing w:after="0" w:line="259" w:lineRule="auto"/>
+              <w:ind w:left="2" w:firstLine="0"/>
+            </w:pPr>
+            <w:r>
+              <w:t xml:space="preserve"> 500</w:t>
+            </w:r>
+          </w:p>
+        </w:tc>
+        <w:tc>
+          <w:tcPr>
+            <w:tcW w:w="1560" w:type="dxa"/>
+            <w:tcBorders>
+              <w:top w:val="single" w:sz="4" w:space="0" w:color="000000"/>
+              <w:left w:val="single" w:sz="4" w:space="0" w:color="000000"/>
+              <w:bottom w:val="single" w:sz="4" w:space="0" w:color="000000"/>
+              <w:right w:val="single" w:sz="4" w:space="0" w:color="000000"/>
+            </w:tcBorders>
+          </w:tcPr>
+          <w:p>
+            <w:pPr>
+              <w:spacing w:after="0" w:line="259" w:lineRule="auto"/>
+              <w:ind w:left="0" w:firstLine="0"/>
+            </w:pPr>
+            <w:r>
               <w:t xml:space="preserve"> </w:t>
             </w:r>
-          </w:p>
-        </w:tc>
-        <w:tc>
-          <w:tcPr>
-            <w:tcW w:w="1330" w:type="dxa"/>
-            <w:tcBorders>
-              <w:top w:val="single" w:sz="4" w:space="0" w:color="000000"/>
-              <w:left w:val="single" w:sz="4" w:space="0" w:color="000000"/>
-              <w:bottom w:val="single" w:sz="4" w:space="0" w:color="000000"/>
-              <w:right w:val="single" w:sz="4" w:space="0" w:color="000000"/>
-            </w:tcBorders>
-          </w:tcPr>
-          <w:p>
-            <w:pPr>
-              <w:spacing w:after="0" w:line="259" w:lineRule="auto"/>
-              <w:ind w:left="0" w:firstLine="0"/>
-            </w:pPr>
-            <w:r>
-              <w:t xml:space="preserve"> </w:t>
-            </w:r>
-          </w:p>
-        </w:tc>
-        <w:tc>
-          <w:tcPr>
-            <w:tcW w:w="1361" w:type="dxa"/>
-            <w:tcBorders>
-              <w:top w:val="single" w:sz="4" w:space="0" w:color="000000"/>
-              <w:left w:val="single" w:sz="4" w:space="0" w:color="000000"/>
-              <w:bottom w:val="single" w:sz="4" w:space="0" w:color="000000"/>
-              <w:right w:val="single" w:sz="4" w:space="0" w:color="000000"/>
-            </w:tcBorders>
-          </w:tcPr>
-          <w:p>
-            <w:pPr>
-              <w:spacing w:after="0" w:line="259" w:lineRule="auto"/>
-              <w:ind w:left="2" w:firstLine="0"/>
-            </w:pPr>
-            <w:r>
-              <w:t xml:space="preserve"> </w:t>
-            </w:r>
-          </w:p>
-        </w:tc>
-        <w:tc>
-          <w:tcPr>
-            <w:tcW w:w="1560" w:type="dxa"/>
-            <w:tcBorders>
-              <w:top w:val="single" w:sz="4" w:space="0" w:color="000000"/>
-              <w:left w:val="single" w:sz="4" w:space="0" w:color="000000"/>
-              <w:bottom w:val="single" w:sz="4" w:space="0" w:color="000000"/>
-              <w:right w:val="single" w:sz="4" w:space="0" w:color="000000"/>
-            </w:tcBorders>
-          </w:tcPr>
-          <w:p>
-            <w:pPr>
-              <w:spacing w:after="0" w:line="259" w:lineRule="auto"/>
-              <w:ind w:left="0" w:firstLine="0"/>
-            </w:pPr>
-            <w:r>
-              <w:t xml:space="preserve"> </w:t>
+            <w:r>
+              <w:rPr>
+                <w:lang w:val="en-US"/>
+              </w:rPr>
+              <w:t>5</w:t>
+            </w:r>
+            <w:r>
+              <w:t>00</w:t>
             </w:r>
           </w:p>
         </w:tc>
@@ -6812,14 +6884,15 @@
               <w:bottom w:val="single" w:sz="4" w:space="0" w:color="000000"/>
               <w:right w:val="single" w:sz="4" w:space="0" w:color="000000"/>
             </w:tcBorders>
-          </w:tcPr>
-          <w:p>
-            <w:pPr>
-              <w:spacing w:after="0" w:line="259" w:lineRule="auto"/>
-              <w:ind w:left="2" w:firstLine="0"/>
-            </w:pPr>
-            <w:r>
-              <w:t xml:space="preserve"> </w:t>
+            <w:vAlign w:val="center"/>
+          </w:tcPr>
+          <w:p>
+            <w:pPr>
+              <w:spacing w:after="0" w:line="259" w:lineRule="auto"/>
+              <w:ind w:left="2" w:firstLine="0"/>
+            </w:pPr>
+            <w:r>
+              <w:t xml:space="preserve"> Таргетированная реклама в интернете</w:t>
             </w:r>
           </w:p>
         </w:tc>
@@ -6839,7 +6912,7 @@
               <w:ind w:left="0" w:firstLine="0"/>
             </w:pPr>
             <w:r>
-              <w:t xml:space="preserve"> </w:t>
+              <w:t xml:space="preserve"> 5000</w:t>
             </w:r>
           </w:p>
         </w:tc>
@@ -6859,7 +6932,7 @@
               <w:ind w:left="2" w:firstLine="0"/>
             </w:pPr>
             <w:r>
-              <w:t xml:space="preserve"> </w:t>
+              <w:t xml:space="preserve"> 5000</w:t>
             </w:r>
           </w:p>
         </w:tc>
@@ -6879,7 +6952,7 @@
               <w:ind w:left="0" w:firstLine="0"/>
             </w:pPr>
             <w:r>
-              <w:t xml:space="preserve"> </w:t>
+              <w:t xml:space="preserve"> 5000</w:t>
             </w:r>
           </w:p>
         </w:tc>
@@ -7804,12 +7877,12 @@
             <w:pPr>
               <w:spacing w:after="0" w:line="259" w:lineRule="auto"/>
               <w:ind w:left="2" w:firstLine="0"/>
+              <w:rPr>
+                <w:lang w:val="en-US"/>
+              </w:rPr>
             </w:pPr>
             <w:r>
               <w:t xml:space="preserve"> </w:t>
-            </w:r>
-            <w:r>
-              <w:t>0</w:t>
             </w:r>
           </w:p>
         </w:tc>
@@ -8009,12 +8082,21 @@
             <w:pPr>
               <w:spacing w:after="0" w:line="259" w:lineRule="auto"/>
               <w:ind w:left="2" w:firstLine="0"/>
+              <w:rPr>
+                <w:lang w:val="en-US"/>
+              </w:rPr>
             </w:pPr>
             <w:r>
               <w:rPr>
                 <w:b/>
               </w:rPr>
               <w:t xml:space="preserve"> </w:t>
+            </w:r>
+            <w:r>
+              <w:rPr>
+                <w:b/>
+              </w:rPr>
+              <w:t>0</w:t>
             </w:r>
           </w:p>
         </w:tc>
@@ -8066,7 +8148,17 @@
               <w:t xml:space="preserve"> </w:t>
             </w:r>
             <w:r>
-              <w:t>Премиум подписка с полным набором функций и дополнительными преимуществами</w:t>
+              <w:t>Премиум</w:t>
+            </w:r>
+            <w:r>
+              <w:t>-</w:t>
+            </w:r>
+            <w:r>
+              <w:t xml:space="preserve">подписка с полным набором функций и </w:t>
+            </w:r>
+            <w:r>
+              <w:lastRenderedPageBreak/>
+              <w:t>дополнительными преимуществами</w:t>
             </w:r>
           </w:p>
         </w:tc>
@@ -8086,6 +8178,7 @@
               <w:ind w:left="0" w:firstLine="0"/>
             </w:pPr>
             <w:r>
+              <w:lastRenderedPageBreak/>
               <w:t xml:space="preserve">Кол-во </w:t>
             </w:r>
           </w:p>
@@ -9170,10 +9263,19 @@
     </w:p>
     <w:p>
       <w:pPr>
-        <w:ind w:left="-5"/>
+        <w:ind w:left="0" w:firstLine="0"/>
       </w:pPr>
       <w:r>
-        <w:t xml:space="preserve">____________________________________________________________________ ____________________________________________________________________ </w:t>
+        <w:t xml:space="preserve">Агрессивный маркетинг в телеграмм-каналах и реклама в популярных </w:t>
+      </w:r>
+      <w:r>
+        <w:t>видеохостингах</w:t>
+      </w:r>
+      <w:r>
+        <w:t>.</w:t>
+      </w:r>
+      <w:r>
+        <w:t xml:space="preserve"> </w:t>
       </w:r>
     </w:p>
     <w:p>
@@ -9673,7 +9775,7 @@
                                 <pic:cNvPicPr/>
                               </pic:nvPicPr>
                               <pic:blipFill>
-                                <a:blip r:embed="rId5"/>
+                                <a:blip r:embed="rId6"/>
                                 <a:stretch>
                                   <a:fillRect/>
                                 </a:stretch>
@@ -9694,7 +9796,7 @@
                                 <pic:cNvPicPr/>
                               </pic:nvPicPr>
                               <pic:blipFill>
-                                <a:blip r:embed="rId6"/>
+                                <a:blip r:embed="rId7"/>
                                 <a:stretch>
                                   <a:fillRect/>
                                 </a:stretch>
@@ -9787,7 +9889,7 @@
                 </mc:Choice>
                 <mc:Fallback>
                   <w:pict>
-                    <v:group w14:anchorId="42E2890B" id="Group 60422" o:spid="_x0000_s1026" style="width:30.6pt;height:22.8pt;mso-position-horizontal-relative:char;mso-position-vertical-relative:line" coordsize="388620,289560" o:gfxdata="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">
+                    <v:group w14:anchorId="42E2890B" id="Group 60422" o:spid="_x0000_s1026" style="width:30.6pt;height:22.8pt;mso-position-horizontal-relative:char;mso-position-vertical-relative:line" coordsize="388620,289560" o:gfxdata="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">
                       <v:shapetype id="_x0000_t75" coordsize="21600,21600" o:spt="75" o:preferrelative="t" path="m@4@5l@4@11@9@11@9@5xe" filled="f" stroked="f">
                         <v:stroke joinstyle="miter"/>
                         <v:formulas>
@@ -9808,10 +9910,10 @@
                         <o:lock v:ext="edit" aspectratio="t"/>
                       </v:shapetype>
                       <v:shape id="Picture 61359" o:spid="_x0000_s1027" type="#_x0000_t75" style="position:absolute;left:-3936;top:-6222;width:393192;height:295656;visibility:visible;mso-wrap-style:square" o:gfxdata="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">
-                        <v:imagedata r:id="rId7" o:title=""/>
+                        <v:imagedata r:id="rId8" o:title=""/>
                       </v:shape>
                       <v:shape id="Picture 61360" o:spid="_x0000_s1028" type="#_x0000_t75" style="position:absolute;left:63119;top:110617;width:259080;height:176784;visibility:visible;mso-wrap-style:square" o:gfxdata="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">
-                        <v:imagedata r:id="rId8" o:title=""/>
+                        <v:imagedata r:id="rId9" o:title=""/>
                       </v:shape>
                       <v:rect id="Rectangle 7684" o:spid="_x0000_s1029" style="position:absolute;left:68580;top:118720;width:50673;height:224380;visibility:visible;mso-wrap-style:square;v-text-anchor:top" o:gfxdata="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" filled="f" stroked="f">
                         <v:textbox inset="0,0,0,0">
@@ -10089,7 +10191,7 @@
                                 <pic:cNvPicPr/>
                               </pic:nvPicPr>
                               <pic:blipFill>
-                                <a:blip r:embed="rId9"/>
+                                <a:blip r:embed="rId10"/>
                                 <a:stretch>
                                   <a:fillRect/>
                                 </a:stretch>
@@ -10110,7 +10212,7 @@
                                 <pic:cNvPicPr/>
                               </pic:nvPicPr>
                               <pic:blipFill>
-                                <a:blip r:embed="rId10"/>
+                                <a:blip r:embed="rId11"/>
                                 <a:stretch>
                                   <a:fillRect/>
                                 </a:stretch>
@@ -10203,12 +10305,12 @@
                 </mc:Choice>
                 <mc:Fallback>
                   <w:pict>
-                    <v:group w14:anchorId="0D95F6B7" id="Group 60544" o:spid="_x0000_s1031" style="width:30.6pt;height:22.7pt;mso-position-horizontal-relative:char;mso-position-vertical-relative:line" coordsize="388925,288036" o:gfxdata="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">
+                    <v:group w14:anchorId="0D95F6B7" id="Group 60544" o:spid="_x0000_s1031" style="width:30.6pt;height:22.7pt;mso-position-horizontal-relative:char;mso-position-vertical-relative:line" coordsize="388925,288036" o:gfxdata="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">
                       <v:shape id="Picture 61361" o:spid="_x0000_s1032" type="#_x0000_t75" style="position:absolute;left:-5460;top:-7238;width:393192;height:295656;visibility:visible;mso-wrap-style:square" o:gfxdata="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">
-                        <v:imagedata r:id="rId11" o:title=""/>
+                        <v:imagedata r:id="rId12" o:title=""/>
                       </v:shape>
                       <v:shape id="Picture 61362" o:spid="_x0000_s1033" type="#_x0000_t75" style="position:absolute;left:64643;top:107569;width:259080;height:179832;visibility:visible;mso-wrap-style:square" o:gfxdata="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">
-                        <v:imagedata r:id="rId12" o:title=""/>
+                        <v:imagedata r:id="rId13" o:title=""/>
                       </v:shape>
                       <v:rect id="Rectangle 7776" o:spid="_x0000_s1034" style="position:absolute;left:68580;top:117196;width:50673;height:224380;visibility:visible;mso-wrap-style:square;v-text-anchor:top" o:gfxdata="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" filled="f" stroked="f">
                         <v:textbox inset="0,0,0,0">
@@ -10486,7 +10588,7 @@
                                 <pic:cNvPicPr/>
                               </pic:nvPicPr>
                               <pic:blipFill>
-                                <a:blip r:embed="rId13"/>
+                                <a:blip r:embed="rId14"/>
                                 <a:stretch>
                                   <a:fillRect/>
                                 </a:stretch>
@@ -10507,7 +10609,7 @@
                                 <pic:cNvPicPr/>
                               </pic:nvPicPr>
                               <pic:blipFill>
-                                <a:blip r:embed="rId14"/>
+                                <a:blip r:embed="rId15"/>
                                 <a:stretch>
                                   <a:fillRect/>
                                 </a:stretch>
@@ -10600,12 +10702,12 @@
                 </mc:Choice>
                 <mc:Fallback>
                   <w:pict>
-                    <v:group w14:anchorId="58A3F2B6" id="Group 60669" o:spid="_x0000_s1036" style="width:30.6pt;height:22.7pt;mso-position-horizontal-relative:char;mso-position-vertical-relative:line" coordsize="388620,288341" o:gfxdata="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">
+                    <v:group w14:anchorId="58A3F2B6" id="Group 60669" o:spid="_x0000_s1036" style="width:30.6pt;height:22.7pt;mso-position-horizontal-relative:char;mso-position-vertical-relative:line" coordsize="388620,288341" o:gfxdata="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">
                       <v:shape id="Picture 61363" o:spid="_x0000_s1037" type="#_x0000_t75" style="position:absolute;left:-6349;top:-5663;width:396240;height:295656;visibility:visible;mso-wrap-style:square" o:gfxdata="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">
-                        <v:imagedata r:id="rId15" o:title=""/>
+                        <v:imagedata r:id="rId16" o:title=""/>
                       </v:shape>
                       <v:shape id="Picture 61364" o:spid="_x0000_s1038" type="#_x0000_t75" style="position:absolute;left:60706;top:108128;width:262128;height:179832;visibility:visible;mso-wrap-style:square" o:gfxdata="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">
-                        <v:imagedata r:id="rId16" o:title=""/>
+                        <v:imagedata r:id="rId17" o:title=""/>
                       </v:shape>
                       <v:rect id="Rectangle 7822" o:spid="_x0000_s1039" style="position:absolute;left:68580;top:117501;width:50673;height:224380;visibility:visible;mso-wrap-style:square;v-text-anchor:top" o:gfxdata="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" filled="f" stroked="f">
                         <v:textbox inset="0,0,0,0">
@@ -10883,7 +10985,7 @@
                                 <pic:cNvPicPr/>
                               </pic:nvPicPr>
                               <pic:blipFill>
-                                <a:blip r:embed="rId17"/>
+                                <a:blip r:embed="rId18"/>
                                 <a:stretch>
                                   <a:fillRect/>
                                 </a:stretch>
@@ -10904,7 +11006,7 @@
                                 <pic:cNvPicPr/>
                               </pic:nvPicPr>
                               <pic:blipFill>
-                                <a:blip r:embed="rId18"/>
+                                <a:blip r:embed="rId19"/>
                                 <a:stretch>
                                   <a:fillRect/>
                                 </a:stretch>
@@ -10997,12 +11099,12 @@
                 </mc:Choice>
                 <mc:Fallback>
                   <w:pict>
-                    <v:group w14:anchorId="1CE197C4" id="Group 60798" o:spid="_x0000_s1041" style="width:30.6pt;height:22.8pt;mso-position-horizontal-relative:char;mso-position-vertical-relative:line" coordsize="388620,289560" o:gfxdata="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">
+                    <v:group w14:anchorId="1CE197C4" id="Group 60798" o:spid="_x0000_s1041" style="width:30.6pt;height:22.8pt;mso-position-horizontal-relative:char;mso-position-vertical-relative:line" coordsize="388620,289560" o:gfxdata="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">
                       <v:shape id="Picture 61365" o:spid="_x0000_s1042" type="#_x0000_t75" style="position:absolute;left:-7873;top:-5460;width:396240;height:292608;visibility:visible;mso-wrap-style:square" o:gfxdata="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">
-                        <v:imagedata r:id="rId19" o:title=""/>
+                        <v:imagedata r:id="rId20" o:title=""/>
                       </v:shape>
                       <v:shape id="Picture 61366" o:spid="_x0000_s1043" type="#_x0000_t75" style="position:absolute;left:62230;top:109347;width:262128;height:176784;visibility:visible;mso-wrap-style:square" o:gfxdata="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">
-                        <v:imagedata r:id="rId20" o:title=""/>
+                        <v:imagedata r:id="rId21" o:title=""/>
                       </v:shape>
                       <v:rect id="Rectangle 7868" o:spid="_x0000_s1044" style="position:absolute;left:68580;top:118720;width:50673;height:224380;visibility:visible;mso-wrap-style:square;v-text-anchor:top" o:gfxdata="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" filled="f" stroked="f">
                         <v:textbox inset="0,0,0,0">
@@ -11280,7 +11382,7 @@
                                 <pic:cNvPicPr/>
                               </pic:nvPicPr>
                               <pic:blipFill>
-                                <a:blip r:embed="rId21"/>
+                                <a:blip r:embed="rId22"/>
                                 <a:stretch>
                                   <a:fillRect/>
                                 </a:stretch>
@@ -11301,7 +11403,7 @@
                                 <pic:cNvPicPr/>
                               </pic:nvPicPr>
                               <pic:blipFill>
-                                <a:blip r:embed="rId22"/>
+                                <a:blip r:embed="rId23"/>
                                 <a:stretch>
                                   <a:fillRect/>
                                 </a:stretch>
@@ -11394,12 +11496,12 @@
                 </mc:Choice>
                 <mc:Fallback>
                   <w:pict>
-                    <v:group w14:anchorId="1CD26592" id="Group 60898" o:spid="_x0000_s1046" style="width:30.6pt;height:22.7pt;mso-position-horizontal-relative:char;mso-position-vertical-relative:line" coordsize="388620,288036" o:gfxdata="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">
+                    <v:group w14:anchorId="1CD26592" id="Group 60898" o:spid="_x0000_s1046" style="width:30.6pt;height:22.7pt;mso-position-horizontal-relative:char;mso-position-vertical-relative:line" coordsize="388620,288036" o:gfxdata="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">
                       <v:shape id="Picture 61367" o:spid="_x0000_s1047" type="#_x0000_t75" style="position:absolute;left:-5334;top:-5460;width:396240;height:292608;visibility:visible;mso-wrap-style:square" o:gfxdata="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">
-                        <v:imagedata r:id="rId23" o:title=""/>
+                        <v:imagedata r:id="rId24" o:title=""/>
                       </v:shape>
                       <v:shape id="Picture 61368" o:spid="_x0000_s1048" type="#_x0000_t75" style="position:absolute;left:60706;top:105283;width:262128;height:182880;visibility:visible;mso-wrap-style:square" o:gfxdata="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">
-                        <v:imagedata r:id="rId24" o:title=""/>
+                        <v:imagedata r:id="rId25" o:title=""/>
                       </v:shape>
                       <v:rect id="Rectangle 7914" o:spid="_x0000_s1049" style="position:absolute;left:68580;top:117196;width:50673;height:224381;visibility:visible;mso-wrap-style:square;v-text-anchor:top" o:gfxdata="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" filled="f" stroked="f">
                         <v:textbox inset="0,0,0,0">
@@ -11449,36 +11551,6 @@
     </w:tbl>
     <w:p>
       <w:pPr>
-        <w:spacing w:after="4"/>
-        <w:ind w:left="426" w:firstLine="0"/>
-      </w:pPr>
-    </w:p>
-    <w:p>
-      <w:pPr>
-        <w:spacing w:after="4"/>
-        <w:ind w:left="426" w:firstLine="0"/>
-      </w:pPr>
-    </w:p>
-    <w:p>
-      <w:pPr>
-        <w:spacing w:after="4"/>
-        <w:ind w:left="426" w:firstLine="0"/>
-      </w:pPr>
-    </w:p>
-    <w:p>
-      <w:pPr>
-        <w:spacing w:after="4"/>
-        <w:ind w:left="426" w:firstLine="0"/>
-      </w:pPr>
-    </w:p>
-    <w:p>
-      <w:pPr>
-        <w:spacing w:after="4"/>
-        <w:ind w:left="426" w:firstLine="0"/>
-      </w:pPr>
-    </w:p>
-    <w:p>
-      <w:pPr>
         <w:numPr>
           <w:ilvl w:val="1"/>
           <w:numId w:val="5"/>
@@ -11544,7 +11616,7 @@
         </w:tc>
         <w:tc>
           <w:tcPr>
-            <w:tcW w:w="3776" w:type="dxa"/>
+            <w:tcW w:w="3775" w:type="dxa"/>
             <w:vMerge w:val="restart"/>
             <w:tcBorders>
               <w:top w:val="single" w:sz="4" w:space="0" w:color="000000"/>
@@ -11834,7 +11906,7 @@
         </w:trPr>
         <w:tc>
           <w:tcPr>
-            <w:tcW w:w="4321" w:type="dxa"/>
+            <w:tcW w:w="4320" w:type="dxa"/>
             <w:gridSpan w:val="2"/>
             <w:tcBorders>
               <w:top w:val="double" w:sz="4" w:space="0" w:color="000000"/>
@@ -12074,7 +12146,7 @@
         </w:tc>
         <w:tc>
           <w:tcPr>
-            <w:tcW w:w="3776" w:type="dxa"/>
+            <w:tcW w:w="3775" w:type="dxa"/>
             <w:tcBorders>
               <w:top w:val="single" w:sz="4" w:space="0" w:color="000000"/>
               <w:left w:val="single" w:sz="4" w:space="0" w:color="000000"/>
@@ -12108,10 +12180,7 @@
               <w:ind w:left="2" w:firstLine="0"/>
             </w:pPr>
             <w:r>
-              <w:t xml:space="preserve"> </w:t>
-            </w:r>
-            <w:r>
-              <w:t>0</w:t>
+              <w:t xml:space="preserve"> 0</w:t>
             </w:r>
           </w:p>
         </w:tc>
@@ -12131,10 +12200,7 @@
               <w:ind w:left="0" w:firstLine="0"/>
             </w:pPr>
             <w:r>
-              <w:t xml:space="preserve"> </w:t>
-            </w:r>
-            <w:r>
-              <w:t xml:space="preserve"> 0</w:t>
+              <w:t xml:space="preserve">  0</w:t>
             </w:r>
           </w:p>
         </w:tc>
@@ -12154,10 +12220,7 @@
               <w:ind w:left="2" w:firstLine="0"/>
             </w:pPr>
             <w:r>
-              <w:t xml:space="preserve"> </w:t>
-            </w:r>
-            <w:r>
-              <w:t xml:space="preserve"> 0</w:t>
+              <w:t xml:space="preserve">  0</w:t>
             </w:r>
           </w:p>
         </w:tc>
@@ -12177,10 +12240,7 @@
               <w:ind w:left="2" w:firstLine="0"/>
             </w:pPr>
             <w:r>
-              <w:t xml:space="preserve"> </w:t>
-            </w:r>
-            <w:r>
-              <w:t xml:space="preserve"> 0</w:t>
+              <w:t xml:space="preserve">  0</w:t>
             </w:r>
           </w:p>
         </w:tc>
@@ -12200,13 +12260,8 @@
               <w:ind w:left="2" w:firstLine="0"/>
             </w:pPr>
             <w:r>
-              <w:rPr>
-                <w:b/>
-              </w:rPr>
-              <w:t xml:space="preserve"> </w:t>
-            </w:r>
-            <w:bookmarkStart w:id="1" w:name="_GoBack"/>
-            <w:bookmarkEnd w:id="1"/>
+              <w:t xml:space="preserve">  0</w:t>
+            </w:r>
           </w:p>
         </w:tc>
       </w:tr>
@@ -12236,7 +12291,7 @@
         </w:tc>
         <w:tc>
           <w:tcPr>
-            <w:tcW w:w="3776" w:type="dxa"/>
+            <w:tcW w:w="3775" w:type="dxa"/>
             <w:tcBorders>
               <w:top w:val="single" w:sz="4" w:space="0" w:color="000000"/>
               <w:left w:val="single" w:sz="4" w:space="0" w:color="000000"/>
@@ -12270,10 +12325,7 @@
               <w:ind w:left="2" w:firstLine="0"/>
             </w:pPr>
             <w:r>
-              <w:t xml:space="preserve"> </w:t>
-            </w:r>
-            <w:r>
-              <w:t>0</w:t>
+              <w:t xml:space="preserve"> 0</w:t>
             </w:r>
           </w:p>
         </w:tc>
@@ -12293,10 +12345,7 @@
               <w:ind w:left="0" w:firstLine="0"/>
             </w:pPr>
             <w:r>
-              <w:t xml:space="preserve"> </w:t>
-            </w:r>
-            <w:r>
-              <w:t xml:space="preserve"> 0</w:t>
+              <w:t xml:space="preserve">  0</w:t>
             </w:r>
           </w:p>
         </w:tc>
@@ -12316,10 +12365,7 @@
               <w:ind w:left="2" w:firstLine="0"/>
             </w:pPr>
             <w:r>
-              <w:t xml:space="preserve"> </w:t>
-            </w:r>
-            <w:r>
-              <w:t xml:space="preserve"> 0</w:t>
+              <w:t xml:space="preserve">  0</w:t>
             </w:r>
           </w:p>
         </w:tc>
@@ -12339,10 +12385,7 @@
               <w:ind w:left="2" w:firstLine="0"/>
             </w:pPr>
             <w:r>
-              <w:t xml:space="preserve"> </w:t>
-            </w:r>
-            <w:r>
-              <w:t xml:space="preserve"> 0</w:t>
+              <w:t xml:space="preserve">  0</w:t>
             </w:r>
           </w:p>
         </w:tc>
@@ -12362,10 +12405,7 @@
               <w:ind w:left="2" w:firstLine="0"/>
             </w:pPr>
             <w:r>
-              <w:rPr>
-                <w:b/>
-              </w:rPr>
-              <w:t xml:space="preserve"> </w:t>
+              <w:t xml:space="preserve">  0</w:t>
             </w:r>
           </w:p>
         </w:tc>
@@ -12396,7 +12436,7 @@
         </w:tc>
         <w:tc>
           <w:tcPr>
-            <w:tcW w:w="3776" w:type="dxa"/>
+            <w:tcW w:w="3775" w:type="dxa"/>
             <w:tcBorders>
               <w:top w:val="single" w:sz="4" w:space="0" w:color="000000"/>
               <w:left w:val="single" w:sz="4" w:space="0" w:color="000000"/>
@@ -12430,10 +12470,7 @@
               <w:ind w:left="2" w:firstLine="0"/>
             </w:pPr>
             <w:r>
-              <w:t xml:space="preserve"> </w:t>
-            </w:r>
-            <w:r>
-              <w:t>0</w:t>
+              <w:t xml:space="preserve"> 0</w:t>
             </w:r>
           </w:p>
         </w:tc>
@@ -12453,10 +12490,7 @@
               <w:ind w:left="0" w:firstLine="0"/>
             </w:pPr>
             <w:r>
-              <w:t xml:space="preserve"> </w:t>
-            </w:r>
-            <w:r>
-              <w:t xml:space="preserve"> 0</w:t>
+              <w:t xml:space="preserve">  0</w:t>
             </w:r>
           </w:p>
         </w:tc>
@@ -12476,10 +12510,7 @@
               <w:ind w:left="2" w:firstLine="0"/>
             </w:pPr>
             <w:r>
-              <w:t xml:space="preserve"> </w:t>
-            </w:r>
-            <w:r>
-              <w:t xml:space="preserve"> 0</w:t>
+              <w:t xml:space="preserve">  0</w:t>
             </w:r>
           </w:p>
         </w:tc>
@@ -12499,10 +12530,7 @@
               <w:ind w:left="2" w:firstLine="0"/>
             </w:pPr>
             <w:r>
-              <w:t xml:space="preserve"> </w:t>
-            </w:r>
-            <w:r>
-              <w:t xml:space="preserve"> 0</w:t>
+              <w:t xml:space="preserve">  0</w:t>
             </w:r>
           </w:p>
         </w:tc>
@@ -12522,10 +12550,7 @@
               <w:ind w:left="2" w:firstLine="0"/>
             </w:pPr>
             <w:r>
-              <w:rPr>
-                <w:b/>
-              </w:rPr>
-              <w:t xml:space="preserve"> </w:t>
+              <w:t xml:space="preserve">  0</w:t>
             </w:r>
           </w:p>
         </w:tc>
@@ -12603,7 +12628,7 @@
         </w:tc>
         <w:tc>
           <w:tcPr>
-            <w:tcW w:w="3776" w:type="dxa"/>
+            <w:tcW w:w="3775" w:type="dxa"/>
             <w:tcBorders>
               <w:top w:val="single" w:sz="4" w:space="0" w:color="000000"/>
               <w:left w:val="single" w:sz="4" w:space="0" w:color="000000"/>
@@ -12657,10 +12682,7 @@
               <w:ind w:left="0" w:firstLine="0"/>
             </w:pPr>
             <w:r>
-              <w:t xml:space="preserve"> </w:t>
-            </w:r>
-            <w:r>
-              <w:t xml:space="preserve"> 0</w:t>
+              <w:t xml:space="preserve">  0</w:t>
             </w:r>
           </w:p>
         </w:tc>
@@ -12680,10 +12702,7 @@
               <w:ind w:left="2" w:firstLine="0"/>
             </w:pPr>
             <w:r>
-              <w:t>0</w:t>
-            </w:r>
-            <w:r>
-              <w:t xml:space="preserve"> </w:t>
+              <w:t xml:space="preserve">0 </w:t>
             </w:r>
           </w:p>
         </w:tc>
@@ -12703,10 +12722,7 @@
               <w:ind w:left="2" w:firstLine="0"/>
             </w:pPr>
             <w:r>
-              <w:t xml:space="preserve"> </w:t>
-            </w:r>
-            <w:r>
-              <w:t xml:space="preserve"> 0</w:t>
+              <w:t xml:space="preserve">  0</w:t>
             </w:r>
           </w:p>
         </w:tc>
@@ -12726,10 +12742,7 @@
               <w:ind w:left="2" w:firstLine="0"/>
             </w:pPr>
             <w:r>
-              <w:rPr>
-                <w:b/>
-              </w:rPr>
-              <w:t xml:space="preserve"> </w:t>
+              <w:t xml:space="preserve">  0</w:t>
             </w:r>
           </w:p>
         </w:tc>
@@ -12760,7 +12773,7 @@
         </w:tc>
         <w:tc>
           <w:tcPr>
-            <w:tcW w:w="3776" w:type="dxa"/>
+            <w:tcW w:w="3775" w:type="dxa"/>
             <w:tcBorders>
               <w:top w:val="single" w:sz="4" w:space="0" w:color="000000"/>
               <w:left w:val="single" w:sz="4" w:space="0" w:color="000000"/>
@@ -12814,10 +12827,7 @@
               <w:ind w:left="0" w:firstLine="0"/>
             </w:pPr>
             <w:r>
-              <w:t xml:space="preserve"> </w:t>
-            </w:r>
-            <w:r>
-              <w:t xml:space="preserve"> 0</w:t>
+              <w:t xml:space="preserve">  0</w:t>
             </w:r>
           </w:p>
         </w:tc>
@@ -12857,10 +12867,7 @@
               <w:ind w:left="2" w:firstLine="0"/>
             </w:pPr>
             <w:r>
-              <w:t xml:space="preserve"> </w:t>
-            </w:r>
-            <w:r>
-              <w:t xml:space="preserve"> 0</w:t>
+              <w:t xml:space="preserve">  0</w:t>
             </w:r>
           </w:p>
         </w:tc>
@@ -12880,10 +12887,7 @@
               <w:ind w:left="2" w:firstLine="0"/>
             </w:pPr>
             <w:r>
-              <w:rPr>
-                <w:b/>
-              </w:rPr>
-              <w:t xml:space="preserve"> </w:t>
+              <w:t xml:space="preserve">  0</w:t>
             </w:r>
           </w:p>
         </w:tc>
@@ -12914,7 +12918,7 @@
         </w:tc>
         <w:tc>
           <w:tcPr>
-            <w:tcW w:w="3776" w:type="dxa"/>
+            <w:tcW w:w="3775" w:type="dxa"/>
             <w:tcBorders>
               <w:top w:val="single" w:sz="4" w:space="0" w:color="000000"/>
               <w:left w:val="single" w:sz="4" w:space="0" w:color="000000"/>
@@ -12948,10 +12952,7 @@
               <w:ind w:left="2" w:firstLine="0"/>
             </w:pPr>
             <w:r>
-              <w:t xml:space="preserve"> </w:t>
-            </w:r>
-            <w:r>
-              <w:t>0</w:t>
+              <w:t xml:space="preserve"> 0</w:t>
             </w:r>
           </w:p>
         </w:tc>
@@ -12971,10 +12972,7 @@
               <w:ind w:left="0" w:firstLine="0"/>
             </w:pPr>
             <w:r>
-              <w:t xml:space="preserve"> </w:t>
-            </w:r>
-            <w:r>
-              <w:t>0</w:t>
+              <w:t xml:space="preserve"> 0</w:t>
             </w:r>
           </w:p>
         </w:tc>
@@ -12994,10 +12992,7 @@
               <w:ind w:left="2" w:firstLine="0"/>
             </w:pPr>
             <w:r>
-              <w:t xml:space="preserve"> </w:t>
-            </w:r>
-            <w:r>
-              <w:t>0</w:t>
+              <w:t xml:space="preserve"> 0</w:t>
             </w:r>
           </w:p>
         </w:tc>
@@ -13017,10 +13012,7 @@
               <w:ind w:left="2" w:firstLine="0"/>
             </w:pPr>
             <w:r>
-              <w:t xml:space="preserve"> </w:t>
-            </w:r>
-            <w:r>
-              <w:t>0</w:t>
+              <w:t xml:space="preserve"> 0</w:t>
             </w:r>
           </w:p>
         </w:tc>
@@ -13040,10 +13032,7 @@
               <w:ind w:left="2" w:firstLine="0"/>
             </w:pPr>
             <w:r>
-              <w:rPr>
-                <w:b/>
-              </w:rPr>
-              <w:t xml:space="preserve"> </w:t>
+              <w:t xml:space="preserve">  0</w:t>
             </w:r>
           </w:p>
         </w:tc>
@@ -17861,6 +17850,9 @@
             <w:r>
               <w:t xml:space="preserve"> </w:t>
             </w:r>
+            <w:r>
+              <w:t>0</w:t>
+            </w:r>
           </w:p>
         </w:tc>
         <w:tc>
@@ -17882,6 +17874,9 @@
             <w:r>
               <w:t xml:space="preserve"> </w:t>
             </w:r>
+            <w:r>
+              <w:t>0</w:t>
+            </w:r>
           </w:p>
         </w:tc>
         <w:tc>
@@ -17903,6 +17898,9 @@
             <w:r>
               <w:t xml:space="preserve"> </w:t>
             </w:r>
+            <w:r>
+              <w:t>0</w:t>
+            </w:r>
           </w:p>
         </w:tc>
         <w:tc>
@@ -17924,6 +17922,9 @@
             <w:r>
               <w:t xml:space="preserve"> </w:t>
             </w:r>
+            <w:r>
+              <w:t>0</w:t>
+            </w:r>
           </w:p>
         </w:tc>
         <w:tc>
@@ -17945,6 +17946,9 @@
             <w:r>
               <w:t xml:space="preserve"> </w:t>
             </w:r>
+            <w:r>
+              <w:t>0</w:t>
+            </w:r>
           </w:p>
         </w:tc>
         <w:tc>
@@ -17965,6 +17969,9 @@
             </w:pPr>
             <w:r>
               <w:t xml:space="preserve"> </w:t>
+            </w:r>
+            <w:r>
+              <w:t>0</w:t>
             </w:r>
           </w:p>
         </w:tc>
@@ -18031,112 +18038,115 @@
               <w:ind w:left="0" w:firstLine="0"/>
             </w:pPr>
             <w:r>
+              <w:t xml:space="preserve"> 0</w:t>
+            </w:r>
+          </w:p>
+        </w:tc>
+        <w:tc>
+          <w:tcPr>
+            <w:tcW w:w="992" w:type="dxa"/>
+            <w:tcBorders>
+              <w:top w:val="single" w:sz="4" w:space="0" w:color="000000"/>
+              <w:left w:val="single" w:sz="4" w:space="0" w:color="000000"/>
+              <w:bottom w:val="single" w:sz="4" w:space="0" w:color="000000"/>
+              <w:right w:val="single" w:sz="4" w:space="0" w:color="000000"/>
+            </w:tcBorders>
+            <w:vAlign w:val="center"/>
+          </w:tcPr>
+          <w:p>
+            <w:pPr>
+              <w:spacing w:after="0" w:line="259" w:lineRule="auto"/>
+              <w:ind w:left="0" w:firstLine="0"/>
+            </w:pPr>
+            <w:r>
+              <w:t xml:space="preserve"> 0</w:t>
+            </w:r>
+          </w:p>
+        </w:tc>
+        <w:tc>
+          <w:tcPr>
+            <w:tcW w:w="994" w:type="dxa"/>
+            <w:tcBorders>
+              <w:top w:val="single" w:sz="4" w:space="0" w:color="000000"/>
+              <w:left w:val="single" w:sz="4" w:space="0" w:color="000000"/>
+              <w:bottom w:val="single" w:sz="4" w:space="0" w:color="000000"/>
+              <w:right w:val="single" w:sz="4" w:space="0" w:color="000000"/>
+            </w:tcBorders>
+            <w:vAlign w:val="center"/>
+          </w:tcPr>
+          <w:p>
+            <w:pPr>
+              <w:spacing w:after="0" w:line="259" w:lineRule="auto"/>
+              <w:ind w:left="2" w:firstLine="0"/>
+            </w:pPr>
+            <w:r>
+              <w:t xml:space="preserve"> 0</w:t>
+            </w:r>
+          </w:p>
+        </w:tc>
+        <w:tc>
+          <w:tcPr>
+            <w:tcW w:w="992" w:type="dxa"/>
+            <w:tcBorders>
+              <w:top w:val="single" w:sz="4" w:space="0" w:color="000000"/>
+              <w:left w:val="single" w:sz="4" w:space="0" w:color="000000"/>
+              <w:bottom w:val="single" w:sz="4" w:space="0" w:color="000000"/>
+              <w:right w:val="single" w:sz="4" w:space="0" w:color="000000"/>
+            </w:tcBorders>
+            <w:vAlign w:val="center"/>
+          </w:tcPr>
+          <w:p>
+            <w:pPr>
+              <w:spacing w:after="0" w:line="259" w:lineRule="auto"/>
+              <w:ind w:left="2" w:firstLine="0"/>
+            </w:pPr>
+            <w:r>
+              <w:t xml:space="preserve"> 0</w:t>
+            </w:r>
+          </w:p>
+        </w:tc>
+        <w:tc>
+          <w:tcPr>
+            <w:tcW w:w="991" w:type="dxa"/>
+            <w:tcBorders>
+              <w:top w:val="single" w:sz="4" w:space="0" w:color="000000"/>
+              <w:left w:val="single" w:sz="4" w:space="0" w:color="000000"/>
+              <w:bottom w:val="single" w:sz="4" w:space="0" w:color="000000"/>
+              <w:right w:val="single" w:sz="4" w:space="0" w:color="000000"/>
+            </w:tcBorders>
+            <w:vAlign w:val="center"/>
+          </w:tcPr>
+          <w:p>
+            <w:pPr>
+              <w:spacing w:after="0" w:line="259" w:lineRule="auto"/>
+              <w:ind w:left="2" w:firstLine="0"/>
+            </w:pPr>
+            <w:r>
+              <w:t xml:space="preserve"> 0</w:t>
+            </w:r>
+          </w:p>
+        </w:tc>
+        <w:tc>
+          <w:tcPr>
+            <w:tcW w:w="1078" w:type="dxa"/>
+            <w:tcBorders>
+              <w:top w:val="single" w:sz="4" w:space="0" w:color="000000"/>
+              <w:left w:val="single" w:sz="4" w:space="0" w:color="000000"/>
+              <w:bottom w:val="single" w:sz="4" w:space="0" w:color="000000"/>
+              <w:right w:val="single" w:sz="4" w:space="0" w:color="000000"/>
+            </w:tcBorders>
+            <w:vAlign w:val="center"/>
+          </w:tcPr>
+          <w:p>
+            <w:pPr>
+              <w:spacing w:after="0" w:line="259" w:lineRule="auto"/>
+              <w:ind w:left="2" w:firstLine="0"/>
+            </w:pPr>
+            <w:r>
               <w:t xml:space="preserve"> </w:t>
             </w:r>
-          </w:p>
-        </w:tc>
-        <w:tc>
-          <w:tcPr>
-            <w:tcW w:w="992" w:type="dxa"/>
-            <w:tcBorders>
-              <w:top w:val="single" w:sz="4" w:space="0" w:color="000000"/>
-              <w:left w:val="single" w:sz="4" w:space="0" w:color="000000"/>
-              <w:bottom w:val="single" w:sz="4" w:space="0" w:color="000000"/>
-              <w:right w:val="single" w:sz="4" w:space="0" w:color="000000"/>
-            </w:tcBorders>
-            <w:vAlign w:val="center"/>
-          </w:tcPr>
-          <w:p>
-            <w:pPr>
-              <w:spacing w:after="0" w:line="259" w:lineRule="auto"/>
-              <w:ind w:left="0" w:firstLine="0"/>
-            </w:pPr>
-            <w:r>
-              <w:t xml:space="preserve"> </w:t>
-            </w:r>
-          </w:p>
-        </w:tc>
-        <w:tc>
-          <w:tcPr>
-            <w:tcW w:w="994" w:type="dxa"/>
-            <w:tcBorders>
-              <w:top w:val="single" w:sz="4" w:space="0" w:color="000000"/>
-              <w:left w:val="single" w:sz="4" w:space="0" w:color="000000"/>
-              <w:bottom w:val="single" w:sz="4" w:space="0" w:color="000000"/>
-              <w:right w:val="single" w:sz="4" w:space="0" w:color="000000"/>
-            </w:tcBorders>
-            <w:vAlign w:val="center"/>
-          </w:tcPr>
-          <w:p>
-            <w:pPr>
-              <w:spacing w:after="0" w:line="259" w:lineRule="auto"/>
-              <w:ind w:left="2" w:firstLine="0"/>
-            </w:pPr>
-            <w:r>
-              <w:t xml:space="preserve"> </w:t>
-            </w:r>
-          </w:p>
-        </w:tc>
-        <w:tc>
-          <w:tcPr>
-            <w:tcW w:w="992" w:type="dxa"/>
-            <w:tcBorders>
-              <w:top w:val="single" w:sz="4" w:space="0" w:color="000000"/>
-              <w:left w:val="single" w:sz="4" w:space="0" w:color="000000"/>
-              <w:bottom w:val="single" w:sz="4" w:space="0" w:color="000000"/>
-              <w:right w:val="single" w:sz="4" w:space="0" w:color="000000"/>
-            </w:tcBorders>
-            <w:vAlign w:val="center"/>
-          </w:tcPr>
-          <w:p>
-            <w:pPr>
-              <w:spacing w:after="0" w:line="259" w:lineRule="auto"/>
-              <w:ind w:left="2" w:firstLine="0"/>
-            </w:pPr>
-            <w:r>
-              <w:t xml:space="preserve"> </w:t>
-            </w:r>
-          </w:p>
-        </w:tc>
-        <w:tc>
-          <w:tcPr>
-            <w:tcW w:w="991" w:type="dxa"/>
-            <w:tcBorders>
-              <w:top w:val="single" w:sz="4" w:space="0" w:color="000000"/>
-              <w:left w:val="single" w:sz="4" w:space="0" w:color="000000"/>
-              <w:bottom w:val="single" w:sz="4" w:space="0" w:color="000000"/>
-              <w:right w:val="single" w:sz="4" w:space="0" w:color="000000"/>
-            </w:tcBorders>
-            <w:vAlign w:val="center"/>
-          </w:tcPr>
-          <w:p>
-            <w:pPr>
-              <w:spacing w:after="0" w:line="259" w:lineRule="auto"/>
-              <w:ind w:left="2" w:firstLine="0"/>
-            </w:pPr>
-            <w:r>
-              <w:t xml:space="preserve"> </w:t>
-            </w:r>
-          </w:p>
-        </w:tc>
-        <w:tc>
-          <w:tcPr>
-            <w:tcW w:w="1078" w:type="dxa"/>
-            <w:tcBorders>
-              <w:top w:val="single" w:sz="4" w:space="0" w:color="000000"/>
-              <w:left w:val="single" w:sz="4" w:space="0" w:color="000000"/>
-              <w:bottom w:val="single" w:sz="4" w:space="0" w:color="000000"/>
-              <w:right w:val="single" w:sz="4" w:space="0" w:color="000000"/>
-            </w:tcBorders>
-            <w:vAlign w:val="center"/>
-          </w:tcPr>
-          <w:p>
-            <w:pPr>
-              <w:spacing w:after="0" w:line="259" w:lineRule="auto"/>
-              <w:ind w:left="2" w:firstLine="0"/>
-            </w:pPr>
-            <w:r>
-              <w:t xml:space="preserve"> </w:t>
+            <w:r>
+              <w:t>0</w:t>
             </w:r>
           </w:p>
         </w:tc>
@@ -18203,112 +18213,115 @@
               <w:ind w:left="0" w:firstLine="0"/>
             </w:pPr>
             <w:r>
+              <w:t xml:space="preserve"> 0</w:t>
+            </w:r>
+          </w:p>
+        </w:tc>
+        <w:tc>
+          <w:tcPr>
+            <w:tcW w:w="992" w:type="dxa"/>
+            <w:tcBorders>
+              <w:top w:val="single" w:sz="4" w:space="0" w:color="000000"/>
+              <w:left w:val="single" w:sz="4" w:space="0" w:color="000000"/>
+              <w:bottom w:val="single" w:sz="4" w:space="0" w:color="000000"/>
+              <w:right w:val="single" w:sz="4" w:space="0" w:color="000000"/>
+            </w:tcBorders>
+            <w:vAlign w:val="center"/>
+          </w:tcPr>
+          <w:p>
+            <w:pPr>
+              <w:spacing w:after="0" w:line="259" w:lineRule="auto"/>
+              <w:ind w:left="0" w:firstLine="0"/>
+            </w:pPr>
+            <w:r>
+              <w:t xml:space="preserve"> 0</w:t>
+            </w:r>
+          </w:p>
+        </w:tc>
+        <w:tc>
+          <w:tcPr>
+            <w:tcW w:w="994" w:type="dxa"/>
+            <w:tcBorders>
+              <w:top w:val="single" w:sz="4" w:space="0" w:color="000000"/>
+              <w:left w:val="single" w:sz="4" w:space="0" w:color="000000"/>
+              <w:bottom w:val="single" w:sz="4" w:space="0" w:color="000000"/>
+              <w:right w:val="single" w:sz="4" w:space="0" w:color="000000"/>
+            </w:tcBorders>
+            <w:vAlign w:val="center"/>
+          </w:tcPr>
+          <w:p>
+            <w:pPr>
+              <w:spacing w:after="0" w:line="259" w:lineRule="auto"/>
+              <w:ind w:left="2" w:firstLine="0"/>
+            </w:pPr>
+            <w:r>
+              <w:t xml:space="preserve"> 0</w:t>
+            </w:r>
+          </w:p>
+        </w:tc>
+        <w:tc>
+          <w:tcPr>
+            <w:tcW w:w="992" w:type="dxa"/>
+            <w:tcBorders>
+              <w:top w:val="single" w:sz="4" w:space="0" w:color="000000"/>
+              <w:left w:val="single" w:sz="4" w:space="0" w:color="000000"/>
+              <w:bottom w:val="single" w:sz="4" w:space="0" w:color="000000"/>
+              <w:right w:val="single" w:sz="4" w:space="0" w:color="000000"/>
+            </w:tcBorders>
+            <w:vAlign w:val="center"/>
+          </w:tcPr>
+          <w:p>
+            <w:pPr>
+              <w:spacing w:after="0" w:line="259" w:lineRule="auto"/>
+              <w:ind w:left="2" w:firstLine="0"/>
+            </w:pPr>
+            <w:r>
+              <w:t xml:space="preserve"> 0</w:t>
+            </w:r>
+          </w:p>
+        </w:tc>
+        <w:tc>
+          <w:tcPr>
+            <w:tcW w:w="991" w:type="dxa"/>
+            <w:tcBorders>
+              <w:top w:val="single" w:sz="4" w:space="0" w:color="000000"/>
+              <w:left w:val="single" w:sz="4" w:space="0" w:color="000000"/>
+              <w:bottom w:val="single" w:sz="4" w:space="0" w:color="000000"/>
+              <w:right w:val="single" w:sz="4" w:space="0" w:color="000000"/>
+            </w:tcBorders>
+            <w:vAlign w:val="center"/>
+          </w:tcPr>
+          <w:p>
+            <w:pPr>
+              <w:spacing w:after="0" w:line="259" w:lineRule="auto"/>
+              <w:ind w:left="2" w:firstLine="0"/>
+            </w:pPr>
+            <w:r>
+              <w:t xml:space="preserve"> 0</w:t>
+            </w:r>
+          </w:p>
+        </w:tc>
+        <w:tc>
+          <w:tcPr>
+            <w:tcW w:w="1078" w:type="dxa"/>
+            <w:tcBorders>
+              <w:top w:val="single" w:sz="4" w:space="0" w:color="000000"/>
+              <w:left w:val="single" w:sz="4" w:space="0" w:color="000000"/>
+              <w:bottom w:val="single" w:sz="4" w:space="0" w:color="000000"/>
+              <w:right w:val="single" w:sz="4" w:space="0" w:color="000000"/>
+            </w:tcBorders>
+            <w:vAlign w:val="center"/>
+          </w:tcPr>
+          <w:p>
+            <w:pPr>
+              <w:spacing w:after="0" w:line="259" w:lineRule="auto"/>
+              <w:ind w:left="2" w:firstLine="0"/>
+            </w:pPr>
+            <w:r>
               <w:t xml:space="preserve"> </w:t>
             </w:r>
-          </w:p>
-        </w:tc>
-        <w:tc>
-          <w:tcPr>
-            <w:tcW w:w="992" w:type="dxa"/>
-            <w:tcBorders>
-              <w:top w:val="single" w:sz="4" w:space="0" w:color="000000"/>
-              <w:left w:val="single" w:sz="4" w:space="0" w:color="000000"/>
-              <w:bottom w:val="single" w:sz="4" w:space="0" w:color="000000"/>
-              <w:right w:val="single" w:sz="4" w:space="0" w:color="000000"/>
-            </w:tcBorders>
-            <w:vAlign w:val="center"/>
-          </w:tcPr>
-          <w:p>
-            <w:pPr>
-              <w:spacing w:after="0" w:line="259" w:lineRule="auto"/>
-              <w:ind w:left="0" w:firstLine="0"/>
-            </w:pPr>
-            <w:r>
-              <w:t xml:space="preserve"> </w:t>
-            </w:r>
-          </w:p>
-        </w:tc>
-        <w:tc>
-          <w:tcPr>
-            <w:tcW w:w="994" w:type="dxa"/>
-            <w:tcBorders>
-              <w:top w:val="single" w:sz="4" w:space="0" w:color="000000"/>
-              <w:left w:val="single" w:sz="4" w:space="0" w:color="000000"/>
-              <w:bottom w:val="single" w:sz="4" w:space="0" w:color="000000"/>
-              <w:right w:val="single" w:sz="4" w:space="0" w:color="000000"/>
-            </w:tcBorders>
-            <w:vAlign w:val="center"/>
-          </w:tcPr>
-          <w:p>
-            <w:pPr>
-              <w:spacing w:after="0" w:line="259" w:lineRule="auto"/>
-              <w:ind w:left="2" w:firstLine="0"/>
-            </w:pPr>
-            <w:r>
-              <w:t xml:space="preserve"> </w:t>
-            </w:r>
-          </w:p>
-        </w:tc>
-        <w:tc>
-          <w:tcPr>
-            <w:tcW w:w="992" w:type="dxa"/>
-            <w:tcBorders>
-              <w:top w:val="single" w:sz="4" w:space="0" w:color="000000"/>
-              <w:left w:val="single" w:sz="4" w:space="0" w:color="000000"/>
-              <w:bottom w:val="single" w:sz="4" w:space="0" w:color="000000"/>
-              <w:right w:val="single" w:sz="4" w:space="0" w:color="000000"/>
-            </w:tcBorders>
-            <w:vAlign w:val="center"/>
-          </w:tcPr>
-          <w:p>
-            <w:pPr>
-              <w:spacing w:after="0" w:line="259" w:lineRule="auto"/>
-              <w:ind w:left="2" w:firstLine="0"/>
-            </w:pPr>
-            <w:r>
-              <w:t xml:space="preserve"> </w:t>
-            </w:r>
-          </w:p>
-        </w:tc>
-        <w:tc>
-          <w:tcPr>
-            <w:tcW w:w="991" w:type="dxa"/>
-            <w:tcBorders>
-              <w:top w:val="single" w:sz="4" w:space="0" w:color="000000"/>
-              <w:left w:val="single" w:sz="4" w:space="0" w:color="000000"/>
-              <w:bottom w:val="single" w:sz="4" w:space="0" w:color="000000"/>
-              <w:right w:val="single" w:sz="4" w:space="0" w:color="000000"/>
-            </w:tcBorders>
-            <w:vAlign w:val="center"/>
-          </w:tcPr>
-          <w:p>
-            <w:pPr>
-              <w:spacing w:after="0" w:line="259" w:lineRule="auto"/>
-              <w:ind w:left="2" w:firstLine="0"/>
-            </w:pPr>
-            <w:r>
-              <w:t xml:space="preserve"> </w:t>
-            </w:r>
-          </w:p>
-        </w:tc>
-        <w:tc>
-          <w:tcPr>
-            <w:tcW w:w="1078" w:type="dxa"/>
-            <w:tcBorders>
-              <w:top w:val="single" w:sz="4" w:space="0" w:color="000000"/>
-              <w:left w:val="single" w:sz="4" w:space="0" w:color="000000"/>
-              <w:bottom w:val="single" w:sz="4" w:space="0" w:color="000000"/>
-              <w:right w:val="single" w:sz="4" w:space="0" w:color="000000"/>
-            </w:tcBorders>
-            <w:vAlign w:val="center"/>
-          </w:tcPr>
-          <w:p>
-            <w:pPr>
-              <w:spacing w:after="0" w:line="259" w:lineRule="auto"/>
-              <w:ind w:left="2" w:firstLine="0"/>
-            </w:pPr>
-            <w:r>
-              <w:t xml:space="preserve"> </w:t>
+            <w:r>
+              <w:t>0</w:t>
             </w:r>
           </w:p>
         </w:tc>
@@ -18366,114 +18379,122 @@
               <w:bottom w:val="single" w:sz="4" w:space="0" w:color="000000"/>
               <w:right w:val="single" w:sz="4" w:space="0" w:color="000000"/>
             </w:tcBorders>
-          </w:tcPr>
-          <w:p>
-            <w:pPr>
-              <w:spacing w:after="0" w:line="259" w:lineRule="auto"/>
-              <w:ind w:left="0" w:firstLine="0"/>
+            <w:vAlign w:val="center"/>
+          </w:tcPr>
+          <w:p>
+            <w:pPr>
+              <w:spacing w:after="0" w:line="259" w:lineRule="auto"/>
+              <w:ind w:left="0" w:firstLine="0"/>
+            </w:pPr>
+            <w:r>
+              <w:t xml:space="preserve"> 0</w:t>
+            </w:r>
+          </w:p>
+        </w:tc>
+        <w:tc>
+          <w:tcPr>
+            <w:tcW w:w="992" w:type="dxa"/>
+            <w:tcBorders>
+              <w:top w:val="single" w:sz="4" w:space="0" w:color="000000"/>
+              <w:left w:val="single" w:sz="4" w:space="0" w:color="000000"/>
+              <w:bottom w:val="single" w:sz="4" w:space="0" w:color="000000"/>
+              <w:right w:val="single" w:sz="4" w:space="0" w:color="000000"/>
+            </w:tcBorders>
+            <w:vAlign w:val="center"/>
+          </w:tcPr>
+          <w:p>
+            <w:pPr>
+              <w:spacing w:after="0" w:line="259" w:lineRule="auto"/>
+              <w:ind w:left="0" w:firstLine="0"/>
+            </w:pPr>
+            <w:r>
+              <w:t xml:space="preserve"> 0</w:t>
+            </w:r>
+          </w:p>
+        </w:tc>
+        <w:tc>
+          <w:tcPr>
+            <w:tcW w:w="994" w:type="dxa"/>
+            <w:tcBorders>
+              <w:top w:val="single" w:sz="4" w:space="0" w:color="000000"/>
+              <w:left w:val="single" w:sz="4" w:space="0" w:color="000000"/>
+              <w:bottom w:val="single" w:sz="4" w:space="0" w:color="000000"/>
+              <w:right w:val="single" w:sz="4" w:space="0" w:color="000000"/>
+            </w:tcBorders>
+            <w:vAlign w:val="center"/>
+          </w:tcPr>
+          <w:p>
+            <w:pPr>
+              <w:spacing w:after="0" w:line="259" w:lineRule="auto"/>
+              <w:ind w:left="2" w:firstLine="0"/>
+            </w:pPr>
+            <w:r>
+              <w:t xml:space="preserve"> 0</w:t>
+            </w:r>
+          </w:p>
+        </w:tc>
+        <w:tc>
+          <w:tcPr>
+            <w:tcW w:w="992" w:type="dxa"/>
+            <w:tcBorders>
+              <w:top w:val="single" w:sz="4" w:space="0" w:color="000000"/>
+              <w:left w:val="single" w:sz="4" w:space="0" w:color="000000"/>
+              <w:bottom w:val="single" w:sz="4" w:space="0" w:color="000000"/>
+              <w:right w:val="single" w:sz="4" w:space="0" w:color="000000"/>
+            </w:tcBorders>
+            <w:vAlign w:val="center"/>
+          </w:tcPr>
+          <w:p>
+            <w:pPr>
+              <w:spacing w:after="0" w:line="259" w:lineRule="auto"/>
+              <w:ind w:left="2" w:firstLine="0"/>
+            </w:pPr>
+            <w:r>
+              <w:t xml:space="preserve"> 0</w:t>
+            </w:r>
+          </w:p>
+        </w:tc>
+        <w:tc>
+          <w:tcPr>
+            <w:tcW w:w="991" w:type="dxa"/>
+            <w:tcBorders>
+              <w:top w:val="single" w:sz="4" w:space="0" w:color="000000"/>
+              <w:left w:val="single" w:sz="4" w:space="0" w:color="000000"/>
+              <w:bottom w:val="single" w:sz="4" w:space="0" w:color="000000"/>
+              <w:right w:val="single" w:sz="4" w:space="0" w:color="000000"/>
+            </w:tcBorders>
+            <w:vAlign w:val="center"/>
+          </w:tcPr>
+          <w:p>
+            <w:pPr>
+              <w:spacing w:after="0" w:line="259" w:lineRule="auto"/>
+              <w:ind w:left="2" w:firstLine="0"/>
+            </w:pPr>
+            <w:r>
+              <w:t xml:space="preserve"> 0</w:t>
+            </w:r>
+          </w:p>
+        </w:tc>
+        <w:tc>
+          <w:tcPr>
+            <w:tcW w:w="1078" w:type="dxa"/>
+            <w:tcBorders>
+              <w:top w:val="single" w:sz="4" w:space="0" w:color="000000"/>
+              <w:left w:val="single" w:sz="4" w:space="0" w:color="000000"/>
+              <w:bottom w:val="single" w:sz="4" w:space="0" w:color="000000"/>
+              <w:right w:val="single" w:sz="4" w:space="0" w:color="000000"/>
+            </w:tcBorders>
+          </w:tcPr>
+          <w:p>
+            <w:pPr>
+              <w:spacing w:after="0" w:line="259" w:lineRule="auto"/>
+              <w:ind w:left="2" w:firstLine="0"/>
             </w:pPr>
             <w:r>
               <w:t xml:space="preserve"> </w:t>
             </w:r>
-          </w:p>
-        </w:tc>
-        <w:tc>
-          <w:tcPr>
-            <w:tcW w:w="992" w:type="dxa"/>
-            <w:tcBorders>
-              <w:top w:val="single" w:sz="4" w:space="0" w:color="000000"/>
-              <w:left w:val="single" w:sz="4" w:space="0" w:color="000000"/>
-              <w:bottom w:val="single" w:sz="4" w:space="0" w:color="000000"/>
-              <w:right w:val="single" w:sz="4" w:space="0" w:color="000000"/>
-            </w:tcBorders>
-          </w:tcPr>
-          <w:p>
-            <w:pPr>
-              <w:spacing w:after="0" w:line="259" w:lineRule="auto"/>
-              <w:ind w:left="0" w:firstLine="0"/>
-            </w:pPr>
-            <w:r>
-              <w:t xml:space="preserve"> </w:t>
-            </w:r>
-          </w:p>
-        </w:tc>
-        <w:tc>
-          <w:tcPr>
-            <w:tcW w:w="994" w:type="dxa"/>
-            <w:tcBorders>
-              <w:top w:val="single" w:sz="4" w:space="0" w:color="000000"/>
-              <w:left w:val="single" w:sz="4" w:space="0" w:color="000000"/>
-              <w:bottom w:val="single" w:sz="4" w:space="0" w:color="000000"/>
-              <w:right w:val="single" w:sz="4" w:space="0" w:color="000000"/>
-            </w:tcBorders>
-          </w:tcPr>
-          <w:p>
-            <w:pPr>
-              <w:spacing w:after="0" w:line="259" w:lineRule="auto"/>
-              <w:ind w:left="2" w:firstLine="0"/>
-            </w:pPr>
-            <w:r>
-              <w:t xml:space="preserve"> </w:t>
-            </w:r>
-          </w:p>
-        </w:tc>
-        <w:tc>
-          <w:tcPr>
-            <w:tcW w:w="992" w:type="dxa"/>
-            <w:tcBorders>
-              <w:top w:val="single" w:sz="4" w:space="0" w:color="000000"/>
-              <w:left w:val="single" w:sz="4" w:space="0" w:color="000000"/>
-              <w:bottom w:val="single" w:sz="4" w:space="0" w:color="000000"/>
-              <w:right w:val="single" w:sz="4" w:space="0" w:color="000000"/>
-            </w:tcBorders>
-          </w:tcPr>
-          <w:p>
-            <w:pPr>
-              <w:spacing w:after="0" w:line="259" w:lineRule="auto"/>
-              <w:ind w:left="2" w:firstLine="0"/>
-            </w:pPr>
-            <w:r>
-              <w:t xml:space="preserve"> </w:t>
-            </w:r>
-          </w:p>
-        </w:tc>
-        <w:tc>
-          <w:tcPr>
-            <w:tcW w:w="991" w:type="dxa"/>
-            <w:tcBorders>
-              <w:top w:val="single" w:sz="4" w:space="0" w:color="000000"/>
-              <w:left w:val="single" w:sz="4" w:space="0" w:color="000000"/>
-              <w:bottom w:val="single" w:sz="4" w:space="0" w:color="000000"/>
-              <w:right w:val="single" w:sz="4" w:space="0" w:color="000000"/>
-            </w:tcBorders>
-          </w:tcPr>
-          <w:p>
-            <w:pPr>
-              <w:spacing w:after="0" w:line="259" w:lineRule="auto"/>
-              <w:ind w:left="2" w:firstLine="0"/>
-            </w:pPr>
-            <w:r>
-              <w:t xml:space="preserve"> </w:t>
-            </w:r>
-          </w:p>
-        </w:tc>
-        <w:tc>
-          <w:tcPr>
-            <w:tcW w:w="1078" w:type="dxa"/>
-            <w:tcBorders>
-              <w:top w:val="single" w:sz="4" w:space="0" w:color="000000"/>
-              <w:left w:val="single" w:sz="4" w:space="0" w:color="000000"/>
-              <w:bottom w:val="single" w:sz="4" w:space="0" w:color="000000"/>
-              <w:right w:val="single" w:sz="4" w:space="0" w:color="000000"/>
-            </w:tcBorders>
-          </w:tcPr>
-          <w:p>
-            <w:pPr>
-              <w:spacing w:after="0" w:line="259" w:lineRule="auto"/>
-              <w:ind w:left="2" w:firstLine="0"/>
-            </w:pPr>
-            <w:r>
-              <w:t xml:space="preserve"> </w:t>
+            <w:r>
+              <w:t>0</w:t>
             </w:r>
           </w:p>
         </w:tc>
@@ -18528,12 +18549,16 @@
               <w:bottom w:val="single" w:sz="4" w:space="0" w:color="000000"/>
               <w:right w:val="single" w:sz="4" w:space="0" w:color="000000"/>
             </w:tcBorders>
+            <w:vAlign w:val="center"/>
           </w:tcPr>
           <w:p>
             <w:pPr>
               <w:spacing w:after="160" w:line="259" w:lineRule="auto"/>
               <w:ind w:left="0" w:firstLine="0"/>
             </w:pPr>
+            <w:r>
+              <w:t xml:space="preserve"> 0</w:t>
+            </w:r>
           </w:p>
         </w:tc>
         <w:tc>
@@ -18545,12 +18570,16 @@
               <w:bottom w:val="single" w:sz="4" w:space="0" w:color="000000"/>
               <w:right w:val="single" w:sz="4" w:space="0" w:color="000000"/>
             </w:tcBorders>
+            <w:vAlign w:val="center"/>
           </w:tcPr>
           <w:p>
             <w:pPr>
               <w:spacing w:after="160" w:line="259" w:lineRule="auto"/>
               <w:ind w:left="0" w:firstLine="0"/>
             </w:pPr>
+            <w:r>
+              <w:t xml:space="preserve"> 0</w:t>
+            </w:r>
           </w:p>
         </w:tc>
         <w:tc>
@@ -18562,12 +18591,16 @@
               <w:bottom w:val="single" w:sz="4" w:space="0" w:color="000000"/>
               <w:right w:val="single" w:sz="4" w:space="0" w:color="000000"/>
             </w:tcBorders>
+            <w:vAlign w:val="center"/>
           </w:tcPr>
           <w:p>
             <w:pPr>
               <w:spacing w:after="160" w:line="259" w:lineRule="auto"/>
               <w:ind w:left="0" w:firstLine="0"/>
             </w:pPr>
+            <w:r>
+              <w:t xml:space="preserve"> 0</w:t>
+            </w:r>
           </w:p>
         </w:tc>
         <w:tc>
@@ -18579,12 +18612,16 @@
               <w:bottom w:val="single" w:sz="4" w:space="0" w:color="000000"/>
               <w:right w:val="single" w:sz="4" w:space="0" w:color="000000"/>
             </w:tcBorders>
+            <w:vAlign w:val="center"/>
           </w:tcPr>
           <w:p>
             <w:pPr>
               <w:spacing w:after="160" w:line="259" w:lineRule="auto"/>
               <w:ind w:left="0" w:firstLine="0"/>
             </w:pPr>
+            <w:r>
+              <w:t xml:space="preserve"> 0</w:t>
+            </w:r>
           </w:p>
         </w:tc>
         <w:tc>
@@ -18596,12 +18633,16 @@
               <w:bottom w:val="single" w:sz="4" w:space="0" w:color="000000"/>
               <w:right w:val="single" w:sz="4" w:space="0" w:color="000000"/>
             </w:tcBorders>
+            <w:vAlign w:val="center"/>
           </w:tcPr>
           <w:p>
             <w:pPr>
               <w:spacing w:after="160" w:line="259" w:lineRule="auto"/>
               <w:ind w:left="0" w:firstLine="0"/>
             </w:pPr>
+            <w:r>
+              <w:t xml:space="preserve"> 0</w:t>
+            </w:r>
           </w:p>
         </w:tc>
         <w:tc>
@@ -18791,8 +18832,6 @@
       </w:tr>
       <w:tr>
         <w:trPr>
-          <w:gridAfter w:val="5"/>
-          <w:wAfter w:w="5047" w:type="dxa"/>
           <w:trHeight w:val="562"/>
         </w:trPr>
         <w:tc>
@@ -18811,6 +18850,7 @@
               <w:ind w:left="2" w:firstLine="0"/>
             </w:pPr>
             <w:r>
+              <w:lastRenderedPageBreak/>
               <w:t xml:space="preserve">1. </w:t>
             </w:r>
           </w:p>
@@ -18831,7 +18871,7 @@
               <w:ind w:left="2" w:firstLine="0"/>
             </w:pPr>
             <w:r>
-              <w:t xml:space="preserve">З/п административного персонала </w:t>
+              <w:t xml:space="preserve">Аренда офисных помещений </w:t>
             </w:r>
           </w:p>
         </w:tc>
@@ -18844,15 +18884,119 @@
               <w:bottom w:val="single" w:sz="4" w:space="0" w:color="000000"/>
               <w:right w:val="single" w:sz="4" w:space="0" w:color="000000"/>
             </w:tcBorders>
+            <w:vAlign w:val="bottom"/>
+          </w:tcPr>
+          <w:p>
+            <w:pPr>
+              <w:spacing w:after="0" w:line="259" w:lineRule="auto"/>
+              <w:ind w:left="0" w:firstLine="0"/>
+            </w:pPr>
+            <w:r>
+              <w:t xml:space="preserve"> 0</w:t>
+            </w:r>
+          </w:p>
+        </w:tc>
+        <w:tc>
+          <w:tcPr>
+            <w:tcW w:w="992" w:type="dxa"/>
+            <w:tcBorders>
+              <w:top w:val="single" w:sz="4" w:space="0" w:color="000000"/>
+              <w:left w:val="single" w:sz="4" w:space="0" w:color="000000"/>
+              <w:bottom w:val="single" w:sz="4" w:space="0" w:color="000000"/>
+              <w:right w:val="single" w:sz="4" w:space="0" w:color="000000"/>
+            </w:tcBorders>
             <w:vAlign w:val="center"/>
           </w:tcPr>
           <w:p>
             <w:pPr>
               <w:spacing w:after="0" w:line="259" w:lineRule="auto"/>
-              <w:ind w:left="2" w:firstLine="0"/>
-            </w:pPr>
-            <w:r>
-              <w:t xml:space="preserve"> </w:t>
+              <w:ind w:left="0" w:firstLine="0"/>
+            </w:pPr>
+            <w:r>
+              <w:t xml:space="preserve"> 0</w:t>
+            </w:r>
+          </w:p>
+        </w:tc>
+        <w:tc>
+          <w:tcPr>
+            <w:tcW w:w="994" w:type="dxa"/>
+            <w:tcBorders>
+              <w:top w:val="single" w:sz="4" w:space="0" w:color="000000"/>
+              <w:left w:val="single" w:sz="4" w:space="0" w:color="000000"/>
+              <w:bottom w:val="single" w:sz="4" w:space="0" w:color="000000"/>
+              <w:right w:val="single" w:sz="4" w:space="0" w:color="000000"/>
+            </w:tcBorders>
+            <w:vAlign w:val="center"/>
+          </w:tcPr>
+          <w:p>
+            <w:pPr>
+              <w:spacing w:after="0" w:line="259" w:lineRule="auto"/>
+              <w:ind w:left="2" w:firstLine="0"/>
+            </w:pPr>
+            <w:r>
+              <w:t xml:space="preserve"> 0</w:t>
+            </w:r>
+          </w:p>
+        </w:tc>
+        <w:tc>
+          <w:tcPr>
+            <w:tcW w:w="992" w:type="dxa"/>
+            <w:tcBorders>
+              <w:top w:val="single" w:sz="4" w:space="0" w:color="000000"/>
+              <w:left w:val="single" w:sz="4" w:space="0" w:color="000000"/>
+              <w:bottom w:val="single" w:sz="4" w:space="0" w:color="000000"/>
+              <w:right w:val="single" w:sz="4" w:space="0" w:color="000000"/>
+            </w:tcBorders>
+            <w:vAlign w:val="center"/>
+          </w:tcPr>
+          <w:p>
+            <w:pPr>
+              <w:spacing w:after="0" w:line="259" w:lineRule="auto"/>
+              <w:ind w:left="2" w:firstLine="0"/>
+            </w:pPr>
+            <w:r>
+              <w:t xml:space="preserve"> 0</w:t>
+            </w:r>
+          </w:p>
+        </w:tc>
+        <w:tc>
+          <w:tcPr>
+            <w:tcW w:w="991" w:type="dxa"/>
+            <w:tcBorders>
+              <w:top w:val="single" w:sz="4" w:space="0" w:color="000000"/>
+              <w:left w:val="single" w:sz="4" w:space="0" w:color="000000"/>
+              <w:bottom w:val="single" w:sz="4" w:space="0" w:color="000000"/>
+              <w:right w:val="single" w:sz="4" w:space="0" w:color="000000"/>
+            </w:tcBorders>
+            <w:vAlign w:val="center"/>
+          </w:tcPr>
+          <w:p>
+            <w:pPr>
+              <w:spacing w:after="0" w:line="259" w:lineRule="auto"/>
+              <w:ind w:left="2" w:firstLine="0"/>
+            </w:pPr>
+            <w:r>
+              <w:t xml:space="preserve"> 0</w:t>
+            </w:r>
+          </w:p>
+        </w:tc>
+        <w:tc>
+          <w:tcPr>
+            <w:tcW w:w="1078" w:type="dxa"/>
+            <w:tcBorders>
+              <w:top w:val="single" w:sz="4" w:space="0" w:color="000000"/>
+              <w:left w:val="single" w:sz="4" w:space="0" w:color="000000"/>
+              <w:bottom w:val="single" w:sz="4" w:space="0" w:color="000000"/>
+              <w:right w:val="single" w:sz="4" w:space="0" w:color="000000"/>
+            </w:tcBorders>
+          </w:tcPr>
+          <w:p>
+            <w:pPr>
+              <w:spacing w:after="0" w:line="259" w:lineRule="auto"/>
+              <w:ind w:left="2" w:firstLine="0"/>
+            </w:pPr>
+            <w:r>
+              <w:t xml:space="preserve"> 0</w:t>
             </w:r>
           </w:p>
         </w:tc>
@@ -18895,9 +19039,10 @@
             <w:pPr>
               <w:spacing w:after="0" w:line="259" w:lineRule="auto"/>
               <w:ind w:left="2" w:firstLine="0"/>
-            </w:pPr>
-            <w:r>
-              <w:t xml:space="preserve">Аренда офисных помещений </w:t>
+              <w:jc w:val="both"/>
+            </w:pPr>
+            <w:r>
+              <w:t xml:space="preserve">Коммунальные платежи по офисным помещениям </w:t>
             </w:r>
           </w:p>
         </w:tc>
@@ -18918,7 +19063,7 @@
               <w:ind w:left="0" w:firstLine="0"/>
             </w:pPr>
             <w:r>
-              <w:t xml:space="preserve"> </w:t>
+              <w:t xml:space="preserve"> 0</w:t>
             </w:r>
           </w:p>
         </w:tc>
@@ -18939,7 +19084,7 @@
               <w:ind w:left="0" w:firstLine="0"/>
             </w:pPr>
             <w:r>
-              <w:t xml:space="preserve"> </w:t>
+              <w:t xml:space="preserve"> 0</w:t>
             </w:r>
           </w:p>
         </w:tc>
@@ -18960,7 +19105,7 @@
               <w:ind w:left="2" w:firstLine="0"/>
             </w:pPr>
             <w:r>
-              <w:t xml:space="preserve"> </w:t>
+              <w:t xml:space="preserve"> 0</w:t>
             </w:r>
           </w:p>
         </w:tc>
@@ -18981,7 +19126,7 @@
               <w:ind w:left="2" w:firstLine="0"/>
             </w:pPr>
             <w:r>
-              <w:t xml:space="preserve"> </w:t>
+              <w:t xml:space="preserve"> 0</w:t>
             </w:r>
           </w:p>
         </w:tc>
@@ -19002,7 +19147,7 @@
               <w:ind w:left="2" w:firstLine="0"/>
             </w:pPr>
             <w:r>
-              <w:t xml:space="preserve"> </w:t>
+              <w:t xml:space="preserve"> 0</w:t>
             </w:r>
           </w:p>
         </w:tc>
@@ -19015,15 +19160,682 @@
               <w:bottom w:val="single" w:sz="4" w:space="0" w:color="000000"/>
               <w:right w:val="single" w:sz="4" w:space="0" w:color="000000"/>
             </w:tcBorders>
+          </w:tcPr>
+          <w:p>
+            <w:pPr>
+              <w:spacing w:after="0" w:line="259" w:lineRule="auto"/>
+              <w:ind w:left="2" w:firstLine="0"/>
+            </w:pPr>
+            <w:r>
+              <w:t xml:space="preserve"> 0</w:t>
+            </w:r>
+          </w:p>
+        </w:tc>
+      </w:tr>
+      <w:tr>
+        <w:trPr>
+          <w:trHeight w:val="326"/>
+        </w:trPr>
+        <w:tc>
+          <w:tcPr>
+            <w:tcW w:w="565" w:type="dxa"/>
+            <w:tcBorders>
+              <w:top w:val="single" w:sz="4" w:space="0" w:color="000000"/>
+              <w:left w:val="single" w:sz="4" w:space="0" w:color="000000"/>
+              <w:bottom w:val="single" w:sz="4" w:space="0" w:color="000000"/>
+              <w:right w:val="single" w:sz="4" w:space="0" w:color="000000"/>
+            </w:tcBorders>
+          </w:tcPr>
+          <w:p>
+            <w:pPr>
+              <w:spacing w:after="0" w:line="259" w:lineRule="auto"/>
+              <w:ind w:left="2" w:firstLine="0"/>
+            </w:pPr>
+            <w:r>
+              <w:t xml:space="preserve">3. </w:t>
+            </w:r>
+          </w:p>
+        </w:tc>
+        <w:tc>
+          <w:tcPr>
+            <w:tcW w:w="3119" w:type="dxa"/>
+            <w:tcBorders>
+              <w:top w:val="single" w:sz="4" w:space="0" w:color="000000"/>
+              <w:left w:val="single" w:sz="4" w:space="0" w:color="000000"/>
+              <w:bottom w:val="single" w:sz="4" w:space="0" w:color="000000"/>
+              <w:right w:val="single" w:sz="4" w:space="0" w:color="000000"/>
+            </w:tcBorders>
+          </w:tcPr>
+          <w:p>
+            <w:pPr>
+              <w:spacing w:after="0" w:line="259" w:lineRule="auto"/>
+              <w:ind w:left="2" w:firstLine="0"/>
+            </w:pPr>
+            <w:r>
+              <w:t xml:space="preserve">Связь и коммуникации </w:t>
+            </w:r>
+          </w:p>
+        </w:tc>
+        <w:tc>
+          <w:tcPr>
+            <w:tcW w:w="991" w:type="dxa"/>
+            <w:tcBorders>
+              <w:top w:val="single" w:sz="4" w:space="0" w:color="000000"/>
+              <w:left w:val="single" w:sz="4" w:space="0" w:color="000000"/>
+              <w:bottom w:val="single" w:sz="4" w:space="0" w:color="000000"/>
+              <w:right w:val="single" w:sz="4" w:space="0" w:color="000000"/>
+            </w:tcBorders>
+          </w:tcPr>
+          <w:p>
+            <w:pPr>
+              <w:spacing w:after="0" w:line="259" w:lineRule="auto"/>
+              <w:ind w:left="0" w:firstLine="0"/>
+            </w:pPr>
+            <w:r>
+              <w:t xml:space="preserve"> 0</w:t>
+            </w:r>
+          </w:p>
+        </w:tc>
+        <w:tc>
+          <w:tcPr>
+            <w:tcW w:w="992" w:type="dxa"/>
+            <w:tcBorders>
+              <w:top w:val="single" w:sz="4" w:space="0" w:color="000000"/>
+              <w:left w:val="single" w:sz="4" w:space="0" w:color="000000"/>
+              <w:bottom w:val="single" w:sz="4" w:space="0" w:color="000000"/>
+              <w:right w:val="single" w:sz="4" w:space="0" w:color="000000"/>
+            </w:tcBorders>
             <w:vAlign w:val="center"/>
           </w:tcPr>
           <w:p>
             <w:pPr>
               <w:spacing w:after="0" w:line="259" w:lineRule="auto"/>
-              <w:ind w:left="2" w:firstLine="0"/>
-            </w:pPr>
-            <w:r>
-              <w:t xml:space="preserve"> </w:t>
+              <w:ind w:left="0" w:firstLine="0"/>
+            </w:pPr>
+            <w:r>
+              <w:t xml:space="preserve"> 0</w:t>
+            </w:r>
+          </w:p>
+        </w:tc>
+        <w:tc>
+          <w:tcPr>
+            <w:tcW w:w="994" w:type="dxa"/>
+            <w:tcBorders>
+              <w:top w:val="single" w:sz="4" w:space="0" w:color="000000"/>
+              <w:left w:val="single" w:sz="4" w:space="0" w:color="000000"/>
+              <w:bottom w:val="single" w:sz="4" w:space="0" w:color="000000"/>
+              <w:right w:val="single" w:sz="4" w:space="0" w:color="000000"/>
+            </w:tcBorders>
+            <w:vAlign w:val="center"/>
+          </w:tcPr>
+          <w:p>
+            <w:pPr>
+              <w:spacing w:after="0" w:line="259" w:lineRule="auto"/>
+              <w:ind w:left="2" w:firstLine="0"/>
+            </w:pPr>
+            <w:r>
+              <w:t xml:space="preserve"> 0</w:t>
+            </w:r>
+          </w:p>
+        </w:tc>
+        <w:tc>
+          <w:tcPr>
+            <w:tcW w:w="992" w:type="dxa"/>
+            <w:tcBorders>
+              <w:top w:val="single" w:sz="4" w:space="0" w:color="000000"/>
+              <w:left w:val="single" w:sz="4" w:space="0" w:color="000000"/>
+              <w:bottom w:val="single" w:sz="4" w:space="0" w:color="000000"/>
+              <w:right w:val="single" w:sz="4" w:space="0" w:color="000000"/>
+            </w:tcBorders>
+            <w:vAlign w:val="center"/>
+          </w:tcPr>
+          <w:p>
+            <w:pPr>
+              <w:spacing w:after="0" w:line="259" w:lineRule="auto"/>
+              <w:ind w:left="2" w:firstLine="0"/>
+            </w:pPr>
+            <w:r>
+              <w:t xml:space="preserve"> 0</w:t>
+            </w:r>
+          </w:p>
+        </w:tc>
+        <w:tc>
+          <w:tcPr>
+            <w:tcW w:w="991" w:type="dxa"/>
+            <w:tcBorders>
+              <w:top w:val="single" w:sz="4" w:space="0" w:color="000000"/>
+              <w:left w:val="single" w:sz="4" w:space="0" w:color="000000"/>
+              <w:bottom w:val="single" w:sz="4" w:space="0" w:color="000000"/>
+              <w:right w:val="single" w:sz="4" w:space="0" w:color="000000"/>
+            </w:tcBorders>
+            <w:vAlign w:val="center"/>
+          </w:tcPr>
+          <w:p>
+            <w:pPr>
+              <w:spacing w:after="0" w:line="259" w:lineRule="auto"/>
+              <w:ind w:left="2" w:firstLine="0"/>
+            </w:pPr>
+            <w:r>
+              <w:t xml:space="preserve"> 0</w:t>
+            </w:r>
+          </w:p>
+        </w:tc>
+        <w:tc>
+          <w:tcPr>
+            <w:tcW w:w="1078" w:type="dxa"/>
+            <w:tcBorders>
+              <w:top w:val="single" w:sz="4" w:space="0" w:color="000000"/>
+              <w:left w:val="single" w:sz="4" w:space="0" w:color="000000"/>
+              <w:bottom w:val="single" w:sz="4" w:space="0" w:color="000000"/>
+              <w:right w:val="single" w:sz="4" w:space="0" w:color="000000"/>
+            </w:tcBorders>
+          </w:tcPr>
+          <w:p>
+            <w:pPr>
+              <w:spacing w:after="0" w:line="259" w:lineRule="auto"/>
+              <w:ind w:left="2" w:firstLine="0"/>
+            </w:pPr>
+            <w:r>
+              <w:t xml:space="preserve"> 0</w:t>
+            </w:r>
+          </w:p>
+        </w:tc>
+      </w:tr>
+      <w:tr>
+        <w:trPr>
+          <w:trHeight w:val="324"/>
+        </w:trPr>
+        <w:tc>
+          <w:tcPr>
+            <w:tcW w:w="565" w:type="dxa"/>
+            <w:tcBorders>
+              <w:top w:val="single" w:sz="4" w:space="0" w:color="000000"/>
+              <w:left w:val="single" w:sz="4" w:space="0" w:color="000000"/>
+              <w:bottom w:val="single" w:sz="4" w:space="0" w:color="000000"/>
+              <w:right w:val="single" w:sz="4" w:space="0" w:color="000000"/>
+            </w:tcBorders>
+          </w:tcPr>
+          <w:p>
+            <w:pPr>
+              <w:spacing w:after="0" w:line="259" w:lineRule="auto"/>
+              <w:ind w:left="2" w:firstLine="0"/>
+            </w:pPr>
+            <w:r>
+              <w:t xml:space="preserve">4. </w:t>
+            </w:r>
+          </w:p>
+        </w:tc>
+        <w:tc>
+          <w:tcPr>
+            <w:tcW w:w="3119" w:type="dxa"/>
+            <w:tcBorders>
+              <w:top w:val="single" w:sz="4" w:space="0" w:color="000000"/>
+              <w:left w:val="single" w:sz="4" w:space="0" w:color="000000"/>
+              <w:bottom w:val="single" w:sz="4" w:space="0" w:color="000000"/>
+              <w:right w:val="single" w:sz="4" w:space="0" w:color="000000"/>
+            </w:tcBorders>
+          </w:tcPr>
+          <w:p>
+            <w:pPr>
+              <w:spacing w:after="0" w:line="259" w:lineRule="auto"/>
+              <w:ind w:left="2" w:firstLine="0"/>
+            </w:pPr>
+            <w:r>
+              <w:t xml:space="preserve">Канцелярские товары </w:t>
+            </w:r>
+          </w:p>
+        </w:tc>
+        <w:tc>
+          <w:tcPr>
+            <w:tcW w:w="991" w:type="dxa"/>
+            <w:tcBorders>
+              <w:top w:val="single" w:sz="4" w:space="0" w:color="000000"/>
+              <w:left w:val="single" w:sz="4" w:space="0" w:color="000000"/>
+              <w:bottom w:val="single" w:sz="4" w:space="0" w:color="000000"/>
+              <w:right w:val="single" w:sz="4" w:space="0" w:color="000000"/>
+            </w:tcBorders>
+          </w:tcPr>
+          <w:p>
+            <w:pPr>
+              <w:spacing w:after="0" w:line="259" w:lineRule="auto"/>
+              <w:ind w:left="0" w:firstLine="0"/>
+            </w:pPr>
+            <w:r>
+              <w:t xml:space="preserve"> 0</w:t>
+            </w:r>
+          </w:p>
+        </w:tc>
+        <w:tc>
+          <w:tcPr>
+            <w:tcW w:w="992" w:type="dxa"/>
+            <w:tcBorders>
+              <w:top w:val="single" w:sz="4" w:space="0" w:color="000000"/>
+              <w:left w:val="single" w:sz="4" w:space="0" w:color="000000"/>
+              <w:bottom w:val="single" w:sz="4" w:space="0" w:color="000000"/>
+              <w:right w:val="single" w:sz="4" w:space="0" w:color="000000"/>
+            </w:tcBorders>
+            <w:vAlign w:val="center"/>
+          </w:tcPr>
+          <w:p>
+            <w:pPr>
+              <w:spacing w:after="0" w:line="259" w:lineRule="auto"/>
+              <w:ind w:left="0" w:firstLine="0"/>
+            </w:pPr>
+            <w:r>
+              <w:t xml:space="preserve"> 0</w:t>
+            </w:r>
+          </w:p>
+        </w:tc>
+        <w:tc>
+          <w:tcPr>
+            <w:tcW w:w="994" w:type="dxa"/>
+            <w:tcBorders>
+              <w:top w:val="single" w:sz="4" w:space="0" w:color="000000"/>
+              <w:left w:val="single" w:sz="4" w:space="0" w:color="000000"/>
+              <w:bottom w:val="single" w:sz="4" w:space="0" w:color="000000"/>
+              <w:right w:val="single" w:sz="4" w:space="0" w:color="000000"/>
+            </w:tcBorders>
+            <w:vAlign w:val="center"/>
+          </w:tcPr>
+          <w:p>
+            <w:pPr>
+              <w:spacing w:after="0" w:line="259" w:lineRule="auto"/>
+              <w:ind w:left="2" w:firstLine="0"/>
+            </w:pPr>
+            <w:r>
+              <w:t xml:space="preserve"> 0</w:t>
+            </w:r>
+          </w:p>
+        </w:tc>
+        <w:tc>
+          <w:tcPr>
+            <w:tcW w:w="992" w:type="dxa"/>
+            <w:tcBorders>
+              <w:top w:val="single" w:sz="4" w:space="0" w:color="000000"/>
+              <w:left w:val="single" w:sz="4" w:space="0" w:color="000000"/>
+              <w:bottom w:val="single" w:sz="4" w:space="0" w:color="000000"/>
+              <w:right w:val="single" w:sz="4" w:space="0" w:color="000000"/>
+            </w:tcBorders>
+            <w:vAlign w:val="center"/>
+          </w:tcPr>
+          <w:p>
+            <w:pPr>
+              <w:spacing w:after="0" w:line="259" w:lineRule="auto"/>
+              <w:ind w:left="2" w:firstLine="0"/>
+            </w:pPr>
+            <w:r>
+              <w:t xml:space="preserve"> 0</w:t>
+            </w:r>
+          </w:p>
+        </w:tc>
+        <w:tc>
+          <w:tcPr>
+            <w:tcW w:w="991" w:type="dxa"/>
+            <w:tcBorders>
+              <w:top w:val="single" w:sz="4" w:space="0" w:color="000000"/>
+              <w:left w:val="single" w:sz="4" w:space="0" w:color="000000"/>
+              <w:bottom w:val="single" w:sz="4" w:space="0" w:color="000000"/>
+              <w:right w:val="single" w:sz="4" w:space="0" w:color="000000"/>
+            </w:tcBorders>
+            <w:vAlign w:val="center"/>
+          </w:tcPr>
+          <w:p>
+            <w:pPr>
+              <w:spacing w:after="0" w:line="259" w:lineRule="auto"/>
+              <w:ind w:left="2" w:firstLine="0"/>
+            </w:pPr>
+            <w:r>
+              <w:t xml:space="preserve"> 0</w:t>
+            </w:r>
+          </w:p>
+        </w:tc>
+        <w:tc>
+          <w:tcPr>
+            <w:tcW w:w="1078" w:type="dxa"/>
+            <w:tcBorders>
+              <w:top w:val="single" w:sz="4" w:space="0" w:color="000000"/>
+              <w:left w:val="single" w:sz="4" w:space="0" w:color="000000"/>
+              <w:bottom w:val="single" w:sz="4" w:space="0" w:color="000000"/>
+              <w:right w:val="single" w:sz="4" w:space="0" w:color="000000"/>
+            </w:tcBorders>
+          </w:tcPr>
+          <w:p>
+            <w:pPr>
+              <w:spacing w:after="0" w:line="259" w:lineRule="auto"/>
+              <w:ind w:left="2" w:firstLine="0"/>
+            </w:pPr>
+            <w:r>
+              <w:t xml:space="preserve"> 0</w:t>
+            </w:r>
+          </w:p>
+        </w:tc>
+      </w:tr>
+      <w:tr>
+        <w:trPr>
+          <w:trHeight w:val="326"/>
+        </w:trPr>
+        <w:tc>
+          <w:tcPr>
+            <w:tcW w:w="565" w:type="dxa"/>
+            <w:tcBorders>
+              <w:top w:val="single" w:sz="4" w:space="0" w:color="000000"/>
+              <w:left w:val="single" w:sz="4" w:space="0" w:color="000000"/>
+              <w:bottom w:val="single" w:sz="4" w:space="0" w:color="000000"/>
+              <w:right w:val="single" w:sz="4" w:space="0" w:color="000000"/>
+            </w:tcBorders>
+          </w:tcPr>
+          <w:p>
+            <w:pPr>
+              <w:spacing w:after="0" w:line="259" w:lineRule="auto"/>
+              <w:ind w:left="2" w:firstLine="0"/>
+            </w:pPr>
+            <w:r>
+              <w:t xml:space="preserve">5. </w:t>
+            </w:r>
+          </w:p>
+        </w:tc>
+        <w:tc>
+          <w:tcPr>
+            <w:tcW w:w="3119" w:type="dxa"/>
+            <w:tcBorders>
+              <w:top w:val="single" w:sz="4" w:space="0" w:color="000000"/>
+              <w:left w:val="single" w:sz="4" w:space="0" w:color="000000"/>
+              <w:bottom w:val="single" w:sz="4" w:space="0" w:color="000000"/>
+              <w:right w:val="single" w:sz="4" w:space="0" w:color="000000"/>
+            </w:tcBorders>
+          </w:tcPr>
+          <w:p>
+            <w:pPr>
+              <w:spacing w:after="0" w:line="259" w:lineRule="auto"/>
+              <w:ind w:left="2" w:firstLine="0"/>
+            </w:pPr>
+            <w:r>
+              <w:t xml:space="preserve">Услуги бухгалтерии </w:t>
+            </w:r>
+          </w:p>
+        </w:tc>
+        <w:tc>
+          <w:tcPr>
+            <w:tcW w:w="991" w:type="dxa"/>
+            <w:tcBorders>
+              <w:top w:val="single" w:sz="4" w:space="0" w:color="000000"/>
+              <w:left w:val="single" w:sz="4" w:space="0" w:color="000000"/>
+              <w:bottom w:val="single" w:sz="4" w:space="0" w:color="000000"/>
+              <w:right w:val="single" w:sz="4" w:space="0" w:color="000000"/>
+            </w:tcBorders>
+          </w:tcPr>
+          <w:p>
+            <w:pPr>
+              <w:spacing w:after="0" w:line="259" w:lineRule="auto"/>
+              <w:ind w:left="0" w:firstLine="0"/>
+            </w:pPr>
+            <w:r>
+              <w:t xml:space="preserve"> 0</w:t>
+            </w:r>
+          </w:p>
+        </w:tc>
+        <w:tc>
+          <w:tcPr>
+            <w:tcW w:w="992" w:type="dxa"/>
+            <w:tcBorders>
+              <w:top w:val="single" w:sz="4" w:space="0" w:color="000000"/>
+              <w:left w:val="single" w:sz="4" w:space="0" w:color="000000"/>
+              <w:bottom w:val="single" w:sz="4" w:space="0" w:color="000000"/>
+              <w:right w:val="single" w:sz="4" w:space="0" w:color="000000"/>
+            </w:tcBorders>
+          </w:tcPr>
+          <w:p>
+            <w:pPr>
+              <w:spacing w:after="0" w:line="259" w:lineRule="auto"/>
+              <w:ind w:left="0" w:firstLine="0"/>
+            </w:pPr>
+            <w:r>
+              <w:t xml:space="preserve"> 240000</w:t>
+            </w:r>
+          </w:p>
+        </w:tc>
+        <w:tc>
+          <w:tcPr>
+            <w:tcW w:w="994" w:type="dxa"/>
+            <w:tcBorders>
+              <w:top w:val="single" w:sz="4" w:space="0" w:color="000000"/>
+              <w:left w:val="single" w:sz="4" w:space="0" w:color="000000"/>
+              <w:bottom w:val="single" w:sz="4" w:space="0" w:color="000000"/>
+              <w:right w:val="single" w:sz="4" w:space="0" w:color="000000"/>
+            </w:tcBorders>
+          </w:tcPr>
+          <w:p>
+            <w:pPr>
+              <w:spacing w:after="0" w:line="259" w:lineRule="auto"/>
+              <w:ind w:left="2" w:firstLine="0"/>
+            </w:pPr>
+            <w:r>
+              <w:t xml:space="preserve"> 240000</w:t>
+            </w:r>
+          </w:p>
+        </w:tc>
+        <w:tc>
+          <w:tcPr>
+            <w:tcW w:w="992" w:type="dxa"/>
+            <w:tcBorders>
+              <w:top w:val="single" w:sz="4" w:space="0" w:color="000000"/>
+              <w:left w:val="single" w:sz="4" w:space="0" w:color="000000"/>
+              <w:bottom w:val="single" w:sz="4" w:space="0" w:color="000000"/>
+              <w:right w:val="single" w:sz="4" w:space="0" w:color="000000"/>
+            </w:tcBorders>
+          </w:tcPr>
+          <w:p>
+            <w:pPr>
+              <w:spacing w:after="0" w:line="259" w:lineRule="auto"/>
+              <w:ind w:left="2" w:firstLine="0"/>
+            </w:pPr>
+            <w:r>
+              <w:t xml:space="preserve"> 240000</w:t>
+            </w:r>
+          </w:p>
+        </w:tc>
+        <w:tc>
+          <w:tcPr>
+            <w:tcW w:w="991" w:type="dxa"/>
+            <w:tcBorders>
+              <w:top w:val="single" w:sz="4" w:space="0" w:color="000000"/>
+              <w:left w:val="single" w:sz="4" w:space="0" w:color="000000"/>
+              <w:bottom w:val="single" w:sz="4" w:space="0" w:color="000000"/>
+              <w:right w:val="single" w:sz="4" w:space="0" w:color="000000"/>
+            </w:tcBorders>
+          </w:tcPr>
+          <w:p>
+            <w:pPr>
+              <w:spacing w:after="0" w:line="259" w:lineRule="auto"/>
+              <w:ind w:left="2" w:firstLine="0"/>
+            </w:pPr>
+            <w:r>
+              <w:t xml:space="preserve"> 240000</w:t>
+            </w:r>
+          </w:p>
+        </w:tc>
+        <w:tc>
+          <w:tcPr>
+            <w:tcW w:w="1078" w:type="dxa"/>
+            <w:tcBorders>
+              <w:top w:val="single" w:sz="4" w:space="0" w:color="000000"/>
+              <w:left w:val="single" w:sz="4" w:space="0" w:color="000000"/>
+              <w:bottom w:val="single" w:sz="4" w:space="0" w:color="000000"/>
+              <w:right w:val="single" w:sz="4" w:space="0" w:color="000000"/>
+            </w:tcBorders>
+          </w:tcPr>
+          <w:p>
+            <w:pPr>
+              <w:spacing w:after="0" w:line="259" w:lineRule="auto"/>
+              <w:ind w:left="2" w:firstLine="0"/>
+            </w:pPr>
+            <w:r>
+              <w:t>960000</w:t>
+            </w:r>
+          </w:p>
+        </w:tc>
+      </w:tr>
+      <w:tr>
+        <w:trPr>
+          <w:trHeight w:val="324"/>
+        </w:trPr>
+        <w:tc>
+          <w:tcPr>
+            <w:tcW w:w="565" w:type="dxa"/>
+            <w:tcBorders>
+              <w:top w:val="single" w:sz="4" w:space="0" w:color="000000"/>
+              <w:left w:val="single" w:sz="4" w:space="0" w:color="000000"/>
+              <w:bottom w:val="single" w:sz="4" w:space="0" w:color="000000"/>
+              <w:right w:val="single" w:sz="4" w:space="0" w:color="000000"/>
+            </w:tcBorders>
+          </w:tcPr>
+          <w:p>
+            <w:pPr>
+              <w:spacing w:after="0" w:line="259" w:lineRule="auto"/>
+              <w:ind w:left="2" w:firstLine="0"/>
+            </w:pPr>
+            <w:r>
+              <w:t xml:space="preserve">6. </w:t>
+            </w:r>
+          </w:p>
+        </w:tc>
+        <w:tc>
+          <w:tcPr>
+            <w:tcW w:w="3119" w:type="dxa"/>
+            <w:tcBorders>
+              <w:top w:val="single" w:sz="4" w:space="0" w:color="000000"/>
+              <w:left w:val="single" w:sz="4" w:space="0" w:color="000000"/>
+              <w:bottom w:val="single" w:sz="4" w:space="0" w:color="000000"/>
+              <w:right w:val="single" w:sz="4" w:space="0" w:color="000000"/>
+            </w:tcBorders>
+          </w:tcPr>
+          <w:p>
+            <w:pPr>
+              <w:spacing w:after="0" w:line="259" w:lineRule="auto"/>
+              <w:ind w:left="2" w:firstLine="0"/>
+            </w:pPr>
+            <w:r>
+              <w:t xml:space="preserve">Услуги банка </w:t>
+            </w:r>
+          </w:p>
+        </w:tc>
+        <w:tc>
+          <w:tcPr>
+            <w:tcW w:w="991" w:type="dxa"/>
+            <w:tcBorders>
+              <w:top w:val="single" w:sz="4" w:space="0" w:color="000000"/>
+              <w:left w:val="single" w:sz="4" w:space="0" w:color="000000"/>
+              <w:bottom w:val="single" w:sz="4" w:space="0" w:color="000000"/>
+              <w:right w:val="single" w:sz="4" w:space="0" w:color="000000"/>
+            </w:tcBorders>
+          </w:tcPr>
+          <w:p>
+            <w:pPr>
+              <w:spacing w:after="0" w:line="259" w:lineRule="auto"/>
+              <w:ind w:left="0" w:firstLine="0"/>
+            </w:pPr>
+            <w:r>
+              <w:t xml:space="preserve"> 0</w:t>
+            </w:r>
+          </w:p>
+        </w:tc>
+        <w:tc>
+          <w:tcPr>
+            <w:tcW w:w="992" w:type="dxa"/>
+            <w:tcBorders>
+              <w:top w:val="single" w:sz="4" w:space="0" w:color="000000"/>
+              <w:left w:val="single" w:sz="4" w:space="0" w:color="000000"/>
+              <w:bottom w:val="single" w:sz="4" w:space="0" w:color="000000"/>
+              <w:right w:val="single" w:sz="4" w:space="0" w:color="000000"/>
+            </w:tcBorders>
+          </w:tcPr>
+          <w:p>
+            <w:pPr>
+              <w:spacing w:after="0" w:line="259" w:lineRule="auto"/>
+              <w:ind w:left="0" w:firstLine="0"/>
+            </w:pPr>
+            <w:r>
+              <w:t xml:space="preserve"> 2500</w:t>
+            </w:r>
+          </w:p>
+        </w:tc>
+        <w:tc>
+          <w:tcPr>
+            <w:tcW w:w="994" w:type="dxa"/>
+            <w:tcBorders>
+              <w:top w:val="single" w:sz="4" w:space="0" w:color="000000"/>
+              <w:left w:val="single" w:sz="4" w:space="0" w:color="000000"/>
+              <w:bottom w:val="single" w:sz="4" w:space="0" w:color="000000"/>
+              <w:right w:val="single" w:sz="4" w:space="0" w:color="000000"/>
+            </w:tcBorders>
+          </w:tcPr>
+          <w:p>
+            <w:pPr>
+              <w:spacing w:after="0" w:line="259" w:lineRule="auto"/>
+              <w:ind w:left="2" w:firstLine="0"/>
+            </w:pPr>
+            <w:r>
+              <w:t xml:space="preserve"> 2500</w:t>
+            </w:r>
+          </w:p>
+        </w:tc>
+        <w:tc>
+          <w:tcPr>
+            <w:tcW w:w="992" w:type="dxa"/>
+            <w:tcBorders>
+              <w:top w:val="single" w:sz="4" w:space="0" w:color="000000"/>
+              <w:left w:val="single" w:sz="4" w:space="0" w:color="000000"/>
+              <w:bottom w:val="single" w:sz="4" w:space="0" w:color="000000"/>
+              <w:right w:val="single" w:sz="4" w:space="0" w:color="000000"/>
+            </w:tcBorders>
+          </w:tcPr>
+          <w:p>
+            <w:pPr>
+              <w:spacing w:after="0" w:line="259" w:lineRule="auto"/>
+              <w:ind w:left="2" w:firstLine="0"/>
+            </w:pPr>
+            <w:r>
+              <w:t xml:space="preserve"> 2500</w:t>
+            </w:r>
+          </w:p>
+        </w:tc>
+        <w:tc>
+          <w:tcPr>
+            <w:tcW w:w="991" w:type="dxa"/>
+            <w:tcBorders>
+              <w:top w:val="single" w:sz="4" w:space="0" w:color="000000"/>
+              <w:left w:val="single" w:sz="4" w:space="0" w:color="000000"/>
+              <w:bottom w:val="single" w:sz="4" w:space="0" w:color="000000"/>
+              <w:right w:val="single" w:sz="4" w:space="0" w:color="000000"/>
+            </w:tcBorders>
+          </w:tcPr>
+          <w:p>
+            <w:pPr>
+              <w:spacing w:after="0" w:line="259" w:lineRule="auto"/>
+              <w:ind w:left="2" w:firstLine="0"/>
+            </w:pPr>
+            <w:r>
+              <w:t xml:space="preserve"> 2500</w:t>
+            </w:r>
+          </w:p>
+        </w:tc>
+        <w:tc>
+          <w:tcPr>
+            <w:tcW w:w="1078" w:type="dxa"/>
+            <w:tcBorders>
+              <w:top w:val="single" w:sz="4" w:space="0" w:color="000000"/>
+              <w:left w:val="single" w:sz="4" w:space="0" w:color="000000"/>
+              <w:bottom w:val="single" w:sz="4" w:space="0" w:color="000000"/>
+              <w:right w:val="single" w:sz="4" w:space="0" w:color="000000"/>
+            </w:tcBorders>
+          </w:tcPr>
+          <w:p>
+            <w:pPr>
+              <w:spacing w:after="0" w:line="259" w:lineRule="auto"/>
+              <w:ind w:left="2" w:firstLine="0"/>
+            </w:pPr>
+            <w:r>
+              <w:t xml:space="preserve"> 10000</w:t>
             </w:r>
           </w:p>
         </w:tc>
@@ -19048,7 +19860,7 @@
               <w:ind w:left="2" w:firstLine="0"/>
             </w:pPr>
             <w:r>
-              <w:t xml:space="preserve">3. </w:t>
+              <w:t xml:space="preserve">7. </w:t>
             </w:r>
           </w:p>
         </w:tc>
@@ -19066,10 +19878,9 @@
             <w:pPr>
               <w:spacing w:after="0" w:line="259" w:lineRule="auto"/>
               <w:ind w:left="2" w:firstLine="0"/>
-              <w:jc w:val="both"/>
-            </w:pPr>
-            <w:r>
-              <w:t xml:space="preserve">Коммунальные платежи по офисным помещениям </w:t>
+            </w:pPr>
+            <w:r>
+              <w:t xml:space="preserve">Услуги прочих сторонних организаций </w:t>
             </w:r>
           </w:p>
         </w:tc>
@@ -19090,7 +19901,7 @@
               <w:ind w:left="0" w:firstLine="0"/>
             </w:pPr>
             <w:r>
-              <w:t xml:space="preserve"> </w:t>
+              <w:t xml:space="preserve"> 0</w:t>
             </w:r>
           </w:p>
         </w:tc>
@@ -19111,7 +19922,7 @@
               <w:ind w:left="0" w:firstLine="0"/>
             </w:pPr>
             <w:r>
-              <w:t xml:space="preserve"> </w:t>
+              <w:t xml:space="preserve"> 0</w:t>
             </w:r>
           </w:p>
         </w:tc>
@@ -19132,7 +19943,7 @@
               <w:ind w:left="2" w:firstLine="0"/>
             </w:pPr>
             <w:r>
-              <w:t xml:space="preserve"> </w:t>
+              <w:t xml:space="preserve"> 0</w:t>
             </w:r>
           </w:p>
         </w:tc>
@@ -19153,7 +19964,7 @@
               <w:ind w:left="2" w:firstLine="0"/>
             </w:pPr>
             <w:r>
-              <w:t xml:space="preserve"> </w:t>
+              <w:t xml:space="preserve"> 0</w:t>
             </w:r>
           </w:p>
         </w:tc>
@@ -19174,7 +19985,7 @@
               <w:ind w:left="2" w:firstLine="0"/>
             </w:pPr>
             <w:r>
-              <w:t xml:space="preserve"> </w:t>
+              <w:t xml:space="preserve"> 0</w:t>
             </w:r>
           </w:p>
         </w:tc>
@@ -19187,675 +19998,14 @@
               <w:bottom w:val="single" w:sz="4" w:space="0" w:color="000000"/>
               <w:right w:val="single" w:sz="4" w:space="0" w:color="000000"/>
             </w:tcBorders>
-            <w:vAlign w:val="center"/>
-          </w:tcPr>
-          <w:p>
-            <w:pPr>
-              <w:spacing w:after="0" w:line="259" w:lineRule="auto"/>
-              <w:ind w:left="2" w:firstLine="0"/>
-            </w:pPr>
-            <w:r>
-              <w:t xml:space="preserve"> </w:t>
-            </w:r>
-          </w:p>
-        </w:tc>
-      </w:tr>
-      <w:tr>
-        <w:trPr>
-          <w:trHeight w:val="326"/>
-        </w:trPr>
-        <w:tc>
-          <w:tcPr>
-            <w:tcW w:w="565" w:type="dxa"/>
-            <w:tcBorders>
-              <w:top w:val="single" w:sz="4" w:space="0" w:color="000000"/>
-              <w:left w:val="single" w:sz="4" w:space="0" w:color="000000"/>
-              <w:bottom w:val="single" w:sz="4" w:space="0" w:color="000000"/>
-              <w:right w:val="single" w:sz="4" w:space="0" w:color="000000"/>
-            </w:tcBorders>
-          </w:tcPr>
-          <w:p>
-            <w:pPr>
-              <w:spacing w:after="0" w:line="259" w:lineRule="auto"/>
-              <w:ind w:left="2" w:firstLine="0"/>
-            </w:pPr>
-            <w:r>
-              <w:t xml:space="preserve">4. </w:t>
-            </w:r>
-          </w:p>
-        </w:tc>
-        <w:tc>
-          <w:tcPr>
-            <w:tcW w:w="3119" w:type="dxa"/>
-            <w:tcBorders>
-              <w:top w:val="single" w:sz="4" w:space="0" w:color="000000"/>
-              <w:left w:val="single" w:sz="4" w:space="0" w:color="000000"/>
-              <w:bottom w:val="single" w:sz="4" w:space="0" w:color="000000"/>
-              <w:right w:val="single" w:sz="4" w:space="0" w:color="000000"/>
-            </w:tcBorders>
-          </w:tcPr>
-          <w:p>
-            <w:pPr>
-              <w:spacing w:after="0" w:line="259" w:lineRule="auto"/>
-              <w:ind w:left="2" w:firstLine="0"/>
-            </w:pPr>
-            <w:r>
-              <w:t xml:space="preserve">Связь и коммуникации </w:t>
-            </w:r>
-          </w:p>
-        </w:tc>
-        <w:tc>
-          <w:tcPr>
-            <w:tcW w:w="991" w:type="dxa"/>
-            <w:tcBorders>
-              <w:top w:val="single" w:sz="4" w:space="0" w:color="000000"/>
-              <w:left w:val="single" w:sz="4" w:space="0" w:color="000000"/>
-              <w:bottom w:val="single" w:sz="4" w:space="0" w:color="000000"/>
-              <w:right w:val="single" w:sz="4" w:space="0" w:color="000000"/>
-            </w:tcBorders>
-          </w:tcPr>
-          <w:p>
-            <w:pPr>
-              <w:spacing w:after="0" w:line="259" w:lineRule="auto"/>
-              <w:ind w:left="0" w:firstLine="0"/>
-            </w:pPr>
-            <w:r>
-              <w:t xml:space="preserve"> </w:t>
-            </w:r>
-          </w:p>
-        </w:tc>
-        <w:tc>
-          <w:tcPr>
-            <w:tcW w:w="992" w:type="dxa"/>
-            <w:tcBorders>
-              <w:top w:val="single" w:sz="4" w:space="0" w:color="000000"/>
-              <w:left w:val="single" w:sz="4" w:space="0" w:color="000000"/>
-              <w:bottom w:val="single" w:sz="4" w:space="0" w:color="000000"/>
-              <w:right w:val="single" w:sz="4" w:space="0" w:color="000000"/>
-            </w:tcBorders>
-          </w:tcPr>
-          <w:p>
-            <w:pPr>
-              <w:spacing w:after="0" w:line="259" w:lineRule="auto"/>
-              <w:ind w:left="0" w:firstLine="0"/>
-            </w:pPr>
-            <w:r>
-              <w:t xml:space="preserve"> </w:t>
-            </w:r>
-          </w:p>
-        </w:tc>
-        <w:tc>
-          <w:tcPr>
-            <w:tcW w:w="994" w:type="dxa"/>
-            <w:tcBorders>
-              <w:top w:val="single" w:sz="4" w:space="0" w:color="000000"/>
-              <w:left w:val="single" w:sz="4" w:space="0" w:color="000000"/>
-              <w:bottom w:val="single" w:sz="4" w:space="0" w:color="000000"/>
-              <w:right w:val="single" w:sz="4" w:space="0" w:color="000000"/>
-            </w:tcBorders>
-          </w:tcPr>
-          <w:p>
-            <w:pPr>
-              <w:spacing w:after="0" w:line="259" w:lineRule="auto"/>
-              <w:ind w:left="2" w:firstLine="0"/>
-            </w:pPr>
-            <w:r>
-              <w:t xml:space="preserve"> </w:t>
-            </w:r>
-          </w:p>
-        </w:tc>
-        <w:tc>
-          <w:tcPr>
-            <w:tcW w:w="992" w:type="dxa"/>
-            <w:tcBorders>
-              <w:top w:val="single" w:sz="4" w:space="0" w:color="000000"/>
-              <w:left w:val="single" w:sz="4" w:space="0" w:color="000000"/>
-              <w:bottom w:val="single" w:sz="4" w:space="0" w:color="000000"/>
-              <w:right w:val="single" w:sz="4" w:space="0" w:color="000000"/>
-            </w:tcBorders>
-          </w:tcPr>
-          <w:p>
-            <w:pPr>
-              <w:spacing w:after="0" w:line="259" w:lineRule="auto"/>
-              <w:ind w:left="2" w:firstLine="0"/>
-            </w:pPr>
-            <w:r>
-              <w:t xml:space="preserve"> </w:t>
-            </w:r>
-          </w:p>
-        </w:tc>
-        <w:tc>
-          <w:tcPr>
-            <w:tcW w:w="991" w:type="dxa"/>
-            <w:tcBorders>
-              <w:top w:val="single" w:sz="4" w:space="0" w:color="000000"/>
-              <w:left w:val="single" w:sz="4" w:space="0" w:color="000000"/>
-              <w:bottom w:val="single" w:sz="4" w:space="0" w:color="000000"/>
-              <w:right w:val="single" w:sz="4" w:space="0" w:color="000000"/>
-            </w:tcBorders>
-          </w:tcPr>
-          <w:p>
-            <w:pPr>
-              <w:spacing w:after="0" w:line="259" w:lineRule="auto"/>
-              <w:ind w:left="2" w:firstLine="0"/>
-            </w:pPr>
-            <w:r>
-              <w:t xml:space="preserve"> </w:t>
-            </w:r>
-          </w:p>
-        </w:tc>
-        <w:tc>
-          <w:tcPr>
-            <w:tcW w:w="1078" w:type="dxa"/>
-            <w:tcBorders>
-              <w:top w:val="single" w:sz="4" w:space="0" w:color="000000"/>
-              <w:left w:val="single" w:sz="4" w:space="0" w:color="000000"/>
-              <w:bottom w:val="single" w:sz="4" w:space="0" w:color="000000"/>
-              <w:right w:val="single" w:sz="4" w:space="0" w:color="000000"/>
-            </w:tcBorders>
-          </w:tcPr>
-          <w:p>
-            <w:pPr>
-              <w:spacing w:after="0" w:line="259" w:lineRule="auto"/>
-              <w:ind w:left="2" w:firstLine="0"/>
-            </w:pPr>
-            <w:r>
-              <w:t xml:space="preserve"> </w:t>
-            </w:r>
-          </w:p>
-        </w:tc>
-      </w:tr>
-      <w:tr>
-        <w:trPr>
-          <w:trHeight w:val="324"/>
-        </w:trPr>
-        <w:tc>
-          <w:tcPr>
-            <w:tcW w:w="565" w:type="dxa"/>
-            <w:tcBorders>
-              <w:top w:val="single" w:sz="4" w:space="0" w:color="000000"/>
-              <w:left w:val="single" w:sz="4" w:space="0" w:color="000000"/>
-              <w:bottom w:val="single" w:sz="4" w:space="0" w:color="000000"/>
-              <w:right w:val="single" w:sz="4" w:space="0" w:color="000000"/>
-            </w:tcBorders>
-          </w:tcPr>
-          <w:p>
-            <w:pPr>
-              <w:spacing w:after="0" w:line="259" w:lineRule="auto"/>
-              <w:ind w:left="2" w:firstLine="0"/>
-            </w:pPr>
-            <w:r>
-              <w:t xml:space="preserve">5. </w:t>
-            </w:r>
-          </w:p>
-        </w:tc>
-        <w:tc>
-          <w:tcPr>
-            <w:tcW w:w="3119" w:type="dxa"/>
-            <w:tcBorders>
-              <w:top w:val="single" w:sz="4" w:space="0" w:color="000000"/>
-              <w:left w:val="single" w:sz="4" w:space="0" w:color="000000"/>
-              <w:bottom w:val="single" w:sz="4" w:space="0" w:color="000000"/>
-              <w:right w:val="single" w:sz="4" w:space="0" w:color="000000"/>
-            </w:tcBorders>
-          </w:tcPr>
-          <w:p>
-            <w:pPr>
-              <w:spacing w:after="0" w:line="259" w:lineRule="auto"/>
-              <w:ind w:left="2" w:firstLine="0"/>
-            </w:pPr>
-            <w:r>
-              <w:t xml:space="preserve">Канцелярские товары </w:t>
-            </w:r>
-          </w:p>
-        </w:tc>
-        <w:tc>
-          <w:tcPr>
-            <w:tcW w:w="991" w:type="dxa"/>
-            <w:tcBorders>
-              <w:top w:val="single" w:sz="4" w:space="0" w:color="000000"/>
-              <w:left w:val="single" w:sz="4" w:space="0" w:color="000000"/>
-              <w:bottom w:val="single" w:sz="4" w:space="0" w:color="000000"/>
-              <w:right w:val="single" w:sz="4" w:space="0" w:color="000000"/>
-            </w:tcBorders>
-          </w:tcPr>
-          <w:p>
-            <w:pPr>
-              <w:spacing w:after="0" w:line="259" w:lineRule="auto"/>
-              <w:ind w:left="0" w:firstLine="0"/>
-            </w:pPr>
-            <w:r>
-              <w:t xml:space="preserve"> </w:t>
-            </w:r>
-          </w:p>
-        </w:tc>
-        <w:tc>
-          <w:tcPr>
-            <w:tcW w:w="992" w:type="dxa"/>
-            <w:tcBorders>
-              <w:top w:val="single" w:sz="4" w:space="0" w:color="000000"/>
-              <w:left w:val="single" w:sz="4" w:space="0" w:color="000000"/>
-              <w:bottom w:val="single" w:sz="4" w:space="0" w:color="000000"/>
-              <w:right w:val="single" w:sz="4" w:space="0" w:color="000000"/>
-            </w:tcBorders>
-          </w:tcPr>
-          <w:p>
-            <w:pPr>
-              <w:spacing w:after="0" w:line="259" w:lineRule="auto"/>
-              <w:ind w:left="0" w:firstLine="0"/>
-            </w:pPr>
-            <w:r>
-              <w:t xml:space="preserve"> </w:t>
-            </w:r>
-          </w:p>
-        </w:tc>
-        <w:tc>
-          <w:tcPr>
-            <w:tcW w:w="994" w:type="dxa"/>
-            <w:tcBorders>
-              <w:top w:val="single" w:sz="4" w:space="0" w:color="000000"/>
-              <w:left w:val="single" w:sz="4" w:space="0" w:color="000000"/>
-              <w:bottom w:val="single" w:sz="4" w:space="0" w:color="000000"/>
-              <w:right w:val="single" w:sz="4" w:space="0" w:color="000000"/>
-            </w:tcBorders>
-          </w:tcPr>
-          <w:p>
-            <w:pPr>
-              <w:spacing w:after="0" w:line="259" w:lineRule="auto"/>
-              <w:ind w:left="2" w:firstLine="0"/>
-            </w:pPr>
-            <w:r>
-              <w:t xml:space="preserve"> </w:t>
-            </w:r>
-          </w:p>
-        </w:tc>
-        <w:tc>
-          <w:tcPr>
-            <w:tcW w:w="992" w:type="dxa"/>
-            <w:tcBorders>
-              <w:top w:val="single" w:sz="4" w:space="0" w:color="000000"/>
-              <w:left w:val="single" w:sz="4" w:space="0" w:color="000000"/>
-              <w:bottom w:val="single" w:sz="4" w:space="0" w:color="000000"/>
-              <w:right w:val="single" w:sz="4" w:space="0" w:color="000000"/>
-            </w:tcBorders>
-          </w:tcPr>
-          <w:p>
-            <w:pPr>
-              <w:spacing w:after="0" w:line="259" w:lineRule="auto"/>
-              <w:ind w:left="2" w:firstLine="0"/>
-            </w:pPr>
-            <w:r>
-              <w:t xml:space="preserve"> </w:t>
-            </w:r>
-          </w:p>
-        </w:tc>
-        <w:tc>
-          <w:tcPr>
-            <w:tcW w:w="991" w:type="dxa"/>
-            <w:tcBorders>
-              <w:top w:val="single" w:sz="4" w:space="0" w:color="000000"/>
-              <w:left w:val="single" w:sz="4" w:space="0" w:color="000000"/>
-              <w:bottom w:val="single" w:sz="4" w:space="0" w:color="000000"/>
-              <w:right w:val="single" w:sz="4" w:space="0" w:color="000000"/>
-            </w:tcBorders>
-          </w:tcPr>
-          <w:p>
-            <w:pPr>
-              <w:spacing w:after="0" w:line="259" w:lineRule="auto"/>
-              <w:ind w:left="2" w:firstLine="0"/>
-            </w:pPr>
-            <w:r>
-              <w:t xml:space="preserve"> </w:t>
-            </w:r>
-          </w:p>
-        </w:tc>
-        <w:tc>
-          <w:tcPr>
-            <w:tcW w:w="1078" w:type="dxa"/>
-            <w:tcBorders>
-              <w:top w:val="single" w:sz="4" w:space="0" w:color="000000"/>
-              <w:left w:val="single" w:sz="4" w:space="0" w:color="000000"/>
-              <w:bottom w:val="single" w:sz="4" w:space="0" w:color="000000"/>
-              <w:right w:val="single" w:sz="4" w:space="0" w:color="000000"/>
-            </w:tcBorders>
-          </w:tcPr>
-          <w:p>
-            <w:pPr>
-              <w:spacing w:after="0" w:line="259" w:lineRule="auto"/>
-              <w:ind w:left="2" w:firstLine="0"/>
-            </w:pPr>
-            <w:r>
-              <w:t xml:space="preserve"> </w:t>
-            </w:r>
-          </w:p>
-        </w:tc>
-      </w:tr>
-      <w:tr>
-        <w:trPr>
-          <w:trHeight w:val="326"/>
-        </w:trPr>
-        <w:tc>
-          <w:tcPr>
-            <w:tcW w:w="565" w:type="dxa"/>
-            <w:tcBorders>
-              <w:top w:val="single" w:sz="4" w:space="0" w:color="000000"/>
-              <w:left w:val="single" w:sz="4" w:space="0" w:color="000000"/>
-              <w:bottom w:val="single" w:sz="4" w:space="0" w:color="000000"/>
-              <w:right w:val="single" w:sz="4" w:space="0" w:color="000000"/>
-            </w:tcBorders>
-          </w:tcPr>
-          <w:p>
-            <w:pPr>
-              <w:spacing w:after="0" w:line="259" w:lineRule="auto"/>
-              <w:ind w:left="2" w:firstLine="0"/>
-            </w:pPr>
-            <w:r>
-              <w:t xml:space="preserve">6. </w:t>
-            </w:r>
-          </w:p>
-        </w:tc>
-        <w:tc>
-          <w:tcPr>
-            <w:tcW w:w="3119" w:type="dxa"/>
-            <w:tcBorders>
-              <w:top w:val="single" w:sz="4" w:space="0" w:color="000000"/>
-              <w:left w:val="single" w:sz="4" w:space="0" w:color="000000"/>
-              <w:bottom w:val="single" w:sz="4" w:space="0" w:color="000000"/>
-              <w:right w:val="single" w:sz="4" w:space="0" w:color="000000"/>
-            </w:tcBorders>
-          </w:tcPr>
-          <w:p>
-            <w:pPr>
-              <w:spacing w:after="0" w:line="259" w:lineRule="auto"/>
-              <w:ind w:left="2" w:firstLine="0"/>
-            </w:pPr>
-            <w:r>
-              <w:t xml:space="preserve">Услуги бухгалтерии </w:t>
-            </w:r>
-          </w:p>
-        </w:tc>
-        <w:tc>
-          <w:tcPr>
-            <w:tcW w:w="991" w:type="dxa"/>
-            <w:tcBorders>
-              <w:top w:val="single" w:sz="4" w:space="0" w:color="000000"/>
-              <w:left w:val="single" w:sz="4" w:space="0" w:color="000000"/>
-              <w:bottom w:val="single" w:sz="4" w:space="0" w:color="000000"/>
-              <w:right w:val="single" w:sz="4" w:space="0" w:color="000000"/>
-            </w:tcBorders>
-          </w:tcPr>
-          <w:p>
-            <w:pPr>
-              <w:spacing w:after="0" w:line="259" w:lineRule="auto"/>
-              <w:ind w:left="0" w:firstLine="0"/>
-            </w:pPr>
-            <w:r>
-              <w:t xml:space="preserve"> </w:t>
-            </w:r>
-          </w:p>
-        </w:tc>
-        <w:tc>
-          <w:tcPr>
-            <w:tcW w:w="992" w:type="dxa"/>
-            <w:tcBorders>
-              <w:top w:val="single" w:sz="4" w:space="0" w:color="000000"/>
-              <w:left w:val="single" w:sz="4" w:space="0" w:color="000000"/>
-              <w:bottom w:val="single" w:sz="4" w:space="0" w:color="000000"/>
-              <w:right w:val="single" w:sz="4" w:space="0" w:color="000000"/>
-            </w:tcBorders>
-          </w:tcPr>
-          <w:p>
-            <w:pPr>
-              <w:spacing w:after="0" w:line="259" w:lineRule="auto"/>
-              <w:ind w:left="0" w:firstLine="0"/>
-            </w:pPr>
-            <w:r>
-              <w:t xml:space="preserve"> </w:t>
-            </w:r>
-          </w:p>
-        </w:tc>
-        <w:tc>
-          <w:tcPr>
-            <w:tcW w:w="994" w:type="dxa"/>
-            <w:tcBorders>
-              <w:top w:val="single" w:sz="4" w:space="0" w:color="000000"/>
-              <w:left w:val="single" w:sz="4" w:space="0" w:color="000000"/>
-              <w:bottom w:val="single" w:sz="4" w:space="0" w:color="000000"/>
-              <w:right w:val="single" w:sz="4" w:space="0" w:color="000000"/>
-            </w:tcBorders>
-          </w:tcPr>
-          <w:p>
-            <w:pPr>
-              <w:spacing w:after="0" w:line="259" w:lineRule="auto"/>
-              <w:ind w:left="2" w:firstLine="0"/>
-            </w:pPr>
-            <w:r>
-              <w:t xml:space="preserve"> </w:t>
-            </w:r>
-          </w:p>
-        </w:tc>
-        <w:tc>
-          <w:tcPr>
-            <w:tcW w:w="992" w:type="dxa"/>
-            <w:tcBorders>
-              <w:top w:val="single" w:sz="4" w:space="0" w:color="000000"/>
-              <w:left w:val="single" w:sz="4" w:space="0" w:color="000000"/>
-              <w:bottom w:val="single" w:sz="4" w:space="0" w:color="000000"/>
-              <w:right w:val="single" w:sz="4" w:space="0" w:color="000000"/>
-            </w:tcBorders>
-          </w:tcPr>
-          <w:p>
-            <w:pPr>
-              <w:spacing w:after="0" w:line="259" w:lineRule="auto"/>
-              <w:ind w:left="2" w:firstLine="0"/>
-            </w:pPr>
-            <w:r>
-              <w:t xml:space="preserve"> </w:t>
-            </w:r>
-          </w:p>
-        </w:tc>
-        <w:tc>
-          <w:tcPr>
-            <w:tcW w:w="991" w:type="dxa"/>
-            <w:tcBorders>
-              <w:top w:val="single" w:sz="4" w:space="0" w:color="000000"/>
-              <w:left w:val="single" w:sz="4" w:space="0" w:color="000000"/>
-              <w:bottom w:val="single" w:sz="4" w:space="0" w:color="000000"/>
-              <w:right w:val="single" w:sz="4" w:space="0" w:color="000000"/>
-            </w:tcBorders>
-          </w:tcPr>
-          <w:p>
-            <w:pPr>
-              <w:spacing w:after="0" w:line="259" w:lineRule="auto"/>
-              <w:ind w:left="2" w:firstLine="0"/>
-            </w:pPr>
-            <w:r>
-              <w:t xml:space="preserve"> </w:t>
-            </w:r>
-          </w:p>
-        </w:tc>
-        <w:tc>
-          <w:tcPr>
-            <w:tcW w:w="1078" w:type="dxa"/>
-            <w:tcBorders>
-              <w:top w:val="single" w:sz="4" w:space="0" w:color="000000"/>
-              <w:left w:val="single" w:sz="4" w:space="0" w:color="000000"/>
-              <w:bottom w:val="single" w:sz="4" w:space="0" w:color="000000"/>
-              <w:right w:val="single" w:sz="4" w:space="0" w:color="000000"/>
-            </w:tcBorders>
-          </w:tcPr>
-          <w:p>
-            <w:pPr>
-              <w:spacing w:after="0" w:line="259" w:lineRule="auto"/>
-              <w:ind w:left="2" w:firstLine="0"/>
-            </w:pPr>
-            <w:r>
-              <w:t xml:space="preserve"> </w:t>
-            </w:r>
-          </w:p>
-        </w:tc>
-      </w:tr>
-      <w:tr>
-        <w:trPr>
-          <w:trHeight w:val="324"/>
-        </w:trPr>
-        <w:tc>
-          <w:tcPr>
-            <w:tcW w:w="565" w:type="dxa"/>
-            <w:tcBorders>
-              <w:top w:val="single" w:sz="4" w:space="0" w:color="000000"/>
-              <w:left w:val="single" w:sz="4" w:space="0" w:color="000000"/>
-              <w:bottom w:val="single" w:sz="4" w:space="0" w:color="000000"/>
-              <w:right w:val="single" w:sz="4" w:space="0" w:color="000000"/>
-            </w:tcBorders>
-          </w:tcPr>
-          <w:p>
-            <w:pPr>
-              <w:spacing w:after="0" w:line="259" w:lineRule="auto"/>
-              <w:ind w:left="2" w:firstLine="0"/>
-            </w:pPr>
-            <w:r>
-              <w:t xml:space="preserve">7. </w:t>
-            </w:r>
-          </w:p>
-        </w:tc>
-        <w:tc>
-          <w:tcPr>
-            <w:tcW w:w="3119" w:type="dxa"/>
-            <w:tcBorders>
-              <w:top w:val="single" w:sz="4" w:space="0" w:color="000000"/>
-              <w:left w:val="single" w:sz="4" w:space="0" w:color="000000"/>
-              <w:bottom w:val="single" w:sz="4" w:space="0" w:color="000000"/>
-              <w:right w:val="single" w:sz="4" w:space="0" w:color="000000"/>
-            </w:tcBorders>
-          </w:tcPr>
-          <w:p>
-            <w:pPr>
-              <w:spacing w:after="0" w:line="259" w:lineRule="auto"/>
-              <w:ind w:left="2" w:firstLine="0"/>
-            </w:pPr>
-            <w:r>
-              <w:t xml:space="preserve">Услуги банка </w:t>
-            </w:r>
-          </w:p>
-        </w:tc>
-        <w:tc>
-          <w:tcPr>
-            <w:tcW w:w="991" w:type="dxa"/>
-            <w:tcBorders>
-              <w:top w:val="single" w:sz="4" w:space="0" w:color="000000"/>
-              <w:left w:val="single" w:sz="4" w:space="0" w:color="000000"/>
-              <w:bottom w:val="single" w:sz="4" w:space="0" w:color="000000"/>
-              <w:right w:val="single" w:sz="4" w:space="0" w:color="000000"/>
-            </w:tcBorders>
-          </w:tcPr>
-          <w:p>
-            <w:pPr>
-              <w:spacing w:after="0" w:line="259" w:lineRule="auto"/>
-              <w:ind w:left="0" w:firstLine="0"/>
-            </w:pPr>
-            <w:r>
-              <w:t xml:space="preserve"> </w:t>
-            </w:r>
-          </w:p>
-        </w:tc>
-        <w:tc>
-          <w:tcPr>
-            <w:tcW w:w="992" w:type="dxa"/>
-            <w:tcBorders>
-              <w:top w:val="single" w:sz="4" w:space="0" w:color="000000"/>
-              <w:left w:val="single" w:sz="4" w:space="0" w:color="000000"/>
-              <w:bottom w:val="single" w:sz="4" w:space="0" w:color="000000"/>
-              <w:right w:val="single" w:sz="4" w:space="0" w:color="000000"/>
-            </w:tcBorders>
-          </w:tcPr>
-          <w:p>
-            <w:pPr>
-              <w:spacing w:after="0" w:line="259" w:lineRule="auto"/>
-              <w:ind w:left="0" w:firstLine="0"/>
-            </w:pPr>
-            <w:r>
-              <w:t xml:space="preserve"> </w:t>
-            </w:r>
-          </w:p>
-        </w:tc>
-        <w:tc>
-          <w:tcPr>
-            <w:tcW w:w="994" w:type="dxa"/>
-            <w:tcBorders>
-              <w:top w:val="single" w:sz="4" w:space="0" w:color="000000"/>
-              <w:left w:val="single" w:sz="4" w:space="0" w:color="000000"/>
-              <w:bottom w:val="single" w:sz="4" w:space="0" w:color="000000"/>
-              <w:right w:val="single" w:sz="4" w:space="0" w:color="000000"/>
-            </w:tcBorders>
-          </w:tcPr>
-          <w:p>
-            <w:pPr>
-              <w:spacing w:after="0" w:line="259" w:lineRule="auto"/>
-              <w:ind w:left="2" w:firstLine="0"/>
-            </w:pPr>
-            <w:r>
-              <w:t xml:space="preserve"> </w:t>
-            </w:r>
-          </w:p>
-        </w:tc>
-        <w:tc>
-          <w:tcPr>
-            <w:tcW w:w="992" w:type="dxa"/>
-            <w:tcBorders>
-              <w:top w:val="single" w:sz="4" w:space="0" w:color="000000"/>
-              <w:left w:val="single" w:sz="4" w:space="0" w:color="000000"/>
-              <w:bottom w:val="single" w:sz="4" w:space="0" w:color="000000"/>
-              <w:right w:val="single" w:sz="4" w:space="0" w:color="000000"/>
-            </w:tcBorders>
-          </w:tcPr>
-          <w:p>
-            <w:pPr>
-              <w:spacing w:after="0" w:line="259" w:lineRule="auto"/>
-              <w:ind w:left="2" w:firstLine="0"/>
-            </w:pPr>
-            <w:r>
-              <w:t xml:space="preserve"> </w:t>
-            </w:r>
-          </w:p>
-        </w:tc>
-        <w:tc>
-          <w:tcPr>
-            <w:tcW w:w="991" w:type="dxa"/>
-            <w:tcBorders>
-              <w:top w:val="single" w:sz="4" w:space="0" w:color="000000"/>
-              <w:left w:val="single" w:sz="4" w:space="0" w:color="000000"/>
-              <w:bottom w:val="single" w:sz="4" w:space="0" w:color="000000"/>
-              <w:right w:val="single" w:sz="4" w:space="0" w:color="000000"/>
-            </w:tcBorders>
-          </w:tcPr>
-          <w:p>
-            <w:pPr>
-              <w:spacing w:after="0" w:line="259" w:lineRule="auto"/>
-              <w:ind w:left="2" w:firstLine="0"/>
-            </w:pPr>
-            <w:r>
-              <w:t xml:space="preserve"> </w:t>
-            </w:r>
-          </w:p>
-        </w:tc>
-        <w:tc>
-          <w:tcPr>
-            <w:tcW w:w="1078" w:type="dxa"/>
-            <w:tcBorders>
-              <w:top w:val="single" w:sz="4" w:space="0" w:color="000000"/>
-              <w:left w:val="single" w:sz="4" w:space="0" w:color="000000"/>
-              <w:bottom w:val="single" w:sz="4" w:space="0" w:color="000000"/>
-              <w:right w:val="single" w:sz="4" w:space="0" w:color="000000"/>
-            </w:tcBorders>
-          </w:tcPr>
-          <w:p>
-            <w:pPr>
-              <w:spacing w:after="0" w:line="259" w:lineRule="auto"/>
-              <w:ind w:left="2" w:firstLine="0"/>
-            </w:pPr>
-            <w:r>
-              <w:t xml:space="preserve"> </w:t>
+          </w:tcPr>
+          <w:p>
+            <w:pPr>
+              <w:spacing w:after="0" w:line="259" w:lineRule="auto"/>
+              <w:ind w:left="2" w:firstLine="0"/>
+            </w:pPr>
+            <w:r>
+              <w:t xml:space="preserve"> 0</w:t>
             </w:r>
           </w:p>
         </w:tc>
@@ -19900,7 +20050,7 @@
               <w:ind w:left="2" w:firstLine="0"/>
             </w:pPr>
             <w:r>
-              <w:t xml:space="preserve">Услуги прочих сторонних организаций </w:t>
+              <w:t xml:space="preserve">Прочие административные расходы </w:t>
             </w:r>
           </w:p>
         </w:tc>
@@ -19921,7 +20071,7 @@
               <w:ind w:left="0" w:firstLine="0"/>
             </w:pPr>
             <w:r>
-              <w:t xml:space="preserve"> </w:t>
+              <w:t xml:space="preserve"> 0</w:t>
             </w:r>
           </w:p>
         </w:tc>
@@ -19942,7 +20092,7 @@
               <w:ind w:left="0" w:firstLine="0"/>
             </w:pPr>
             <w:r>
-              <w:t xml:space="preserve"> </w:t>
+              <w:t xml:space="preserve"> 0</w:t>
             </w:r>
           </w:p>
         </w:tc>
@@ -19963,7 +20113,7 @@
               <w:ind w:left="2" w:firstLine="0"/>
             </w:pPr>
             <w:r>
-              <w:t xml:space="preserve"> </w:t>
+              <w:t xml:space="preserve"> 0</w:t>
             </w:r>
           </w:p>
         </w:tc>
@@ -19984,7 +20134,7 @@
               <w:ind w:left="2" w:firstLine="0"/>
             </w:pPr>
             <w:r>
-              <w:t xml:space="preserve"> </w:t>
+              <w:t xml:space="preserve"> 0</w:t>
             </w:r>
           </w:p>
         </w:tc>
@@ -20005,7 +20155,7 @@
               <w:ind w:left="2" w:firstLine="0"/>
             </w:pPr>
             <w:r>
-              <w:t xml:space="preserve"> </w:t>
+              <w:t xml:space="preserve"> 0</w:t>
             </w:r>
           </w:p>
         </w:tc>
@@ -20018,186 +20168,14 @@
               <w:bottom w:val="single" w:sz="4" w:space="0" w:color="000000"/>
               <w:right w:val="single" w:sz="4" w:space="0" w:color="000000"/>
             </w:tcBorders>
-            <w:vAlign w:val="center"/>
-          </w:tcPr>
-          <w:p>
-            <w:pPr>
-              <w:spacing w:after="0" w:line="259" w:lineRule="auto"/>
-              <w:ind w:left="2" w:firstLine="0"/>
-            </w:pPr>
-            <w:r>
-              <w:t xml:space="preserve"> </w:t>
-            </w:r>
-          </w:p>
-        </w:tc>
-      </w:tr>
-      <w:tr>
-        <w:trPr>
-          <w:trHeight w:val="562"/>
-        </w:trPr>
-        <w:tc>
-          <w:tcPr>
-            <w:tcW w:w="565" w:type="dxa"/>
-            <w:tcBorders>
-              <w:top w:val="single" w:sz="4" w:space="0" w:color="000000"/>
-              <w:left w:val="single" w:sz="4" w:space="0" w:color="000000"/>
-              <w:bottom w:val="single" w:sz="4" w:space="0" w:color="000000"/>
-              <w:right w:val="single" w:sz="4" w:space="0" w:color="000000"/>
-            </w:tcBorders>
-          </w:tcPr>
-          <w:p>
-            <w:pPr>
-              <w:spacing w:after="0" w:line="259" w:lineRule="auto"/>
-              <w:ind w:left="2" w:firstLine="0"/>
-            </w:pPr>
-            <w:r>
-              <w:t xml:space="preserve">9. </w:t>
-            </w:r>
-          </w:p>
-        </w:tc>
-        <w:tc>
-          <w:tcPr>
-            <w:tcW w:w="3119" w:type="dxa"/>
-            <w:tcBorders>
-              <w:top w:val="single" w:sz="4" w:space="0" w:color="000000"/>
-              <w:left w:val="single" w:sz="4" w:space="0" w:color="000000"/>
-              <w:bottom w:val="single" w:sz="4" w:space="0" w:color="000000"/>
-              <w:right w:val="single" w:sz="4" w:space="0" w:color="000000"/>
-            </w:tcBorders>
-          </w:tcPr>
-          <w:p>
-            <w:pPr>
-              <w:spacing w:after="0" w:line="259" w:lineRule="auto"/>
-              <w:ind w:left="2" w:firstLine="0"/>
-            </w:pPr>
-            <w:r>
-              <w:t xml:space="preserve">Прочие административные расходы </w:t>
-            </w:r>
-          </w:p>
-        </w:tc>
-        <w:tc>
-          <w:tcPr>
-            <w:tcW w:w="991" w:type="dxa"/>
-            <w:tcBorders>
-              <w:top w:val="single" w:sz="4" w:space="0" w:color="000000"/>
-              <w:left w:val="single" w:sz="4" w:space="0" w:color="000000"/>
-              <w:bottom w:val="single" w:sz="4" w:space="0" w:color="000000"/>
-              <w:right w:val="single" w:sz="4" w:space="0" w:color="000000"/>
-            </w:tcBorders>
-            <w:vAlign w:val="bottom"/>
-          </w:tcPr>
-          <w:p>
-            <w:pPr>
-              <w:spacing w:after="0" w:line="259" w:lineRule="auto"/>
-              <w:ind w:left="0" w:firstLine="0"/>
-            </w:pPr>
-            <w:r>
-              <w:t xml:space="preserve"> </w:t>
-            </w:r>
-          </w:p>
-        </w:tc>
-        <w:tc>
-          <w:tcPr>
-            <w:tcW w:w="992" w:type="dxa"/>
-            <w:tcBorders>
-              <w:top w:val="single" w:sz="4" w:space="0" w:color="000000"/>
-              <w:left w:val="single" w:sz="4" w:space="0" w:color="000000"/>
-              <w:bottom w:val="single" w:sz="4" w:space="0" w:color="000000"/>
-              <w:right w:val="single" w:sz="4" w:space="0" w:color="000000"/>
-            </w:tcBorders>
-            <w:vAlign w:val="center"/>
-          </w:tcPr>
-          <w:p>
-            <w:pPr>
-              <w:spacing w:after="0" w:line="259" w:lineRule="auto"/>
-              <w:ind w:left="0" w:firstLine="0"/>
-            </w:pPr>
-            <w:r>
-              <w:t xml:space="preserve"> </w:t>
-            </w:r>
-          </w:p>
-        </w:tc>
-        <w:tc>
-          <w:tcPr>
-            <w:tcW w:w="994" w:type="dxa"/>
-            <w:tcBorders>
-              <w:top w:val="single" w:sz="4" w:space="0" w:color="000000"/>
-              <w:left w:val="single" w:sz="4" w:space="0" w:color="000000"/>
-              <w:bottom w:val="single" w:sz="4" w:space="0" w:color="000000"/>
-              <w:right w:val="single" w:sz="4" w:space="0" w:color="000000"/>
-            </w:tcBorders>
-            <w:vAlign w:val="center"/>
-          </w:tcPr>
-          <w:p>
-            <w:pPr>
-              <w:spacing w:after="0" w:line="259" w:lineRule="auto"/>
-              <w:ind w:left="2" w:firstLine="0"/>
-            </w:pPr>
-            <w:r>
-              <w:t xml:space="preserve"> </w:t>
-            </w:r>
-          </w:p>
-        </w:tc>
-        <w:tc>
-          <w:tcPr>
-            <w:tcW w:w="992" w:type="dxa"/>
-            <w:tcBorders>
-              <w:top w:val="single" w:sz="4" w:space="0" w:color="000000"/>
-              <w:left w:val="single" w:sz="4" w:space="0" w:color="000000"/>
-              <w:bottom w:val="single" w:sz="4" w:space="0" w:color="000000"/>
-              <w:right w:val="single" w:sz="4" w:space="0" w:color="000000"/>
-            </w:tcBorders>
-            <w:vAlign w:val="center"/>
-          </w:tcPr>
-          <w:p>
-            <w:pPr>
-              <w:spacing w:after="0" w:line="259" w:lineRule="auto"/>
-              <w:ind w:left="2" w:firstLine="0"/>
-            </w:pPr>
-            <w:r>
-              <w:t xml:space="preserve"> </w:t>
-            </w:r>
-          </w:p>
-        </w:tc>
-        <w:tc>
-          <w:tcPr>
-            <w:tcW w:w="991" w:type="dxa"/>
-            <w:tcBorders>
-              <w:top w:val="single" w:sz="4" w:space="0" w:color="000000"/>
-              <w:left w:val="single" w:sz="4" w:space="0" w:color="000000"/>
-              <w:bottom w:val="single" w:sz="4" w:space="0" w:color="000000"/>
-              <w:right w:val="single" w:sz="4" w:space="0" w:color="000000"/>
-            </w:tcBorders>
-            <w:vAlign w:val="center"/>
-          </w:tcPr>
-          <w:p>
-            <w:pPr>
-              <w:spacing w:after="0" w:line="259" w:lineRule="auto"/>
-              <w:ind w:left="2" w:firstLine="0"/>
-            </w:pPr>
-            <w:r>
-              <w:t xml:space="preserve"> </w:t>
-            </w:r>
-          </w:p>
-        </w:tc>
-        <w:tc>
-          <w:tcPr>
-            <w:tcW w:w="1078" w:type="dxa"/>
-            <w:tcBorders>
-              <w:top w:val="single" w:sz="4" w:space="0" w:color="000000"/>
-              <w:left w:val="single" w:sz="4" w:space="0" w:color="000000"/>
-              <w:bottom w:val="single" w:sz="4" w:space="0" w:color="000000"/>
-              <w:right w:val="single" w:sz="4" w:space="0" w:color="000000"/>
-            </w:tcBorders>
-            <w:vAlign w:val="center"/>
-          </w:tcPr>
-          <w:p>
-            <w:pPr>
-              <w:spacing w:after="0" w:line="259" w:lineRule="auto"/>
-              <w:ind w:left="2" w:firstLine="0"/>
-            </w:pPr>
-            <w:r>
-              <w:t xml:space="preserve"> </w:t>
+          </w:tcPr>
+          <w:p>
+            <w:pPr>
+              <w:spacing w:after="0" w:line="259" w:lineRule="auto"/>
+              <w:ind w:left="2" w:firstLine="0"/>
+            </w:pPr>
+            <w:r>
+              <w:t xml:space="preserve"> 0</w:t>
             </w:r>
           </w:p>
         </w:tc>
@@ -20256,14 +20234,14 @@
         <w:tblLook w:val="04A0" w:firstRow="1" w:lastRow="0" w:firstColumn="1" w:lastColumn="0" w:noHBand="0" w:noVBand="1"/>
       </w:tblPr>
       <w:tblGrid>
-        <w:gridCol w:w="570"/>
-        <w:gridCol w:w="2787"/>
-        <w:gridCol w:w="1490"/>
-        <w:gridCol w:w="996"/>
-        <w:gridCol w:w="996"/>
+        <w:gridCol w:w="568"/>
+        <w:gridCol w:w="2760"/>
+        <w:gridCol w:w="1489"/>
+        <w:gridCol w:w="997"/>
+        <w:gridCol w:w="997"/>
         <w:gridCol w:w="994"/>
-        <w:gridCol w:w="967"/>
-        <w:gridCol w:w="996"/>
+        <w:gridCol w:w="994"/>
+        <w:gridCol w:w="997"/>
       </w:tblGrid>
       <w:tr>
         <w:trPr>
@@ -21220,9 +21198,15 @@
               <w:ind w:left="2" w:firstLine="0"/>
             </w:pPr>
             <w:r>
+              <w:rPr>
+                <w:color w:val="000000" w:themeColor="text1"/>
+              </w:rPr>
               <w:t xml:space="preserve">  </w:t>
             </w:r>
             <w:r>
+              <w:rPr>
+                <w:color w:val="000000" w:themeColor="text1"/>
+              </w:rPr>
               <w:t>240000</w:t>
             </w:r>
           </w:p>
@@ -23484,6 +23468,7 @@
               <w:ind w:left="0" w:firstLine="0"/>
             </w:pPr>
             <w:r>
+              <w:lastRenderedPageBreak/>
               <w:t xml:space="preserve">Заемные средства (кредиты) </w:t>
             </w:r>
           </w:p>
@@ -23969,7 +23954,7 @@
         </w:trPr>
         <w:tc>
           <w:tcPr>
-            <w:tcW w:w="4837" w:type="dxa"/>
+            <w:tcW w:w="4836" w:type="dxa"/>
             <w:vMerge w:val="restart"/>
             <w:tcBorders>
               <w:top w:val="single" w:sz="4" w:space="0" w:color="000000"/>
@@ -23994,7 +23979,7 @@
         </w:tc>
         <w:tc>
           <w:tcPr>
-            <w:tcW w:w="3380" w:type="dxa"/>
+            <w:tcW w:w="3381" w:type="dxa"/>
             <w:gridSpan w:val="2"/>
             <w:tcBorders>
               <w:top w:val="single" w:sz="4" w:space="0" w:color="000000"/>
@@ -24147,7 +24132,7 @@
         </w:trPr>
         <w:tc>
           <w:tcPr>
-            <w:tcW w:w="4837" w:type="dxa"/>
+            <w:tcW w:w="4836" w:type="dxa"/>
             <w:tcBorders>
               <w:top w:val="double" w:sz="4" w:space="0" w:color="000000"/>
               <w:left w:val="single" w:sz="4" w:space="0" w:color="000000"/>
@@ -24184,7 +24169,7 @@
               <w:rPr>
                 <w:b/>
               </w:rPr>
-              <w:t xml:space="preserve"> </w:t>
+              <w:t xml:space="preserve"> 0</w:t>
             </w:r>
           </w:p>
         </w:tc>
@@ -24204,7 +24189,7 @@
               <w:ind w:left="0" w:firstLine="0"/>
             </w:pPr>
             <w:r>
-              <w:t xml:space="preserve"> </w:t>
+              <w:t xml:space="preserve">0 </w:t>
             </w:r>
           </w:p>
         </w:tc>
@@ -24224,7 +24209,7 @@
               <w:ind w:left="0" w:firstLine="0"/>
             </w:pPr>
             <w:r>
-              <w:t xml:space="preserve"> </w:t>
+              <w:t xml:space="preserve"> 0</w:t>
             </w:r>
           </w:p>
         </w:tc>
@@ -24235,7 +24220,7 @@
         </w:trPr>
         <w:tc>
           <w:tcPr>
-            <w:tcW w:w="4837" w:type="dxa"/>
+            <w:tcW w:w="4836" w:type="dxa"/>
             <w:tcBorders>
               <w:top w:val="single" w:sz="4" w:space="0" w:color="000000"/>
               <w:left w:val="single" w:sz="4" w:space="0" w:color="000000"/>
@@ -24272,7 +24257,7 @@
               <w:rPr>
                 <w:b/>
               </w:rPr>
-              <w:t xml:space="preserve"> </w:t>
+              <w:t xml:space="preserve"> 0</w:t>
             </w:r>
           </w:p>
         </w:tc>
@@ -24292,7 +24277,7 @@
               <w:ind w:left="0" w:firstLine="0"/>
             </w:pPr>
             <w:r>
-              <w:t xml:space="preserve"> </w:t>
+              <w:t xml:space="preserve">0 </w:t>
             </w:r>
           </w:p>
         </w:tc>
@@ -24312,7 +24297,7 @@
               <w:ind w:left="0" w:firstLine="0"/>
             </w:pPr>
             <w:r>
-              <w:t xml:space="preserve"> </w:t>
+              <w:t xml:space="preserve"> 0</w:t>
             </w:r>
           </w:p>
         </w:tc>
@@ -24323,7 +24308,7 @@
         </w:trPr>
         <w:tc>
           <w:tcPr>
-            <w:tcW w:w="4837" w:type="dxa"/>
+            <w:tcW w:w="4836" w:type="dxa"/>
             <w:tcBorders>
               <w:top w:val="single" w:sz="4" w:space="0" w:color="000000"/>
               <w:left w:val="single" w:sz="4" w:space="0" w:color="000000"/>
@@ -24360,7 +24345,7 @@
               <w:rPr>
                 <w:b/>
               </w:rPr>
-              <w:t xml:space="preserve"> </w:t>
+              <w:t xml:space="preserve"> 0</w:t>
             </w:r>
           </w:p>
         </w:tc>
@@ -24380,7 +24365,7 @@
               <w:ind w:left="0" w:firstLine="0"/>
             </w:pPr>
             <w:r>
-              <w:t xml:space="preserve"> </w:t>
+              <w:t xml:space="preserve">0 </w:t>
             </w:r>
           </w:p>
         </w:tc>
@@ -24400,7 +24385,7 @@
               <w:ind w:left="0" w:firstLine="0"/>
             </w:pPr>
             <w:r>
-              <w:t xml:space="preserve"> </w:t>
+              <w:t xml:space="preserve"> 0</w:t>
             </w:r>
           </w:p>
         </w:tc>
@@ -24411,7 +24396,7 @@
         </w:trPr>
         <w:tc>
           <w:tcPr>
-            <w:tcW w:w="4837" w:type="dxa"/>
+            <w:tcW w:w="4836" w:type="dxa"/>
             <w:tcBorders>
               <w:top w:val="single" w:sz="4" w:space="0" w:color="000000"/>
               <w:left w:val="single" w:sz="4" w:space="0" w:color="000000"/>
@@ -24448,7 +24433,7 @@
               <w:rPr>
                 <w:b/>
               </w:rPr>
-              <w:t xml:space="preserve"> </w:t>
+              <w:t xml:space="preserve"> 0</w:t>
             </w:r>
           </w:p>
         </w:tc>
@@ -24468,7 +24453,7 @@
               <w:ind w:left="0" w:firstLine="0"/>
             </w:pPr>
             <w:r>
-              <w:t xml:space="preserve"> </w:t>
+              <w:t xml:space="preserve">0 </w:t>
             </w:r>
           </w:p>
         </w:tc>
@@ -24488,7 +24473,7 @@
               <w:ind w:left="0" w:firstLine="0"/>
             </w:pPr>
             <w:r>
-              <w:t xml:space="preserve"> </w:t>
+              <w:t xml:space="preserve"> 0</w:t>
             </w:r>
           </w:p>
         </w:tc>
@@ -24499,7 +24484,7 @@
         </w:trPr>
         <w:tc>
           <w:tcPr>
-            <w:tcW w:w="4837" w:type="dxa"/>
+            <w:tcW w:w="4836" w:type="dxa"/>
             <w:tcBorders>
               <w:top w:val="single" w:sz="4" w:space="0" w:color="000000"/>
               <w:left w:val="single" w:sz="4" w:space="0" w:color="000000"/>
@@ -24536,7 +24521,7 @@
               <w:rPr>
                 <w:b/>
               </w:rPr>
-              <w:t xml:space="preserve"> </w:t>
+              <w:t xml:space="preserve"> 0</w:t>
             </w:r>
           </w:p>
         </w:tc>
@@ -24556,7 +24541,7 @@
               <w:ind w:left="0" w:firstLine="0"/>
             </w:pPr>
             <w:r>
-              <w:t xml:space="preserve"> </w:t>
+              <w:t xml:space="preserve">0 </w:t>
             </w:r>
           </w:p>
         </w:tc>
@@ -24576,7 +24561,7 @@
               <w:ind w:left="0" w:firstLine="0"/>
             </w:pPr>
             <w:r>
-              <w:t xml:space="preserve"> </w:t>
+              <w:t xml:space="preserve"> 0</w:t>
             </w:r>
           </w:p>
         </w:tc>
@@ -24587,7 +24572,7 @@
         </w:trPr>
         <w:tc>
           <w:tcPr>
-            <w:tcW w:w="4837" w:type="dxa"/>
+            <w:tcW w:w="4836" w:type="dxa"/>
             <w:tcBorders>
               <w:top w:val="single" w:sz="4" w:space="0" w:color="000000"/>
               <w:left w:val="single" w:sz="4" w:space="0" w:color="000000"/>
@@ -24626,6 +24611,9 @@
               </w:rPr>
               <w:t xml:space="preserve"> </w:t>
             </w:r>
+            <w:r>
+              <w:t>960000</w:t>
+            </w:r>
           </w:p>
         </w:tc>
         <w:tc>
@@ -24644,7 +24632,7 @@
               <w:ind w:left="0" w:firstLine="0"/>
             </w:pPr>
             <w:r>
-              <w:t xml:space="preserve"> </w:t>
+              <w:t>0</w:t>
             </w:r>
           </w:p>
         </w:tc>
@@ -24664,7 +24652,7 @@
               <w:ind w:left="0" w:firstLine="0"/>
             </w:pPr>
             <w:r>
-              <w:t xml:space="preserve"> </w:t>
+              <w:t xml:space="preserve"> 960000</w:t>
             </w:r>
           </w:p>
         </w:tc>
@@ -24675,7 +24663,7 @@
         </w:trPr>
         <w:tc>
           <w:tcPr>
-            <w:tcW w:w="4837" w:type="dxa"/>
+            <w:tcW w:w="4836" w:type="dxa"/>
             <w:tcBorders>
               <w:top w:val="single" w:sz="4" w:space="0" w:color="000000"/>
               <w:left w:val="single" w:sz="4" w:space="0" w:color="000000"/>
@@ -24712,7 +24700,7 @@
               <w:rPr>
                 <w:b/>
               </w:rPr>
-              <w:t xml:space="preserve"> </w:t>
+              <w:t xml:space="preserve"> 10000</w:t>
             </w:r>
           </w:p>
         </w:tc>
@@ -24732,7 +24720,7 @@
               <w:ind w:left="0" w:firstLine="0"/>
             </w:pPr>
             <w:r>
-              <w:t xml:space="preserve"> </w:t>
+              <w:t>0</w:t>
             </w:r>
           </w:p>
         </w:tc>
@@ -24750,9 +24738,15 @@
             <w:pPr>
               <w:spacing w:after="0" w:line="259" w:lineRule="auto"/>
               <w:ind w:left="0" w:firstLine="0"/>
-            </w:pPr>
-            <w:r>
-              <w:t xml:space="preserve"> </w:t>
+              <w:rPr>
+                <w:bCs/>
+              </w:rPr>
+            </w:pPr>
+            <w:r>
+              <w:rPr>
+                <w:bCs/>
+              </w:rPr>
+              <w:t>10000</w:t>
             </w:r>
           </w:p>
         </w:tc>
@@ -24763,7 +24757,7 @@
         </w:trPr>
         <w:tc>
           <w:tcPr>
-            <w:tcW w:w="4837" w:type="dxa"/>
+            <w:tcW w:w="4836" w:type="dxa"/>
             <w:tcBorders>
               <w:top w:val="single" w:sz="4" w:space="0" w:color="000000"/>
               <w:left w:val="single" w:sz="4" w:space="0" w:color="000000"/>
@@ -24800,7 +24794,7 @@
               <w:rPr>
                 <w:b/>
               </w:rPr>
-              <w:t xml:space="preserve"> </w:t>
+              <w:t xml:space="preserve"> 0</w:t>
             </w:r>
           </w:p>
         </w:tc>
@@ -24820,7 +24814,7 @@
               <w:ind w:left="0" w:firstLine="0"/>
             </w:pPr>
             <w:r>
-              <w:t xml:space="preserve"> </w:t>
+              <w:t xml:space="preserve">0 </w:t>
             </w:r>
           </w:p>
         </w:tc>
@@ -24840,7 +24834,7 @@
               <w:ind w:left="0" w:firstLine="0"/>
             </w:pPr>
             <w:r>
-              <w:t xml:space="preserve"> </w:t>
+              <w:t xml:space="preserve"> 0</w:t>
             </w:r>
           </w:p>
         </w:tc>
@@ -24851,7 +24845,7 @@
         </w:trPr>
         <w:tc>
           <w:tcPr>
-            <w:tcW w:w="4837" w:type="dxa"/>
+            <w:tcW w:w="4836" w:type="dxa"/>
             <w:tcBorders>
               <w:top w:val="single" w:sz="4" w:space="0" w:color="000000"/>
               <w:left w:val="single" w:sz="4" w:space="0" w:color="000000"/>
@@ -24888,7 +24882,7 @@
               <w:rPr>
                 <w:b/>
               </w:rPr>
-              <w:t xml:space="preserve"> </w:t>
+              <w:t xml:space="preserve"> 0</w:t>
             </w:r>
           </w:p>
         </w:tc>
@@ -24908,7 +24902,7 @@
               <w:ind w:left="0" w:firstLine="0"/>
             </w:pPr>
             <w:r>
-              <w:t xml:space="preserve"> </w:t>
+              <w:t xml:space="preserve">0 </w:t>
             </w:r>
           </w:p>
         </w:tc>
@@ -24928,7 +24922,7 @@
               <w:ind w:left="0" w:firstLine="0"/>
             </w:pPr>
             <w:r>
-              <w:t xml:space="preserve"> </w:t>
+              <w:t xml:space="preserve"> 0</w:t>
             </w:r>
           </w:p>
         </w:tc>
@@ -24939,7 +24933,7 @@
         </w:trPr>
         <w:tc>
           <w:tcPr>
-            <w:tcW w:w="4837" w:type="dxa"/>
+            <w:tcW w:w="4836" w:type="dxa"/>
             <w:tcBorders>
               <w:top w:val="single" w:sz="4" w:space="0" w:color="000000"/>
               <w:left w:val="single" w:sz="4" w:space="0" w:color="000000"/>
@@ -24976,7 +24970,7 @@
               <w:rPr>
                 <w:b/>
               </w:rPr>
-              <w:t xml:space="preserve"> </w:t>
+              <w:t xml:space="preserve"> 0</w:t>
             </w:r>
           </w:p>
         </w:tc>
@@ -24996,7 +24990,7 @@
               <w:ind w:left="0" w:firstLine="0"/>
             </w:pPr>
             <w:r>
-              <w:t xml:space="preserve"> </w:t>
+              <w:t xml:space="preserve">0 </w:t>
             </w:r>
           </w:p>
         </w:tc>
@@ -25016,7 +25010,7 @@
               <w:ind w:left="0" w:firstLine="0"/>
             </w:pPr>
             <w:r>
-              <w:t xml:space="preserve"> </w:t>
+              <w:t xml:space="preserve"> 0</w:t>
             </w:r>
           </w:p>
         </w:tc>
@@ -25027,7 +25021,7 @@
         </w:trPr>
         <w:tc>
           <w:tcPr>
-            <w:tcW w:w="4837" w:type="dxa"/>
+            <w:tcW w:w="4836" w:type="dxa"/>
             <w:tcBorders>
               <w:top w:val="single" w:sz="4" w:space="0" w:color="000000"/>
               <w:left w:val="single" w:sz="4" w:space="0" w:color="000000"/>
@@ -25064,7 +25058,7 @@
               <w:rPr>
                 <w:b/>
               </w:rPr>
-              <w:t xml:space="preserve"> </w:t>
+              <w:t xml:space="preserve"> 0</w:t>
             </w:r>
           </w:p>
         </w:tc>
@@ -25084,7 +25078,7 @@
               <w:ind w:left="0" w:firstLine="0"/>
             </w:pPr>
             <w:r>
-              <w:t xml:space="preserve"> </w:t>
+              <w:t xml:space="preserve">0 </w:t>
             </w:r>
           </w:p>
         </w:tc>
@@ -25104,7 +25098,7 @@
               <w:ind w:left="0" w:firstLine="0"/>
             </w:pPr>
             <w:r>
-              <w:t xml:space="preserve"> </w:t>
+              <w:t xml:space="preserve"> 0</w:t>
             </w:r>
           </w:p>
         </w:tc>
@@ -25115,7 +25109,7 @@
         </w:trPr>
         <w:tc>
           <w:tcPr>
-            <w:tcW w:w="4837" w:type="dxa"/>
+            <w:tcW w:w="4836" w:type="dxa"/>
             <w:tcBorders>
               <w:top w:val="single" w:sz="4" w:space="0" w:color="000000"/>
               <w:left w:val="single" w:sz="4" w:space="0" w:color="000000"/>
@@ -25152,7 +25146,7 @@
               <w:rPr>
                 <w:b/>
               </w:rPr>
-              <w:t xml:space="preserve"> </w:t>
+              <w:t xml:space="preserve"> 0</w:t>
             </w:r>
           </w:p>
         </w:tc>
@@ -25172,7 +25166,7 @@
               <w:ind w:left="0" w:firstLine="0"/>
             </w:pPr>
             <w:r>
-              <w:t xml:space="preserve"> </w:t>
+              <w:t xml:space="preserve">0 </w:t>
             </w:r>
           </w:p>
         </w:tc>
@@ -25192,7 +25186,7 @@
               <w:ind w:left="0" w:firstLine="0"/>
             </w:pPr>
             <w:r>
-              <w:t xml:space="preserve"> </w:t>
+              <w:t xml:space="preserve"> 0</w:t>
             </w:r>
           </w:p>
         </w:tc>
@@ -25203,7 +25197,7 @@
         </w:trPr>
         <w:tc>
           <w:tcPr>
-            <w:tcW w:w="4837" w:type="dxa"/>
+            <w:tcW w:w="4836" w:type="dxa"/>
             <w:tcBorders>
               <w:top w:val="single" w:sz="4" w:space="0" w:color="000000"/>
               <w:left w:val="single" w:sz="4" w:space="0" w:color="000000"/>
@@ -25240,7 +25234,7 @@
               <w:rPr>
                 <w:b/>
               </w:rPr>
-              <w:t xml:space="preserve"> </w:t>
+              <w:t xml:space="preserve"> 0</w:t>
             </w:r>
           </w:p>
         </w:tc>
@@ -25260,7 +25254,7 @@
               <w:ind w:left="0" w:firstLine="0"/>
             </w:pPr>
             <w:r>
-              <w:t xml:space="preserve"> </w:t>
+              <w:t xml:space="preserve">0 </w:t>
             </w:r>
           </w:p>
         </w:tc>
@@ -25280,7 +25274,7 @@
               <w:ind w:left="0" w:firstLine="0"/>
             </w:pPr>
             <w:r>
-              <w:t xml:space="preserve"> </w:t>
+              <w:t xml:space="preserve"> 0</w:t>
             </w:r>
           </w:p>
         </w:tc>
@@ -25291,7 +25285,7 @@
         </w:trPr>
         <w:tc>
           <w:tcPr>
-            <w:tcW w:w="4837" w:type="dxa"/>
+            <w:tcW w:w="4836" w:type="dxa"/>
             <w:tcBorders>
               <w:top w:val="single" w:sz="4" w:space="0" w:color="000000"/>
               <w:left w:val="single" w:sz="4" w:space="0" w:color="000000"/>
@@ -25318,18 +25312,17 @@
               <w:bottom w:val="single" w:sz="4" w:space="0" w:color="000000"/>
               <w:right w:val="single" w:sz="4" w:space="0" w:color="000000"/>
             </w:tcBorders>
-            <w:vAlign w:val="center"/>
-          </w:tcPr>
-          <w:p>
-            <w:pPr>
-              <w:spacing w:after="0" w:line="259" w:lineRule="auto"/>
-              <w:ind w:left="0" w:firstLine="0"/>
-            </w:pPr>
-            <w:r>
-              <w:rPr>
-                <w:b/>
-              </w:rPr>
-              <w:t xml:space="preserve"> </w:t>
+          </w:tcPr>
+          <w:p>
+            <w:pPr>
+              <w:spacing w:after="0" w:line="259" w:lineRule="auto"/>
+              <w:ind w:left="0" w:firstLine="0"/>
+            </w:pPr>
+            <w:r>
+              <w:rPr>
+                <w:b/>
+              </w:rPr>
+              <w:t xml:space="preserve"> 0</w:t>
             </w:r>
           </w:p>
         </w:tc>
@@ -25342,15 +25335,14 @@
               <w:bottom w:val="single" w:sz="4" w:space="0" w:color="000000"/>
               <w:right w:val="single" w:sz="4" w:space="0" w:color="000000"/>
             </w:tcBorders>
-            <w:vAlign w:val="center"/>
-          </w:tcPr>
-          <w:p>
-            <w:pPr>
-              <w:spacing w:after="0" w:line="259" w:lineRule="auto"/>
-              <w:ind w:left="0" w:firstLine="0"/>
-            </w:pPr>
-            <w:r>
-              <w:t xml:space="preserve"> </w:t>
+          </w:tcPr>
+          <w:p>
+            <w:pPr>
+              <w:spacing w:after="0" w:line="259" w:lineRule="auto"/>
+              <w:ind w:left="0" w:firstLine="0"/>
+            </w:pPr>
+            <w:r>
+              <w:t xml:space="preserve">0 </w:t>
             </w:r>
           </w:p>
         </w:tc>
@@ -25363,15 +25355,14 @@
               <w:bottom w:val="single" w:sz="4" w:space="0" w:color="000000"/>
               <w:right w:val="single" w:sz="4" w:space="0" w:color="000000"/>
             </w:tcBorders>
-            <w:vAlign w:val="center"/>
-          </w:tcPr>
-          <w:p>
-            <w:pPr>
-              <w:spacing w:after="0" w:line="259" w:lineRule="auto"/>
-              <w:ind w:left="0" w:firstLine="0"/>
-            </w:pPr>
-            <w:r>
-              <w:t xml:space="preserve"> </w:t>
+          </w:tcPr>
+          <w:p>
+            <w:pPr>
+              <w:spacing w:after="0" w:line="259" w:lineRule="auto"/>
+              <w:ind w:left="0" w:firstLine="0"/>
+            </w:pPr>
+            <w:r>
+              <w:t xml:space="preserve"> 0</w:t>
             </w:r>
           </w:p>
         </w:tc>
@@ -25382,7 +25373,7 @@
         </w:trPr>
         <w:tc>
           <w:tcPr>
-            <w:tcW w:w="4837" w:type="dxa"/>
+            <w:tcW w:w="4836" w:type="dxa"/>
             <w:tcBorders>
               <w:top w:val="single" w:sz="4" w:space="0" w:color="000000"/>
               <w:left w:val="single" w:sz="4" w:space="0" w:color="000000"/>
@@ -25419,7 +25410,7 @@
               <w:rPr>
                 <w:b/>
               </w:rPr>
-              <w:t xml:space="preserve"> </w:t>
+              <w:t xml:space="preserve"> 0</w:t>
             </w:r>
           </w:p>
         </w:tc>
@@ -25439,7 +25430,7 @@
               <w:ind w:left="0" w:firstLine="0"/>
             </w:pPr>
             <w:r>
-              <w:t xml:space="preserve"> </w:t>
+              <w:t xml:space="preserve">0 </w:t>
             </w:r>
           </w:p>
         </w:tc>
@@ -25459,7 +25450,7 @@
               <w:ind w:left="0" w:firstLine="0"/>
             </w:pPr>
             <w:r>
-              <w:t xml:space="preserve"> </w:t>
+              <w:t xml:space="preserve"> 0</w:t>
             </w:r>
           </w:p>
         </w:tc>
@@ -25470,7 +25461,7 @@
         </w:trPr>
         <w:tc>
           <w:tcPr>
-            <w:tcW w:w="4837" w:type="dxa"/>
+            <w:tcW w:w="4836" w:type="dxa"/>
             <w:tcBorders>
               <w:top w:val="single" w:sz="4" w:space="0" w:color="000000"/>
               <w:left w:val="single" w:sz="4" w:space="0" w:color="000000"/>
@@ -25507,7 +25498,7 @@
               <w:rPr>
                 <w:b/>
               </w:rPr>
-              <w:t xml:space="preserve"> </w:t>
+              <w:t xml:space="preserve"> 0</w:t>
             </w:r>
           </w:p>
         </w:tc>
@@ -25527,7 +25518,7 @@
               <w:ind w:left="0" w:firstLine="0"/>
             </w:pPr>
             <w:r>
-              <w:t xml:space="preserve"> </w:t>
+              <w:t xml:space="preserve">0 </w:t>
             </w:r>
           </w:p>
         </w:tc>
@@ -25547,7 +25538,7 @@
               <w:ind w:left="0" w:firstLine="0"/>
             </w:pPr>
             <w:r>
-              <w:t xml:space="preserve"> </w:t>
+              <w:t xml:space="preserve"> 0</w:t>
             </w:r>
           </w:p>
         </w:tc>
@@ -25558,7 +25549,7 @@
         </w:trPr>
         <w:tc>
           <w:tcPr>
-            <w:tcW w:w="4837" w:type="dxa"/>
+            <w:tcW w:w="4836" w:type="dxa"/>
             <w:tcBorders>
               <w:top w:val="single" w:sz="4" w:space="0" w:color="000000"/>
               <w:left w:val="single" w:sz="4" w:space="0" w:color="000000"/>
@@ -25595,7 +25586,7 @@
               <w:rPr>
                 <w:b/>
               </w:rPr>
-              <w:t xml:space="preserve"> </w:t>
+              <w:t xml:space="preserve"> 0</w:t>
             </w:r>
           </w:p>
         </w:tc>
@@ -25615,7 +25606,7 @@
               <w:ind w:left="0" w:firstLine="0"/>
             </w:pPr>
             <w:r>
-              <w:t xml:space="preserve"> </w:t>
+              <w:t xml:space="preserve">0 </w:t>
             </w:r>
           </w:p>
         </w:tc>
@@ -25635,7 +25626,7 @@
               <w:ind w:left="0" w:firstLine="0"/>
             </w:pPr>
             <w:r>
-              <w:t xml:space="preserve"> </w:t>
+              <w:t xml:space="preserve"> 0</w:t>
             </w:r>
           </w:p>
         </w:tc>
@@ -26198,6 +26189,9 @@
             <w:r>
               <w:t xml:space="preserve"> </w:t>
             </w:r>
+            <w:r>
+              <w:t>0</w:t>
+            </w:r>
           </w:p>
         </w:tc>
         <w:tc>
@@ -26218,6 +26212,9 @@
             <w:r>
               <w:t xml:space="preserve"> </w:t>
             </w:r>
+            <w:r>
+              <w:t>0</w:t>
+            </w:r>
           </w:p>
         </w:tc>
         <w:tc>
@@ -26238,6 +26235,9 @@
             <w:r>
               <w:t xml:space="preserve"> </w:t>
             </w:r>
+            <w:r>
+              <w:t>0</w:t>
+            </w:r>
           </w:p>
         </w:tc>
         <w:tc>
@@ -26258,6 +26258,9 @@
             <w:r>
               <w:t xml:space="preserve"> </w:t>
             </w:r>
+            <w:r>
+              <w:t>0</w:t>
+            </w:r>
           </w:p>
         </w:tc>
         <w:tc>
@@ -26280,6 +26283,12 @@
                 <w:b/>
               </w:rPr>
               <w:t xml:space="preserve"> </w:t>
+            </w:r>
+            <w:r>
+              <w:rPr>
+                <w:b/>
+              </w:rPr>
+              <w:t>0</w:t>
             </w:r>
           </w:p>
         </w:tc>
@@ -26347,7 +26356,7 @@
               <w:ind w:left="0" w:firstLine="0"/>
             </w:pPr>
             <w:r>
-              <w:t xml:space="preserve"> </w:t>
+              <w:t xml:space="preserve"> 0</w:t>
             </w:r>
           </w:p>
         </w:tc>
@@ -26367,7 +26376,7 @@
               <w:ind w:left="2" w:firstLine="0"/>
             </w:pPr>
             <w:r>
-              <w:t xml:space="preserve"> </w:t>
+              <w:t xml:space="preserve"> 0</w:t>
             </w:r>
           </w:p>
         </w:tc>
@@ -26387,7 +26396,7 @@
               <w:ind w:left="0" w:firstLine="0"/>
             </w:pPr>
             <w:r>
-              <w:t xml:space="preserve"> </w:t>
+              <w:t xml:space="preserve"> 0</w:t>
             </w:r>
           </w:p>
         </w:tc>
@@ -26407,7 +26416,7 @@
               <w:ind w:left="3" w:firstLine="0"/>
             </w:pPr>
             <w:r>
-              <w:t xml:space="preserve"> </w:t>
+              <w:t xml:space="preserve"> 0</w:t>
             </w:r>
           </w:p>
         </w:tc>
@@ -26430,7 +26439,7 @@
               <w:rPr>
                 <w:b/>
               </w:rPr>
-              <w:t xml:space="preserve"> </w:t>
+              <w:t xml:space="preserve"> 0</w:t>
             </w:r>
           </w:p>
         </w:tc>
@@ -26502,7 +26511,7 @@
               <w:ind w:left="0" w:firstLine="0"/>
             </w:pPr>
             <w:r>
-              <w:t xml:space="preserve"> </w:t>
+              <w:t xml:space="preserve"> 0</w:t>
             </w:r>
           </w:p>
         </w:tc>
@@ -26522,7 +26531,7 @@
               <w:ind w:left="2" w:firstLine="0"/>
             </w:pPr>
             <w:r>
-              <w:t xml:space="preserve"> </w:t>
+              <w:t xml:space="preserve"> 0</w:t>
             </w:r>
           </w:p>
         </w:tc>
@@ -26542,7 +26551,7 @@
               <w:ind w:left="0" w:firstLine="0"/>
             </w:pPr>
             <w:r>
-              <w:t xml:space="preserve"> </w:t>
+              <w:t xml:space="preserve"> 0</w:t>
             </w:r>
           </w:p>
         </w:tc>
@@ -26562,7 +26571,7 @@
               <w:ind w:left="3" w:firstLine="0"/>
             </w:pPr>
             <w:r>
-              <w:t xml:space="preserve"> </w:t>
+              <w:t xml:space="preserve"> 0</w:t>
             </w:r>
           </w:p>
         </w:tc>
@@ -26585,7 +26594,7 @@
               <w:rPr>
                 <w:b/>
               </w:rPr>
-              <w:t xml:space="preserve"> </w:t>
+              <w:t xml:space="preserve"> 0</w:t>
             </w:r>
           </w:p>
         </w:tc>
@@ -26673,6 +26682,9 @@
             <w:r>
               <w:t xml:space="preserve"> </w:t>
             </w:r>
+            <w:r>
+              <w:t>648 000</w:t>
+            </w:r>
           </w:p>
         </w:tc>
         <w:tc>
@@ -26694,6 +26706,9 @@
             <w:r>
               <w:t xml:space="preserve"> </w:t>
             </w:r>
+            <w:r>
+              <w:t>648 000</w:t>
+            </w:r>
           </w:p>
         </w:tc>
         <w:tc>
@@ -26715,6 +26730,9 @@
             <w:r>
               <w:t xml:space="preserve"> </w:t>
             </w:r>
+            <w:r>
+              <w:t>648 000</w:t>
+            </w:r>
           </w:p>
         </w:tc>
         <w:tc>
@@ -26736,6 +26754,9 @@
             <w:r>
               <w:t xml:space="preserve"> </w:t>
             </w:r>
+            <w:r>
+              <w:t>648 000</w:t>
+            </w:r>
           </w:p>
         </w:tc>
         <w:tc>
@@ -26759,6 +26780,12 @@
                 <w:b/>
               </w:rPr>
               <w:t xml:space="preserve"> </w:t>
+            </w:r>
+            <w:r>
+              <w:rPr>
+                <w:b/>
+              </w:rPr>
+              <w:t>2 592 000</w:t>
             </w:r>
           </w:p>
         </w:tc>
@@ -26806,13 +26833,7 @@
               <w:ind w:left="0" w:firstLine="0"/>
             </w:pPr>
             <w:r>
-              <w:t xml:space="preserve">Страховые взносы (за </w:t>
-            </w:r>
-            <w:r>
-              <w:t>ИП</w:t>
-            </w:r>
-            <w:r>
-              <w:t xml:space="preserve">) </w:t>
+              <w:t xml:space="preserve">Страховые взносы (за ИП) </w:t>
             </w:r>
             <w:r>
               <w:tab/>
@@ -26836,90 +26857,96 @@
               <w:ind w:left="0" w:firstLine="0"/>
             </w:pPr>
             <w:r>
+              <w:t xml:space="preserve"> 15955</w:t>
+            </w:r>
+          </w:p>
+        </w:tc>
+        <w:tc>
+          <w:tcPr>
+            <w:tcW w:w="979" w:type="dxa"/>
+            <w:tcBorders>
+              <w:top w:val="single" w:sz="4" w:space="0" w:color="000000"/>
+              <w:left w:val="single" w:sz="4" w:space="0" w:color="000000"/>
+              <w:bottom w:val="single" w:sz="4" w:space="0" w:color="000000"/>
+              <w:right w:val="single" w:sz="4" w:space="0" w:color="000000"/>
+            </w:tcBorders>
+          </w:tcPr>
+          <w:p>
+            <w:pPr>
+              <w:spacing w:after="0" w:line="259" w:lineRule="auto"/>
+              <w:ind w:left="2" w:firstLine="0"/>
+            </w:pPr>
+            <w:r>
+              <w:t xml:space="preserve"> 15955</w:t>
+            </w:r>
+          </w:p>
+        </w:tc>
+        <w:tc>
+          <w:tcPr>
+            <w:tcW w:w="977" w:type="dxa"/>
+            <w:tcBorders>
+              <w:top w:val="single" w:sz="4" w:space="0" w:color="000000"/>
+              <w:left w:val="single" w:sz="4" w:space="0" w:color="000000"/>
+              <w:bottom w:val="single" w:sz="4" w:space="0" w:color="000000"/>
+              <w:right w:val="single" w:sz="4" w:space="0" w:color="000000"/>
+            </w:tcBorders>
+          </w:tcPr>
+          <w:p>
+            <w:pPr>
+              <w:spacing w:after="0" w:line="259" w:lineRule="auto"/>
+              <w:ind w:left="0" w:firstLine="0"/>
+            </w:pPr>
+            <w:r>
+              <w:t xml:space="preserve"> 15955</w:t>
+            </w:r>
+          </w:p>
+        </w:tc>
+        <w:tc>
+          <w:tcPr>
+            <w:tcW w:w="1030" w:type="dxa"/>
+            <w:tcBorders>
+              <w:top w:val="single" w:sz="4" w:space="0" w:color="000000"/>
+              <w:left w:val="single" w:sz="4" w:space="0" w:color="000000"/>
+              <w:bottom w:val="single" w:sz="4" w:space="0" w:color="000000"/>
+              <w:right w:val="single" w:sz="4" w:space="0" w:color="000000"/>
+            </w:tcBorders>
+          </w:tcPr>
+          <w:p>
+            <w:pPr>
+              <w:spacing w:after="0" w:line="259" w:lineRule="auto"/>
+              <w:ind w:left="3" w:firstLine="0"/>
+            </w:pPr>
+            <w:r>
+              <w:t xml:space="preserve"> 15955</w:t>
+            </w:r>
+          </w:p>
+        </w:tc>
+        <w:tc>
+          <w:tcPr>
+            <w:tcW w:w="1169" w:type="dxa"/>
+            <w:tcBorders>
+              <w:top w:val="single" w:sz="4" w:space="0" w:color="000000"/>
+              <w:left w:val="single" w:sz="4" w:space="0" w:color="000000"/>
+              <w:bottom w:val="single" w:sz="4" w:space="0" w:color="000000"/>
+              <w:right w:val="single" w:sz="4" w:space="0" w:color="000000"/>
+            </w:tcBorders>
+          </w:tcPr>
+          <w:p>
+            <w:pPr>
+              <w:spacing w:after="0" w:line="259" w:lineRule="auto"/>
+              <w:ind w:left="2" w:firstLine="0"/>
+            </w:pPr>
+            <w:r>
+              <w:rPr>
+                <w:b/>
+              </w:rPr>
               <w:t xml:space="preserve"> </w:t>
             </w:r>
-          </w:p>
-        </w:tc>
-        <w:tc>
-          <w:tcPr>
-            <w:tcW w:w="979" w:type="dxa"/>
-            <w:tcBorders>
-              <w:top w:val="single" w:sz="4" w:space="0" w:color="000000"/>
-              <w:left w:val="single" w:sz="4" w:space="0" w:color="000000"/>
-              <w:bottom w:val="single" w:sz="4" w:space="0" w:color="000000"/>
-              <w:right w:val="single" w:sz="4" w:space="0" w:color="000000"/>
-            </w:tcBorders>
-          </w:tcPr>
-          <w:p>
-            <w:pPr>
-              <w:spacing w:after="0" w:line="259" w:lineRule="auto"/>
-              <w:ind w:left="2" w:firstLine="0"/>
-            </w:pPr>
-            <w:r>
-              <w:t xml:space="preserve"> </w:t>
-            </w:r>
-          </w:p>
-        </w:tc>
-        <w:tc>
-          <w:tcPr>
-            <w:tcW w:w="977" w:type="dxa"/>
-            <w:tcBorders>
-              <w:top w:val="single" w:sz="4" w:space="0" w:color="000000"/>
-              <w:left w:val="single" w:sz="4" w:space="0" w:color="000000"/>
-              <w:bottom w:val="single" w:sz="4" w:space="0" w:color="000000"/>
-              <w:right w:val="single" w:sz="4" w:space="0" w:color="000000"/>
-            </w:tcBorders>
-          </w:tcPr>
-          <w:p>
-            <w:pPr>
-              <w:spacing w:after="0" w:line="259" w:lineRule="auto"/>
-              <w:ind w:left="0" w:firstLine="0"/>
-            </w:pPr>
-            <w:r>
-              <w:t xml:space="preserve"> </w:t>
-            </w:r>
-          </w:p>
-        </w:tc>
-        <w:tc>
-          <w:tcPr>
-            <w:tcW w:w="1030" w:type="dxa"/>
-            <w:tcBorders>
-              <w:top w:val="single" w:sz="4" w:space="0" w:color="000000"/>
-              <w:left w:val="single" w:sz="4" w:space="0" w:color="000000"/>
-              <w:bottom w:val="single" w:sz="4" w:space="0" w:color="000000"/>
-              <w:right w:val="single" w:sz="4" w:space="0" w:color="000000"/>
-            </w:tcBorders>
-          </w:tcPr>
-          <w:p>
-            <w:pPr>
-              <w:spacing w:after="0" w:line="259" w:lineRule="auto"/>
-              <w:ind w:left="3" w:firstLine="0"/>
-            </w:pPr>
-            <w:r>
-              <w:t xml:space="preserve"> </w:t>
-            </w:r>
-          </w:p>
-        </w:tc>
-        <w:tc>
-          <w:tcPr>
-            <w:tcW w:w="1169" w:type="dxa"/>
-            <w:tcBorders>
-              <w:top w:val="single" w:sz="4" w:space="0" w:color="000000"/>
-              <w:left w:val="single" w:sz="4" w:space="0" w:color="000000"/>
-              <w:bottom w:val="single" w:sz="4" w:space="0" w:color="000000"/>
-              <w:right w:val="single" w:sz="4" w:space="0" w:color="000000"/>
-            </w:tcBorders>
-          </w:tcPr>
-          <w:p>
-            <w:pPr>
-              <w:spacing w:after="0" w:line="259" w:lineRule="auto"/>
-              <w:ind w:left="2" w:firstLine="0"/>
-            </w:pPr>
-            <w:r>
-              <w:rPr>
-                <w:b/>
-              </w:rPr>
-              <w:t xml:space="preserve"> </w:t>
+            <w:r>
+              <w:rPr>
+                <w:b/>
+              </w:rPr>
+              <w:t>63 820</w:t>
             </w:r>
           </w:p>
         </w:tc>
@@ -26991,7 +27018,7 @@
               <w:ind w:left="0" w:firstLine="0"/>
             </w:pPr>
             <w:r>
-              <w:t xml:space="preserve"> </w:t>
+              <w:t xml:space="preserve"> 0</w:t>
             </w:r>
           </w:p>
         </w:tc>
@@ -27011,7 +27038,7 @@
               <w:ind w:left="2" w:firstLine="0"/>
             </w:pPr>
             <w:r>
-              <w:t xml:space="preserve"> </w:t>
+              <w:t xml:space="preserve"> 0</w:t>
             </w:r>
           </w:p>
         </w:tc>
@@ -27031,7 +27058,7 @@
               <w:ind w:left="0" w:firstLine="0"/>
             </w:pPr>
             <w:r>
-              <w:t xml:space="preserve"> </w:t>
+              <w:t xml:space="preserve"> 0</w:t>
             </w:r>
           </w:p>
         </w:tc>
@@ -27051,7 +27078,7 @@
               <w:ind w:left="3" w:firstLine="0"/>
             </w:pPr>
             <w:r>
-              <w:t xml:space="preserve"> </w:t>
+              <w:t xml:space="preserve"> 0</w:t>
             </w:r>
           </w:p>
         </w:tc>
@@ -27074,7 +27101,7 @@
               <w:rPr>
                 <w:b/>
               </w:rPr>
-              <w:t xml:space="preserve"> </w:t>
+              <w:t xml:space="preserve"> 0</w:t>
             </w:r>
           </w:p>
         </w:tc>
@@ -27119,9 +27146,21 @@
       <w:pPr>
         <w:spacing w:after="0" w:line="259" w:lineRule="auto"/>
         <w:ind w:left="0" w:firstLine="0"/>
+        <w:rPr>
+          <w:b/>
+          <w:bCs/>
+        </w:rPr>
       </w:pPr>
       <w:r>
+        <w:lastRenderedPageBreak/>
         <w:t xml:space="preserve"> </w:t>
+      </w:r>
+      <w:r>
+        <w:rPr>
+          <w:b/>
+          <w:bCs/>
+        </w:rPr>
+        <w:t>РЕЗЮМЕ:</w:t>
       </w:r>
     </w:p>
     <w:p>
@@ -27135,12 +27174,503 @@
     </w:p>
     <w:p>
       <w:pPr>
-        <w:spacing w:after="0" w:line="259" w:lineRule="auto"/>
-        <w:ind w:left="0" w:firstLine="0"/>
+        <w:spacing w:line="360" w:lineRule="auto"/>
+        <w:ind w:firstLine="708"/>
+        <w:jc w:val="both"/>
+        <w:rPr>
+          <w:sz w:val="28"/>
+          <w:szCs w:val="28"/>
+        </w:rPr>
       </w:pPr>
       <w:r>
         <w:t xml:space="preserve"> </w:t>
       </w:r>
+      <w:proofErr w:type="spellStart"/>
+      <w:r>
+        <w:rPr>
+          <w:b/>
+          <w:bCs/>
+          <w:sz w:val="28"/>
+          <w:szCs w:val="28"/>
+        </w:rPr>
+        <w:t>SmartTravel</w:t>
+      </w:r>
+      <w:proofErr w:type="spellEnd"/>
+      <w:r>
+        <w:rPr>
+          <w:b/>
+          <w:bCs/>
+          <w:sz w:val="28"/>
+          <w:szCs w:val="28"/>
+        </w:rPr>
+        <w:t xml:space="preserve"> </w:t>
+      </w:r>
+      <w:proofErr w:type="spellStart"/>
+      <w:r>
+        <w:rPr>
+          <w:b/>
+          <w:bCs/>
+          <w:sz w:val="28"/>
+          <w:szCs w:val="28"/>
+        </w:rPr>
+        <w:t>Planner</w:t>
+      </w:r>
+      <w:proofErr w:type="spellEnd"/>
+      <w:r>
+        <w:rPr>
+          <w:sz w:val="28"/>
+          <w:szCs w:val="28"/>
+        </w:rPr>
+        <w:t xml:space="preserve"> — это веб-приложение, предназначенное для автоматического формирования персонализированных маршрутов путешествий с учетом</w:t>
+      </w:r>
+      <w:r>
+        <w:rPr>
+          <w:sz w:val="28"/>
+          <w:szCs w:val="28"/>
+        </w:rPr>
+        <w:t xml:space="preserve"> </w:t>
+      </w:r>
+      <w:r>
+        <w:rPr>
+          <w:sz w:val="28"/>
+          <w:szCs w:val="28"/>
+        </w:rPr>
+        <w:t>бюджета пользователя</w:t>
+      </w:r>
+      <w:r>
+        <w:rPr>
+          <w:sz w:val="28"/>
+          <w:szCs w:val="28"/>
+        </w:rPr>
+        <w:t xml:space="preserve">, </w:t>
+      </w:r>
+      <w:r>
+        <w:rPr>
+          <w:sz w:val="28"/>
+          <w:szCs w:val="28"/>
+        </w:rPr>
+        <w:t>предпочтений</w:t>
+      </w:r>
+      <w:r>
+        <w:rPr>
+          <w:sz w:val="28"/>
+          <w:szCs w:val="28"/>
+        </w:rPr>
+        <w:t xml:space="preserve">, </w:t>
+      </w:r>
+      <w:r>
+        <w:rPr>
+          <w:sz w:val="28"/>
+          <w:szCs w:val="28"/>
+        </w:rPr>
+        <w:t xml:space="preserve">длительности поездки </w:t>
+      </w:r>
+      <w:r>
+        <w:rPr>
+          <w:sz w:val="28"/>
+          <w:szCs w:val="28"/>
+        </w:rPr>
+        <w:t xml:space="preserve">и </w:t>
+      </w:r>
+      <w:r>
+        <w:rPr>
+          <w:sz w:val="28"/>
+          <w:szCs w:val="28"/>
+        </w:rPr>
+        <w:t>географических ограничений</w:t>
+      </w:r>
+      <w:r>
+        <w:rPr>
+          <w:sz w:val="28"/>
+          <w:szCs w:val="28"/>
+        </w:rPr>
+        <w:t>.</w:t>
+      </w:r>
+    </w:p>
+    <w:p>
+      <w:pPr>
+        <w:spacing w:line="360" w:lineRule="auto"/>
+        <w:ind w:firstLine="708"/>
+        <w:jc w:val="both"/>
+        <w:rPr>
+          <w:sz w:val="28"/>
+          <w:szCs w:val="28"/>
+        </w:rPr>
+      </w:pPr>
+      <w:r>
+        <w:rPr>
+          <w:b/>
+          <w:bCs/>
+          <w:sz w:val="28"/>
+          <w:szCs w:val="28"/>
+        </w:rPr>
+        <w:t>Целью проекта</w:t>
+      </w:r>
+      <w:r>
+        <w:rPr>
+          <w:sz w:val="28"/>
+          <w:szCs w:val="28"/>
+        </w:rPr>
+        <w:t xml:space="preserve"> является с</w:t>
+      </w:r>
+      <w:r>
+        <w:rPr>
+          <w:sz w:val="28"/>
+          <w:szCs w:val="28"/>
+        </w:rPr>
+        <w:t>озда</w:t>
+      </w:r>
+      <w:r>
+        <w:rPr>
+          <w:sz w:val="28"/>
+          <w:szCs w:val="28"/>
+        </w:rPr>
+        <w:t>ние</w:t>
+      </w:r>
+      <w:r>
+        <w:rPr>
+          <w:sz w:val="28"/>
+          <w:szCs w:val="28"/>
+        </w:rPr>
+        <w:t xml:space="preserve"> сервис</w:t>
+      </w:r>
+      <w:r>
+        <w:rPr>
+          <w:sz w:val="28"/>
+          <w:szCs w:val="28"/>
+        </w:rPr>
+        <w:t>а</w:t>
+      </w:r>
+      <w:r>
+        <w:rPr>
+          <w:sz w:val="28"/>
+          <w:szCs w:val="28"/>
+        </w:rPr>
+        <w:t>, который</w:t>
+      </w:r>
+      <w:r>
+        <w:rPr>
+          <w:sz w:val="28"/>
+          <w:szCs w:val="28"/>
+        </w:rPr>
+        <w:t xml:space="preserve"> </w:t>
+      </w:r>
+      <w:r>
+        <w:rPr>
+          <w:sz w:val="28"/>
+          <w:szCs w:val="28"/>
+        </w:rPr>
+        <w:t>сокращает время планирования поездки</w:t>
+      </w:r>
+      <w:r>
+        <w:rPr>
+          <w:sz w:val="28"/>
+          <w:szCs w:val="28"/>
+        </w:rPr>
+        <w:t xml:space="preserve">, </w:t>
+      </w:r>
+      <w:r>
+        <w:rPr>
+          <w:sz w:val="28"/>
+          <w:szCs w:val="28"/>
+        </w:rPr>
+        <w:t xml:space="preserve">повышает качество маршрутов </w:t>
+      </w:r>
+      <w:r>
+        <w:rPr>
+          <w:sz w:val="28"/>
+          <w:szCs w:val="28"/>
+        </w:rPr>
+        <w:t xml:space="preserve">и </w:t>
+      </w:r>
+      <w:r>
+        <w:rPr>
+          <w:sz w:val="28"/>
+          <w:szCs w:val="28"/>
+        </w:rPr>
+        <w:t>предоставляет персонализированные рекомендации</w:t>
+      </w:r>
+      <w:r>
+        <w:rPr>
+          <w:sz w:val="28"/>
+          <w:szCs w:val="28"/>
+        </w:rPr>
+        <w:t>.</w:t>
+      </w:r>
+    </w:p>
+    <w:p>
+      <w:pPr>
+        <w:spacing w:line="360" w:lineRule="auto"/>
+        <w:ind w:firstLine="708"/>
+        <w:jc w:val="both"/>
+        <w:rPr>
+          <w:b/>
+          <w:bCs/>
+          <w:sz w:val="28"/>
+          <w:szCs w:val="28"/>
+        </w:rPr>
+      </w:pPr>
+      <w:r>
+        <w:rPr>
+          <w:sz w:val="28"/>
+          <w:szCs w:val="28"/>
+        </w:rPr>
+        <w:t>Продвижение проекта планируется через интернет-рекламу, Telegram-каналы</w:t>
+      </w:r>
+      <w:r>
+        <w:rPr>
+          <w:sz w:val="28"/>
+          <w:szCs w:val="28"/>
+        </w:rPr>
+        <w:t xml:space="preserve"> и</w:t>
+      </w:r>
+      <w:r>
+        <w:rPr>
+          <w:sz w:val="28"/>
+          <w:szCs w:val="28"/>
+        </w:rPr>
+        <w:t xml:space="preserve"> видеохостинги. Основной акцент делается на цифровой маркетинг и развитие узнаваемости бренда.</w:t>
+      </w:r>
+      <w:r>
+        <w:rPr>
+          <w:b/>
+          <w:bCs/>
+          <w:sz w:val="28"/>
+          <w:szCs w:val="28"/>
+        </w:rPr>
+        <w:t xml:space="preserve"> </w:t>
+      </w:r>
+    </w:p>
+    <w:p>
+      <w:pPr>
+        <w:spacing w:line="360" w:lineRule="auto"/>
+        <w:ind w:firstLine="708"/>
+        <w:jc w:val="both"/>
+        <w:rPr>
+          <w:sz w:val="28"/>
+          <w:szCs w:val="28"/>
+        </w:rPr>
+      </w:pPr>
+      <w:r>
+        <w:rPr>
+          <w:b/>
+          <w:bCs/>
+          <w:sz w:val="28"/>
+          <w:szCs w:val="28"/>
+        </w:rPr>
+        <w:t>Миссией проекта</w:t>
+      </w:r>
+      <w:r>
+        <w:rPr>
+          <w:sz w:val="28"/>
+          <w:szCs w:val="28"/>
+        </w:rPr>
+        <w:t xml:space="preserve"> является п</w:t>
+      </w:r>
+      <w:r>
+        <w:rPr>
+          <w:sz w:val="28"/>
+          <w:szCs w:val="28"/>
+        </w:rPr>
+        <w:t>омо</w:t>
+      </w:r>
+      <w:r>
+        <w:rPr>
+          <w:sz w:val="28"/>
+          <w:szCs w:val="28"/>
+        </w:rPr>
+        <w:t>щ</w:t>
+      </w:r>
+      <w:r>
+        <w:rPr>
+          <w:sz w:val="28"/>
+          <w:szCs w:val="28"/>
+        </w:rPr>
+        <w:t>ь людям организовывать комфортные и интересные путешествия быстро, удобно и доступно.</w:t>
+      </w:r>
+      <w:r>
+        <w:rPr>
+          <w:sz w:val="28"/>
+          <w:szCs w:val="28"/>
+        </w:rPr>
+        <w:t xml:space="preserve"> Идеальный результат - с</w:t>
+      </w:r>
+      <w:r>
+        <w:rPr>
+          <w:sz w:val="28"/>
+          <w:szCs w:val="28"/>
+        </w:rPr>
+        <w:t>оздание международной платформы для интеллектуального планирования путешествий и цифрового сопровождения туристов.</w:t>
+      </w:r>
+    </w:p>
+    <w:p>
+      <w:pPr>
+        <w:spacing w:line="360" w:lineRule="auto"/>
+        <w:ind w:firstLine="708"/>
+        <w:jc w:val="both"/>
+        <w:rPr>
+          <w:sz w:val="28"/>
+          <w:szCs w:val="28"/>
+        </w:rPr>
+      </w:pPr>
+      <w:r>
+        <w:rPr>
+          <w:sz w:val="28"/>
+          <w:szCs w:val="28"/>
+        </w:rPr>
+        <w:t>Проект обладает высоким потенциалом масштабирования за счет расширения функциональности, выхода на международный рынок и внедрения технологий искусственного интеллекта для автоматической генерации маршрутов и рекомендаций.</w:t>
+      </w:r>
+      <w:r>
+        <w:rPr>
+          <w:sz w:val="28"/>
+          <w:szCs w:val="28"/>
+        </w:rPr>
+        <w:t xml:space="preserve"> </w:t>
+      </w:r>
+    </w:p>
+    <w:p>
+      <w:pPr>
+        <w:spacing w:line="360" w:lineRule="auto"/>
+        <w:ind w:firstLine="698"/>
+        <w:jc w:val="both"/>
+        <w:rPr>
+          <w:sz w:val="28"/>
+          <w:szCs w:val="28"/>
+        </w:rPr>
+      </w:pPr>
+      <w:r>
+        <w:rPr>
+          <w:b/>
+          <w:bCs/>
+          <w:sz w:val="28"/>
+          <w:szCs w:val="28"/>
+        </w:rPr>
+        <w:t>Финансовые показатели проекта:</w:t>
+      </w:r>
+    </w:p>
+    <w:p>
+      <w:pPr>
+        <w:numPr>
+          <w:ilvl w:val="0"/>
+          <w:numId w:val="7"/>
+        </w:numPr>
+        <w:tabs>
+          <w:tab w:val="num" w:pos="720"/>
+        </w:tabs>
+        <w:spacing w:line="360" w:lineRule="auto"/>
+        <w:jc w:val="both"/>
+        <w:rPr>
+          <w:sz w:val="28"/>
+          <w:szCs w:val="28"/>
+        </w:rPr>
+      </w:pPr>
+      <w:r>
+        <w:rPr>
+          <w:sz w:val="28"/>
+          <w:szCs w:val="28"/>
+        </w:rPr>
+        <w:t xml:space="preserve">Общий объем инвестиций: 10 000 000 руб. </w:t>
+      </w:r>
+    </w:p>
+    <w:p>
+      <w:pPr>
+        <w:numPr>
+          <w:ilvl w:val="0"/>
+          <w:numId w:val="7"/>
+        </w:numPr>
+        <w:tabs>
+          <w:tab w:val="num" w:pos="720"/>
+        </w:tabs>
+        <w:spacing w:line="360" w:lineRule="auto"/>
+        <w:jc w:val="both"/>
+        <w:rPr>
+          <w:sz w:val="28"/>
+          <w:szCs w:val="28"/>
+        </w:rPr>
+      </w:pPr>
+      <w:r>
+        <w:rPr>
+          <w:sz w:val="28"/>
+          <w:szCs w:val="28"/>
+        </w:rPr>
+        <w:t xml:space="preserve">Источник финансирования: собственные средства. </w:t>
+      </w:r>
+    </w:p>
+    <w:p>
+      <w:pPr>
+        <w:numPr>
+          <w:ilvl w:val="0"/>
+          <w:numId w:val="7"/>
+        </w:numPr>
+        <w:tabs>
+          <w:tab w:val="num" w:pos="720"/>
+        </w:tabs>
+        <w:spacing w:line="360" w:lineRule="auto"/>
+        <w:jc w:val="both"/>
+        <w:rPr>
+          <w:sz w:val="28"/>
+          <w:szCs w:val="28"/>
+        </w:rPr>
+      </w:pPr>
+      <w:r>
+        <w:rPr>
+          <w:sz w:val="28"/>
+          <w:szCs w:val="28"/>
+        </w:rPr>
+        <w:t xml:space="preserve">Планируемая рентабельность продаж: 12,5%. </w:t>
+      </w:r>
+    </w:p>
+    <w:p>
+      <w:pPr>
+        <w:numPr>
+          <w:ilvl w:val="0"/>
+          <w:numId w:val="7"/>
+        </w:numPr>
+        <w:tabs>
+          <w:tab w:val="num" w:pos="720"/>
+        </w:tabs>
+        <w:spacing w:line="360" w:lineRule="auto"/>
+        <w:jc w:val="both"/>
+        <w:rPr>
+          <w:sz w:val="28"/>
+          <w:szCs w:val="28"/>
+        </w:rPr>
+      </w:pPr>
+      <w:r>
+        <w:rPr>
+          <w:sz w:val="28"/>
+          <w:szCs w:val="28"/>
+        </w:rPr>
+        <w:t>Срок окупаемости проекта: 72 месяца.</w:t>
+      </w:r>
+    </w:p>
+    <w:p>
+      <w:pPr>
+        <w:spacing w:line="360" w:lineRule="auto"/>
+        <w:ind w:firstLine="708"/>
+        <w:jc w:val="both"/>
+        <w:rPr>
+          <w:sz w:val="28"/>
+          <w:szCs w:val="28"/>
+        </w:rPr>
+      </w:pPr>
+    </w:p>
+    <w:p>
+      <w:pPr>
+        <w:spacing w:line="360" w:lineRule="auto"/>
+        <w:ind w:firstLine="708"/>
+        <w:jc w:val="both"/>
+        <w:rPr>
+          <w:sz w:val="28"/>
+          <w:szCs w:val="28"/>
+        </w:rPr>
+      </w:pPr>
+    </w:p>
+    <w:p>
+      <w:pPr>
+        <w:spacing w:after="0" w:line="259" w:lineRule="auto"/>
+        <w:ind w:left="0" w:firstLine="0"/>
+      </w:pPr>
     </w:p>
     <w:p>
       <w:pPr>
@@ -27179,7 +27709,7 @@
 </file>
 
 <file path=word/numbering.xml><?xml version="1.0" encoding="utf-8"?>
-<w:numbering xmlns:wpc="http://schemas.microsoft.com/office/word/2010/wordprocessingCanvas" xmlns:cx="http://schemas.microsoft.com/office/drawing/2014/chartex" xmlns:cx1="http://schemas.microsoft.com/office/drawing/2015/9/8/chartex" xmlns:cx2="http://schemas.microsoft.com/office/drawing/2015/10/21/chartex" xmlns:cx3="http://schemas.microsoft.com/office/drawing/2016/5/9/chartex" xmlns:cx4="http://schemas.microsoft.com/office/drawing/2016/5/10/chartex" xmlns:cx5="http://schemas.microsoft.com/office/drawing/2016/5/11/chartex" xmlns:cx6="http://schemas.microsoft.com/office/drawing/2016/5/12/chartex" xmlns:cx7="http://schemas.microsoft.com/office/drawing/2016/5/13/chartex" xmlns:cx8="http://schemas.microsoft.com/office/drawing/2016/5/14/chartex" xmlns:mc="http://schemas.openxmlformats.org/markup-compatibility/2006" xmlns:aink="http://schemas.microsoft.com/office/drawing/2016/ink" xmlns:am3d="http://schemas.microsoft.com/office/drawing/2017/model3d" xmlns:o="urn:schemas-microsoft-com:office:office" xmlns:r="http://schemas.openxmlformats.org/officeDocument/2006/relationships" xmlns:m="http://schemas.openxmlformats.org/officeDocument/2006/math" xmlns:v="urn:schemas-microsoft-com:vml" xmlns:wp14="http://schemas.microsoft.com/office/word/2010/wordprocessingDrawing" xmlns:wp="http://schemas.openxmlformats.org/drawingml/2006/wordprocessingDrawing" xmlns:w10="urn:schemas-microsoft-com:office:word" xmlns:w="http://schemas.openxmlformats.org/wordprocessingml/2006/main" xmlns:w14="http://schemas.microsoft.com/office/word/2010/wordml" xmlns:w15="http://schemas.microsoft.com/office/word/2012/wordml" xmlns:w16cid="http://schemas.microsoft.com/office/word/2016/wordml/cid" xmlns:w16se="http://schemas.microsoft.com/office/word/2015/wordml/symex" xmlns:wpg="http://schemas.microsoft.com/office/word/2010/wordprocessingGroup" xmlns:wpi="http://schemas.microsoft.com/office/word/2010/wordprocessingInk" xmlns:wne="http://schemas.microsoft.com/office/word/2006/wordml" xmlns:wps="http://schemas.microsoft.com/office/word/2010/wordprocessingShape" mc:Ignorable="w14 w15 w16se w16cid wp14">
+<w:numbering xmlns:wpc="http://schemas.microsoft.com/office/word/2010/wordprocessingCanvas" xmlns:cx="http://schemas.microsoft.com/office/drawing/2014/chartex" xmlns:cx1="http://schemas.microsoft.com/office/drawing/2015/9/8/chartex" xmlns:cx2="http://schemas.microsoft.com/office/drawing/2015/10/21/chartex" xmlns:cx3="http://schemas.microsoft.com/office/drawing/2016/5/9/chartex" xmlns:cx4="http://schemas.microsoft.com/office/drawing/2016/5/10/chartex" xmlns:cx5="http://schemas.microsoft.com/office/drawing/2016/5/11/chartex" xmlns:cx6="http://schemas.microsoft.com/office/drawing/2016/5/12/chartex" xmlns:cx7="http://schemas.microsoft.com/office/drawing/2016/5/13/chartex" xmlns:cx8="http://schemas.microsoft.com/office/drawing/2016/5/14/chartex" xmlns:mc="http://schemas.openxmlformats.org/markup-compatibility/2006" xmlns:aink="http://schemas.microsoft.com/office/drawing/2016/ink" xmlns:am3d="http://schemas.microsoft.com/office/drawing/2017/model3d" xmlns:o="urn:schemas-microsoft-com:office:office" xmlns:oel="http://schemas.microsoft.com/office/2019/extlst" xmlns:r="http://schemas.openxmlformats.org/officeDocument/2006/relationships" xmlns:m="http://schemas.openxmlformats.org/officeDocument/2006/math" xmlns:v="urn:schemas-microsoft-com:vml" xmlns:wp14="http://schemas.microsoft.com/office/word/2010/wordprocessingDrawing" xmlns:wp="http://schemas.openxmlformats.org/drawingml/2006/wordprocessingDrawing" xmlns:w10="urn:schemas-microsoft-com:office:word" xmlns:w="http://schemas.openxmlformats.org/wordprocessingml/2006/main" xmlns:w14="http://schemas.microsoft.com/office/word/2010/wordml" xmlns:w15="http://schemas.microsoft.com/office/word/2012/wordml" xmlns:w16cex="http://schemas.microsoft.com/office/word/2018/wordml/cex" xmlns:w16cid="http://schemas.microsoft.com/office/word/2016/wordml/cid" xmlns:w16="http://schemas.microsoft.com/office/word/2018/wordml" xmlns:w16sdtdh="http://schemas.microsoft.com/office/word/2020/wordml/sdtdatahash" xmlns:w16se="http://schemas.microsoft.com/office/word/2015/wordml/symex" xmlns:wpg="http://schemas.microsoft.com/office/word/2010/wordprocessingGroup" xmlns:wpi="http://schemas.microsoft.com/office/word/2010/wordprocessingInk" xmlns:wne="http://schemas.microsoft.com/office/word/2006/wordml" xmlns:wps="http://schemas.microsoft.com/office/word/2010/wordprocessingShape" mc:Ignorable="w14 w15 w16se w16cid w16 w16cex w16sdtdh wp14">
   <w:abstractNum w:abstractNumId="0" w15:restartNumberingAfterBreak="0">
     <w:nsid w:val="12241AEF"/>
     <w:multiLevelType w:val="hybridMultilevel"/>
@@ -27844,6 +28374,155 @@
     </w:lvl>
   </w:abstractNum>
   <w:abstractNum w:abstractNumId="3" w15:restartNumberingAfterBreak="0">
+    <w:nsid w:val="5C1966BE"/>
+    <w:multiLevelType w:val="multilevel"/>
+    <w:tmpl w:val="A90A663E"/>
+    <w:lvl w:ilvl="0">
+      <w:start w:val="1"/>
+      <w:numFmt w:val="bullet"/>
+      <w:lvlText w:val=""/>
+      <w:lvlJc w:val="left"/>
+      <w:pPr>
+        <w:tabs>
+          <w:tab w:val="num" w:pos="1068"/>
+        </w:tabs>
+        <w:ind w:left="1068" w:hanging="360"/>
+      </w:pPr>
+      <w:rPr>
+        <w:rFonts w:ascii="Symbol" w:hAnsi="Symbol" w:hint="default"/>
+        <w:sz w:val="20"/>
+      </w:rPr>
+    </w:lvl>
+    <w:lvl w:ilvl="1" w:tentative="1">
+      <w:start w:val="1"/>
+      <w:numFmt w:val="bullet"/>
+      <w:lvlText w:val="o"/>
+      <w:lvlJc w:val="left"/>
+      <w:pPr>
+        <w:tabs>
+          <w:tab w:val="num" w:pos="1788"/>
+        </w:tabs>
+        <w:ind w:left="1788" w:hanging="360"/>
+      </w:pPr>
+      <w:rPr>
+        <w:rFonts w:ascii="Courier New" w:hAnsi="Courier New" w:hint="default"/>
+        <w:sz w:val="20"/>
+      </w:rPr>
+    </w:lvl>
+    <w:lvl w:ilvl="2" w:tentative="1">
+      <w:start w:val="1"/>
+      <w:numFmt w:val="bullet"/>
+      <w:lvlText w:val=""/>
+      <w:lvlJc w:val="left"/>
+      <w:pPr>
+        <w:tabs>
+          <w:tab w:val="num" w:pos="2508"/>
+        </w:tabs>
+        <w:ind w:left="2508" w:hanging="360"/>
+      </w:pPr>
+      <w:rPr>
+        <w:rFonts w:ascii="Wingdings" w:hAnsi="Wingdings" w:hint="default"/>
+        <w:sz w:val="20"/>
+      </w:rPr>
+    </w:lvl>
+    <w:lvl w:ilvl="3" w:tentative="1">
+      <w:start w:val="1"/>
+      <w:numFmt w:val="bullet"/>
+      <w:lvlText w:val=""/>
+      <w:lvlJc w:val="left"/>
+      <w:pPr>
+        <w:tabs>
+          <w:tab w:val="num" w:pos="3228"/>
+        </w:tabs>
+        <w:ind w:left="3228" w:hanging="360"/>
+      </w:pPr>
+      <w:rPr>
+        <w:rFonts w:ascii="Wingdings" w:hAnsi="Wingdings" w:hint="default"/>
+        <w:sz w:val="20"/>
+      </w:rPr>
+    </w:lvl>
+    <w:lvl w:ilvl="4" w:tentative="1">
+      <w:start w:val="1"/>
+      <w:numFmt w:val="bullet"/>
+      <w:lvlText w:val=""/>
+      <w:lvlJc w:val="left"/>
+      <w:pPr>
+        <w:tabs>
+          <w:tab w:val="num" w:pos="3948"/>
+        </w:tabs>
+        <w:ind w:left="3948" w:hanging="360"/>
+      </w:pPr>
+      <w:rPr>
+        <w:rFonts w:ascii="Wingdings" w:hAnsi="Wingdings" w:hint="default"/>
+        <w:sz w:val="20"/>
+      </w:rPr>
+    </w:lvl>
+    <w:lvl w:ilvl="5" w:tentative="1">
+      <w:start w:val="1"/>
+      <w:numFmt w:val="bullet"/>
+      <w:lvlText w:val=""/>
+      <w:lvlJc w:val="left"/>
+      <w:pPr>
+        <w:tabs>
+          <w:tab w:val="num" w:pos="4668"/>
+        </w:tabs>
+        <w:ind w:left="4668" w:hanging="360"/>
+      </w:pPr>
+      <w:rPr>
+        <w:rFonts w:ascii="Wingdings" w:hAnsi="Wingdings" w:hint="default"/>
+        <w:sz w:val="20"/>
+      </w:rPr>
+    </w:lvl>
+    <w:lvl w:ilvl="6" w:tentative="1">
+      <w:start w:val="1"/>
+      <w:numFmt w:val="bullet"/>
+      <w:lvlText w:val=""/>
+      <w:lvlJc w:val="left"/>
+      <w:pPr>
+        <w:tabs>
+          <w:tab w:val="num" w:pos="5388"/>
+        </w:tabs>
+        <w:ind w:left="5388" w:hanging="360"/>
+      </w:pPr>
+      <w:rPr>
+        <w:rFonts w:ascii="Wingdings" w:hAnsi="Wingdings" w:hint="default"/>
+        <w:sz w:val="20"/>
+      </w:rPr>
+    </w:lvl>
+    <w:lvl w:ilvl="7" w:tentative="1">
+      <w:start w:val="1"/>
+      <w:numFmt w:val="bullet"/>
+      <w:lvlText w:val=""/>
+      <w:lvlJc w:val="left"/>
+      <w:pPr>
+        <w:tabs>
+          <w:tab w:val="num" w:pos="6108"/>
+        </w:tabs>
+        <w:ind w:left="6108" w:hanging="360"/>
+      </w:pPr>
+      <w:rPr>
+        <w:rFonts w:ascii="Wingdings" w:hAnsi="Wingdings" w:hint="default"/>
+        <w:sz w:val="20"/>
+      </w:rPr>
+    </w:lvl>
+    <w:lvl w:ilvl="8" w:tentative="1">
+      <w:start w:val="1"/>
+      <w:numFmt w:val="bullet"/>
+      <w:lvlText w:val=""/>
+      <w:lvlJc w:val="left"/>
+      <w:pPr>
+        <w:tabs>
+          <w:tab w:val="num" w:pos="6828"/>
+        </w:tabs>
+        <w:ind w:left="6828" w:hanging="360"/>
+      </w:pPr>
+      <w:rPr>
+        <w:rFonts w:ascii="Wingdings" w:hAnsi="Wingdings" w:hint="default"/>
+        <w:sz w:val="20"/>
+      </w:rPr>
+    </w:lvl>
+  </w:abstractNum>
+  <w:abstractNum w:abstractNumId="4" w15:restartNumberingAfterBreak="0">
     <w:nsid w:val="641413DF"/>
     <w:multiLevelType w:val="hybridMultilevel"/>
     <w:tmpl w:val="220C97FC"/>
@@ -28055,7 +28734,7 @@
       </w:rPr>
     </w:lvl>
   </w:abstractNum>
-  <w:abstractNum w:abstractNumId="4" w15:restartNumberingAfterBreak="0">
+  <w:abstractNum w:abstractNumId="5" w15:restartNumberingAfterBreak="0">
     <w:nsid w:val="6D896439"/>
     <w:multiLevelType w:val="multilevel"/>
     <w:tmpl w:val="48008D7E"/>
@@ -28276,7 +28955,7 @@
       </w:rPr>
     </w:lvl>
   </w:abstractNum>
-  <w:abstractNum w:abstractNumId="5" w15:restartNumberingAfterBreak="0">
+  <w:abstractNum w:abstractNumId="6" w15:restartNumberingAfterBreak="0">
     <w:nsid w:val="6FB2582F"/>
     <w:multiLevelType w:val="hybridMultilevel"/>
     <w:tmpl w:val="99B8C74E"/>
@@ -28488,29 +29167,32 @@
       </w:rPr>
     </w:lvl>
   </w:abstractNum>
-  <w:num w:numId="1">
-    <w:abstractNumId w:val="3"/>
+  <w:num w:numId="1" w16cid:durableId="711000247">
+    <w:abstractNumId w:val="4"/>
   </w:num>
-  <w:num w:numId="2">
+  <w:num w:numId="2" w16cid:durableId="389236256">
+    <w:abstractNumId w:val="6"/>
+  </w:num>
+  <w:num w:numId="3" w16cid:durableId="1080102335">
+    <w:abstractNumId w:val="1"/>
+  </w:num>
+  <w:num w:numId="4" w16cid:durableId="447480181">
+    <w:abstractNumId w:val="0"/>
+  </w:num>
+  <w:num w:numId="5" w16cid:durableId="1435515886">
     <w:abstractNumId w:val="5"/>
   </w:num>
-  <w:num w:numId="3">
-    <w:abstractNumId w:val="1"/>
+  <w:num w:numId="6" w16cid:durableId="2019844867">
+    <w:abstractNumId w:val="2"/>
   </w:num>
-  <w:num w:numId="4">
-    <w:abstractNumId w:val="0"/>
-  </w:num>
-  <w:num w:numId="5">
-    <w:abstractNumId w:val="4"/>
-  </w:num>
-  <w:num w:numId="6">
-    <w:abstractNumId w:val="2"/>
+  <w:num w:numId="7" w16cid:durableId="2023779441">
+    <w:abstractNumId w:val="3"/>
   </w:num>
 </w:numbering>
 </file>
 
 <file path=word/styles.xml><?xml version="1.0" encoding="utf-8"?>
-<w:styles xmlns:mc="http://schemas.openxmlformats.org/markup-compatibility/2006" xmlns:r="http://schemas.openxmlformats.org/officeDocument/2006/relationships" xmlns:w="http://schemas.openxmlformats.org/wordprocessingml/2006/main" xmlns:w14="http://schemas.microsoft.com/office/word/2010/wordml" xmlns:w15="http://schemas.microsoft.com/office/word/2012/wordml" xmlns:w16cid="http://schemas.microsoft.com/office/word/2016/wordml/cid" xmlns:w16se="http://schemas.microsoft.com/office/word/2015/wordml/symex" mc:Ignorable="w14 w15 w16se w16cid">
+<w:styles xmlns:mc="http://schemas.openxmlformats.org/markup-compatibility/2006" xmlns:r="http://schemas.openxmlformats.org/officeDocument/2006/relationships" xmlns:w="http://schemas.openxmlformats.org/wordprocessingml/2006/main" xmlns:w14="http://schemas.microsoft.com/office/word/2010/wordml" xmlns:w15="http://schemas.microsoft.com/office/word/2012/wordml" xmlns:w16cex="http://schemas.microsoft.com/office/word/2018/wordml/cex" xmlns:w16cid="http://schemas.microsoft.com/office/word/2016/wordml/cid" xmlns:w16="http://schemas.microsoft.com/office/word/2018/wordml" xmlns:w16sdtdh="http://schemas.microsoft.com/office/word/2020/wordml/sdtdatahash" xmlns:w16se="http://schemas.microsoft.com/office/word/2015/wordml/symex" mc:Ignorable="w14 w15 w16se w16cid w16 w16cex w16sdtdh">
   <w:docDefaults>
     <w:rPrDefault>
       <w:rPr>
@@ -28522,7 +29204,7 @@
     </w:rPrDefault>
     <w:pPrDefault/>
   </w:docDefaults>
-  <w:latentStyles w:defLockedState="0" w:defUIPriority="99" w:defSemiHidden="0" w:defUnhideWhenUsed="0" w:defQFormat="0" w:count="375">
+  <w:latentStyles w:defLockedState="0" w:defUIPriority="99" w:defSemiHidden="0" w:defUnhideWhenUsed="0" w:defQFormat="0" w:count="376">
     <w:lsdException w:name="Normal" w:uiPriority="0" w:qFormat="1"/>
     <w:lsdException w:name="heading 1" w:uiPriority="9" w:qFormat="1"/>
     <w:lsdException w:name="heading 2" w:semiHidden="1" w:uiPriority="9" w:unhideWhenUsed="1" w:qFormat="1"/>
@@ -28898,6 +29580,7 @@
     <w:lsdException w:name="Smart Hyperlink" w:semiHidden="1" w:unhideWhenUsed="1"/>
     <w:lsdException w:name="Hashtag" w:semiHidden="1" w:unhideWhenUsed="1"/>
     <w:lsdException w:name="Unresolved Mention" w:semiHidden="1" w:unhideWhenUsed="1"/>
+    <w:lsdException w:name="Smart Link" w:semiHidden="1" w:unhideWhenUsed="1"/>
   </w:latentStyles>
   <w:style w:type="paragraph" w:default="1" w:styleId="a">
     <w:name w:val="Normal"/>
@@ -28956,7 +29639,6 @@
   <w:style w:type="character" w:default="1" w:styleId="a0">
     <w:name w:val="Default Paragraph Font"/>
     <w:uiPriority w:val="1"/>
-    <w:semiHidden/>
     <w:unhideWhenUsed/>
   </w:style>
   <w:style w:type="table" w:default="1" w:styleId="a1">
@@ -29011,6 +29693,80 @@
     <w:rPr>
       <w:rFonts w:asciiTheme="majorHAnsi" w:eastAsiaTheme="majorEastAsia" w:hAnsiTheme="majorHAnsi" w:cstheme="majorBidi"/>
       <w:color w:val="1F3763" w:themeColor="accent1" w:themeShade="7F"/>
+      <w:lang w:bidi="ru-RU"/>
+    </w:rPr>
+  </w:style>
+  <w:style w:type="character" w:styleId="a3">
+    <w:name w:val="annotation reference"/>
+    <w:basedOn w:val="a0"/>
+    <w:uiPriority w:val="99"/>
+    <w:semiHidden/>
+    <w:unhideWhenUsed/>
+    <w:rsid w:val="00624B12"/>
+    <w:rPr>
+      <w:sz w:val="16"/>
+      <w:szCs w:val="16"/>
+    </w:rPr>
+  </w:style>
+  <w:style w:type="paragraph" w:styleId="a4">
+    <w:name w:val="annotation text"/>
+    <w:basedOn w:val="a"/>
+    <w:link w:val="a5"/>
+    <w:uiPriority w:val="99"/>
+    <w:semiHidden/>
+    <w:unhideWhenUsed/>
+    <w:rsid w:val="00624B12"/>
+    <w:pPr>
+      <w:spacing w:line="240" w:lineRule="auto"/>
+    </w:pPr>
+    <w:rPr>
+      <w:sz w:val="20"/>
+      <w:szCs w:val="20"/>
+    </w:rPr>
+  </w:style>
+  <w:style w:type="character" w:customStyle="1" w:styleId="a5">
+    <w:name w:val="Текст примечания Знак"/>
+    <w:basedOn w:val="a0"/>
+    <w:link w:val="a4"/>
+    <w:uiPriority w:val="99"/>
+    <w:semiHidden/>
+    <w:rsid w:val="00624B12"/>
+    <w:rPr>
+      <w:rFonts w:ascii="Times New Roman" w:eastAsia="Times New Roman" w:hAnsi="Times New Roman" w:cs="Times New Roman"/>
+      <w:color w:val="000000"/>
+      <w:sz w:val="20"/>
+      <w:szCs w:val="20"/>
+      <w:lang w:bidi="ru-RU"/>
+    </w:rPr>
+  </w:style>
+  <w:style w:type="paragraph" w:styleId="a6">
+    <w:name w:val="annotation subject"/>
+    <w:basedOn w:val="a4"/>
+    <w:next w:val="a4"/>
+    <w:link w:val="a7"/>
+    <w:uiPriority w:val="99"/>
+    <w:semiHidden/>
+    <w:unhideWhenUsed/>
+    <w:rsid w:val="00624B12"/>
+    <w:rPr>
+      <w:b/>
+      <w:bCs/>
+    </w:rPr>
+  </w:style>
+  <w:style w:type="character" w:customStyle="1" w:styleId="a7">
+    <w:name w:val="Тема примечания Знак"/>
+    <w:basedOn w:val="a5"/>
+    <w:link w:val="a6"/>
+    <w:uiPriority w:val="99"/>
+    <w:semiHidden/>
+    <w:rsid w:val="00624B12"/>
+    <w:rPr>
+      <w:rFonts w:ascii="Times New Roman" w:eastAsia="Times New Roman" w:hAnsi="Times New Roman" w:cs="Times New Roman"/>
+      <w:b/>
+      <w:bCs/>
+      <w:color w:val="000000"/>
+      <w:sz w:val="20"/>
+      <w:szCs w:val="20"/>
       <w:lang w:bidi="ru-RU"/>
     </w:rPr>
   </w:style>
@@ -29310,4 +30066,16 @@
     </a:ext>
   </a:extLst>
 </a:theme>
+</file>
+
+<file path=customXml/item1.xml><?xml version="1.0" encoding="utf-8"?>
+<b:Sources xmlns:b="http://schemas.openxmlformats.org/officeDocument/2006/bibliography" xmlns="http://schemas.openxmlformats.org/officeDocument/2006/bibliography" SelectedStyle="\APASixthEditionOfficeOnline.xsl" StyleName="APA" Version="6"/>
+</file>
+
+<file path=customXml/itemProps1.xml><?xml version="1.0" encoding="utf-8"?>
+<ds:datastoreItem xmlns:ds="http://schemas.openxmlformats.org/officeDocument/2006/customXml" ds:itemID="{F949BBE3-C4B8-4A98-84A9-F2A663D906D3}">
+  <ds:schemaRefs>
+    <ds:schemaRef ds:uri="http://schemas.openxmlformats.org/officeDocument/2006/bibliography"/>
+  </ds:schemaRefs>
+</ds:datastoreItem>
 </file>